--- a/docs/manuel-almaze.docx
+++ b/docs/manuel-almaze.docx
@@ -102,7 +102,7 @@
           <w:sz w:val="22"/>
           <w:szCs w:val="22"/>
         </w:rPr>
-        <w:t xml:space="preserve">Version 0.7.0 · octobre 2026</w:t>
+        <w:t xml:space="preserve">Version 1.0.0 · octobre 2026</w:t>
       </w:r>
     </w:p>
     <w:p>
@@ -594,7 +594,7 @@
       <w:r>
         <w:t xml:space="preserve"> depuis la page des </w:t>
       </w:r>
-      <w:hyperlink w:history="1" r:id="rId3pzioz_cll5ons0uxo78p">
+      <w:hyperlink w:history="1" r:id="rIdml60v-ew_qvc6uzpeb6uv">
         <w:r>
           <w:rPr>
             <w:rStyle w:val="Hyperlink"/>
@@ -715,7 +715,7 @@
         <w:t xml:space="preserve">AL Object Browser</w:t>
       </w:r>
       <w:r>
-        <w:t xml:space="preserve">. La mise à jour vers ALmaze désinstalle l’ancienne version ; vos réglages, vos récents, l’index des corpus et la connexion GitHub sont conservés.</w:t>
+        <w:t xml:space="preserve">. La mise à jour vers ALmaze 1.0 désinstalle l’ancienne version ; vos réglages, vos récents, l’index des corpus et la connexion GitHub sont conservés.</w:t>
       </w:r>
     </w:p>
     <w:p>

--- a/docs/manuel-almaze.docx
+++ b/docs/manuel-almaze.docx
@@ -102,7 +102,7 @@
           <w:sz w:val="22"/>
           <w:szCs w:val="22"/>
         </w:rPr>
-        <w:t xml:space="preserve">Version 1.0.0 · octobre 2026</w:t>
+        <w:t xml:space="preserve">Version 1.3.0 · octobre 2026</w:t>
       </w:r>
     </w:p>
     <w:p>
@@ -137,6 +137,21 @@
       <w:pPr>
         <w:spacing w:after="90"/>
       </w:pPr>
+      <w:hyperlink w:history="1" w:anchor="nouveautes">
+        <w:r>
+          <w:rPr>
+            <w:color w:val="1F2933"/>
+            <w:sz w:val="23"/>
+            <w:szCs w:val="23"/>
+          </w:rPr>
+          <w:t xml:space="preserve">2.  Nouveautés de la version 1.3</w:t>
+        </w:r>
+      </w:hyperlink>
+    </w:p>
+    <w:p>
+      <w:pPr>
+        <w:spacing w:after="90"/>
+      </w:pPr>
       <w:hyperlink w:history="1" w:anchor="installation">
         <w:r>
           <w:rPr>
@@ -144,7 +159,7 @@
             <w:sz w:val="23"/>
             <w:szCs w:val="23"/>
           </w:rPr>
-          <w:t xml:space="preserve">2.  Installation et mises à jour</w:t>
+          <w:t xml:space="preserve">3.  Installation et mises à jour</w:t>
         </w:r>
       </w:hyperlink>
     </w:p>
@@ -159,7 +174,7 @@
             <w:sz w:val="23"/>
             <w:szCs w:val="23"/>
           </w:rPr>
-          <w:t xml:space="preserve">3.  Ouvrir un corpus</w:t>
+          <w:t xml:space="preserve">4.  Ouvrir un corpus</w:t>
         </w:r>
       </w:hyperlink>
     </w:p>
@@ -174,7 +189,7 @@
             <w:sz w:val="23"/>
             <w:szCs w:val="23"/>
           </w:rPr>
-          <w:t xml:space="preserve">4.  La barre d’outils</w:t>
+          <w:t xml:space="preserve">5.  La barre d’outils</w:t>
         </w:r>
       </w:hyperlink>
     </w:p>
@@ -189,7 +204,7 @@
             <w:sz w:val="23"/>
             <w:szCs w:val="23"/>
           </w:rPr>
-          <w:t xml:space="preserve">5.  L’explorateur d’objets</w:t>
+          <w:t xml:space="preserve">6.  L’explorateur d’objets</w:t>
         </w:r>
       </w:hyperlink>
     </w:p>
@@ -204,7 +219,7 @@
             <w:sz w:val="23"/>
             <w:szCs w:val="23"/>
           </w:rPr>
-          <w:t xml:space="preserve">6.  La recherche rapide</w:t>
+          <w:t xml:space="preserve">7.  La recherche rapide</w:t>
         </w:r>
       </w:hyperlink>
     </w:p>
@@ -219,7 +234,22 @@
             <w:sz w:val="23"/>
             <w:szCs w:val="23"/>
           </w:rPr>
-          <w:t xml:space="preserve">7.  Lire le code</w:t>
+          <w:t xml:space="preserve">8.  Lire le code</w:t>
+        </w:r>
+      </w:hyperlink>
+    </w:p>
+    <w:p>
+      <w:pPr>
+        <w:spacing w:after="90"/>
+      </w:pPr>
+      <w:hyperlink w:history="1" w:anchor="vue-fonctionnelle">
+        <w:r>
+          <w:rPr>
+            <w:color w:val="1F2933"/>
+            <w:sz w:val="23"/>
+            <w:szCs w:val="23"/>
+          </w:rPr>
+          <w:t xml:space="preserve">9.  La Vue fonctionnelle</w:t>
         </w:r>
       </w:hyperlink>
     </w:p>
@@ -234,7 +264,7 @@
             <w:sz w:val="23"/>
             <w:szCs w:val="23"/>
           </w:rPr>
-          <w:t xml:space="preserve">8.  Trouver les utilisations</w:t>
+          <w:t xml:space="preserve">10.  Trouver les utilisations</w:t>
         </w:r>
       </w:hyperlink>
     </w:p>
@@ -249,7 +279,7 @@
             <w:sz w:val="23"/>
             <w:szCs w:val="23"/>
           </w:rPr>
-          <w:t xml:space="preserve">9.  Opérations de base sur une table</w:t>
+          <w:t xml:space="preserve">11.  Opérations de base sur une table</w:t>
         </w:r>
       </w:hyperlink>
     </w:p>
@@ -264,7 +294,7 @@
             <w:sz w:val="23"/>
             <w:szCs w:val="23"/>
           </w:rPr>
-          <w:t xml:space="preserve">10.  Hiérarchie d’appels</w:t>
+          <w:t xml:space="preserve">12.  Hiérarchie d’appels</w:t>
         </w:r>
       </w:hyperlink>
     </w:p>
@@ -279,7 +309,7 @@
             <w:sz w:val="23"/>
             <w:szCs w:val="23"/>
           </w:rPr>
-          <w:t xml:space="preserve">11.  La portée d’un membre</w:t>
+          <w:t xml:space="preserve">13.  La portée d’un membre</w:t>
         </w:r>
       </w:hyperlink>
     </w:p>
@@ -294,7 +324,7 @@
             <w:sz w:val="23"/>
             <w:szCs w:val="23"/>
           </w:rPr>
-          <w:t xml:space="preserve">12.  Les événements du corpus</w:t>
+          <w:t xml:space="preserve">14.  Les événements du corpus</w:t>
         </w:r>
       </w:hyperlink>
     </w:p>
@@ -309,7 +339,37 @@
             <w:sz w:val="23"/>
             <w:szCs w:val="23"/>
           </w:rPr>
-          <w:t xml:space="preserve">13.  Le jeu de permissions</w:t>
+          <w:t xml:space="preserve">15.  Le jeu de permissions</w:t>
+        </w:r>
+      </w:hyperlink>
+    </w:p>
+    <w:p>
+      <w:pPr>
+        <w:spacing w:after="90"/>
+      </w:pPr>
+      <w:hyperlink w:history="1" w:anchor="tickets">
+        <w:r>
+          <w:rPr>
+            <w:color w:val="1F2933"/>
+            <w:sz w:val="23"/>
+            <w:szCs w:val="23"/>
+          </w:rPr>
+          <w:t xml:space="preserve">16.  Rédiger un ticket</w:t>
+        </w:r>
+      </w:hyperlink>
+    </w:p>
+    <w:p>
+      <w:pPr>
+        <w:spacing w:after="90"/>
+      </w:pPr>
+      <w:hyperlink w:history="1" w:anchor="role-center">
+        <w:r>
+          <w:rPr>
+            <w:color w:val="1F2933"/>
+            <w:sz w:val="23"/>
+            <w:szCs w:val="23"/>
+          </w:rPr>
+          <w:t xml:space="preserve">17.  Composer un Role Center</w:t>
         </w:r>
       </w:hyperlink>
     </w:p>
@@ -324,7 +384,7 @@
             <w:sz w:val="23"/>
             <w:szCs w:val="23"/>
           </w:rPr>
-          <w:t xml:space="preserve">14.  Le rapport de chargement</w:t>
+          <w:t xml:space="preserve">18.  Le rapport de chargement</w:t>
         </w:r>
       </w:hyperlink>
     </w:p>
@@ -339,7 +399,7 @@
             <w:sz w:val="23"/>
             <w:szCs w:val="23"/>
           </w:rPr>
-          <w:t xml:space="preserve">15.  Les paramètres</w:t>
+          <w:t xml:space="preserve">19.  Les paramètres</w:t>
         </w:r>
       </w:hyperlink>
     </w:p>
@@ -354,7 +414,7 @@
             <w:sz w:val="23"/>
             <w:szCs w:val="23"/>
           </w:rPr>
-          <w:t xml:space="preserve">16.  Fenêtres et disposition</w:t>
+          <w:t xml:space="preserve">20.  Fenêtres et disposition</w:t>
         </w:r>
       </w:hyperlink>
     </w:p>
@@ -369,7 +429,7 @@
             <w:sz w:val="23"/>
             <w:szCs w:val="23"/>
           </w:rPr>
-          <w:t xml:space="preserve">17.  Pour les assistants IA : le serveur MCP</w:t>
+          <w:t xml:space="preserve">21.  Pour les assistants IA : le serveur MCP</w:t>
         </w:r>
       </w:hyperlink>
     </w:p>
@@ -384,7 +444,7 @@
             <w:sz w:val="23"/>
             <w:szCs w:val="23"/>
           </w:rPr>
-          <w:t xml:space="preserve">18.  Raccourcis clavier</w:t>
+          <w:t xml:space="preserve">22.  Raccourcis clavier</w:t>
         </w:r>
       </w:hyperlink>
     </w:p>
@@ -415,7 +475,20 @@
         <w:t xml:space="preserve">ALmaze</w:t>
       </w:r>
       <w:r>
-        <w:t xml:space="preserve"> est un explorateur du code AL de Microsoft Dynamics 365 Business Central. Il ouvre en lecture seule un projet, un workspace ou un dossier de packages, avec les applications Microsoft dont il dépend, et permet de retrouver en quelques secondes ce que l’on cherche d’habitude à la main dans VS Code ou dans les sources de la Base Application.</w:t>
+        <w:t xml:space="preserve"> est un explorateur du code AL de Microsoft Dynamics 365 Business Central. Il ouvre en lecture seule un projet, un fichier </w:t>
+      </w:r>
+      <w:r>
+        <w:rPr>
+          <w:rFonts w:ascii="Cascadia Mono" w:cs="Cascadia Mono" w:eastAsia="Cascadia Mono" w:hAnsi="Cascadia Mono"/>
+          <w:color w:val="1F2933"/>
+          <w:sz w:val="19"/>
+          <w:szCs w:val="19"/>
+          <w:shd w:fill="EEF1F5" w:color="auto" w:val="clear"/>
+        </w:rPr>
+        <w:t xml:space="preserve">.code-workspace</w:t>
+      </w:r>
+      <w:r>
+        <w:t xml:space="preserve"> ou un dossier de packages, avec les applications Microsoft dont il dépend, et permet de retrouver en quelques secondes ce que l’on cherche d’habitude à la main dans VS Code ou dans les sources de la Base Application.</w:t>
       </w:r>
     </w:p>
     <w:p>
@@ -557,10 +630,99 @@
     </w:p>
     <w:p>
       <w:pPr>
+        <w:pStyle w:val="ListParagraph"/>
+        <w:numPr>
+          <w:ilvl w:val="0"/>
+          <w:numId w:val="2"/>
+        </w:numPr>
+        <w:spacing w:after="60" w:line="290"/>
+      </w:pPr>
+      <w:r>
+        <w:t xml:space="preserve">Comment décrire une demande au développeur avec les bonnes références ? Un </w:t>
+      </w:r>
+      <w:r>
+        <w:rPr>
+          <w:b/>
+          <w:bCs/>
+        </w:rPr>
+        <w:t xml:space="preserve">ticket</w:t>
+      </w:r>
+      <w:r>
+        <w:t xml:space="preserve"> GitHub rédigé dans ALmaze.</w:t>
+      </w:r>
+    </w:p>
+    <w:p>
+      <w:pPr>
+        <w:pStyle w:val="ListParagraph"/>
+        <w:numPr>
+          <w:ilvl w:val="0"/>
+          <w:numId w:val="2"/>
+        </w:numPr>
+        <w:spacing w:after="60" w:line="290"/>
+      </w:pPr>
+      <w:r>
+        <w:t xml:space="preserve">Que voit le consultant à l’écran, et quel </w:t>
+      </w:r>
+      <w:r>
+        <w:rPr>
+          <w:b/>
+          <w:bCs/>
+        </w:rPr>
+        <w:t xml:space="preserve">paramétrage</w:t>
+      </w:r>
+      <w:r>
+        <w:t xml:space="preserve"> lit ce champ ? La </w:t>
+      </w:r>
+      <w:r>
+        <w:rPr>
+          <w:b/>
+          <w:bCs/>
+        </w:rPr>
+        <w:t xml:space="preserve">Vue fonctionnelle</w:t>
+      </w:r>
+      <w:r>
+        <w:t xml:space="preserve">.</w:t>
+      </w:r>
+    </w:p>
+    <w:p>
+      <w:pPr>
+        <w:pStyle w:val="ListParagraph"/>
+        <w:numPr>
+          <w:ilvl w:val="0"/>
+          <w:numId w:val="2"/>
+        </w:numPr>
+        <w:spacing w:after="60" w:line="290"/>
+      </w:pPr>
+      <w:r>
+        <w:t xml:space="preserve">À quoi ressemblera ce </w:t>
+      </w:r>
+      <w:r>
+        <w:rPr>
+          <w:b/>
+          <w:bCs/>
+        </w:rPr>
+        <w:t xml:space="preserve">Role Center</w:t>
+      </w:r>
+      <w:r>
+        <w:t xml:space="preserve">, et quelles permissions demande son profil ? L’</w:t>
+      </w:r>
+      <w:r>
+        <w:rPr>
+          <w:b/>
+          <w:bCs/>
+        </w:rPr>
+        <w:t xml:space="preserve">éditeur de Role Center</w:t>
+      </w:r>
+      <w:r>
+        <w:t xml:space="preserve">.</w:t>
+      </w:r>
+    </w:p>
+    <w:p>
+      <w:pPr>
         <w:spacing w:after="140" w:line="300"/>
       </w:pPr>
       <w:r>
-        <w:t xml:space="preserve">ALmaze ne modifie jamais le code : il le lit, l’indexe et l’affiche. Il fonctionne hors ligne une fois les dépendances téléchargées.</w:t>
+        <w:t xml:space="preserve">ALmaze ne modifie jamais le code : il le lit, l’indexe et l’affiche ; il peut publier des tickets GitHub, sans rien écrire dans les dépôts. Il fonctionne hors ligne une fois les dépendances téléchargées.</w:t>
       </w:r>
     </w:p>
     <w:p>
@@ -568,9 +730,352 @@
         <w:pStyle w:val="Heading1"/>
         <w:pageBreakBefore/>
       </w:pPr>
+      <w:bookmarkStart w:name="nouveautes" w:id="1"/>
+      <w:r>
+        <w:t xml:space="preserve">2. Nouveautés de la version 1.3</w:t>
+      </w:r>
+      <w:bookmarkEnd w:id="1"/>
+    </w:p>
+    <w:p>
+      <w:pPr>
+        <w:spacing w:after="140" w:line="300"/>
+      </w:pPr>
+      <w:r>
+        <w:t xml:space="preserve">La version 1.3 refond l’interface, sans changer ce qu’elle permet de faire :</w:t>
+      </w:r>
+    </w:p>
+    <w:p>
+      <w:pPr>
+        <w:pStyle w:val="ListParagraph"/>
+        <w:numPr>
+          <w:ilvl w:val="0"/>
+          <w:numId w:val="2"/>
+        </w:numPr>
+        <w:spacing w:after="60" w:line="290"/>
+      </w:pPr>
+      <w:r>
+        <w:rPr>
+          <w:b/>
+          <w:bCs/>
+        </w:rPr>
+        <w:t xml:space="preserve">En-tête d’objet compact</w:t>
+      </w:r>
+      <w:r>
+        <w:t xml:space="preserve"> : les actions de l’objet tiennent sur une ligne, en icônes quand la place manque, le surplus dans un menu </w:t>
+      </w:r>
+      <w:r>
+        <w:rPr>
+          <w:b/>
+          <w:bCs/>
+        </w:rPr>
+        <w:t xml:space="preserve">…</w:t>
+      </w:r>
+      <w:r>
+        <w:t xml:space="preserve"> ; une seule recherche de membres, </w:t>
+      </w:r>
+      <w:r>
+        <w:rPr>
+          <w:rFonts w:ascii="Cascadia Mono" w:cs="Cascadia Mono" w:eastAsia="Cascadia Mono" w:hAnsi="Cascadia Mono"/>
+          <w:b/>
+          <w:bCs/>
+          <w:color w:val="1F2933"/>
+          <w:sz w:val="18"/>
+          <w:szCs w:val="18"/>
+          <w:shd w:fill="E3E7ED" w:color="auto" w:val="clear"/>
+        </w:rPr>
+        <w:t xml:space="preserve"> Ctrl+F </w:t>
+      </w:r>
+      <w:r>
+        <w:t xml:space="preserve"> (voir Lire le code).</w:t>
+      </w:r>
+    </w:p>
+    <w:p>
+      <w:pPr>
+        <w:pStyle w:val="ListParagraph"/>
+        <w:numPr>
+          <w:ilvl w:val="0"/>
+          <w:numId w:val="2"/>
+        </w:numPr>
+        <w:spacing w:after="60" w:line="290"/>
+      </w:pPr>
+      <w:r>
+        <w:rPr>
+          <w:b/>
+          <w:bCs/>
+        </w:rPr>
+        <w:t xml:space="preserve">Panneaux du bas</w:t>
+      </w:r>
+      <w:r>
+        <w:t xml:space="preserve"> : même en-tête partout (titre, compteur, </w:t>
+      </w:r>
+      <w:r>
+        <w:rPr>
+          <w:b/>
+          <w:bCs/>
+        </w:rPr>
+        <w:t xml:space="preserve">Exporter…</w:t>
+      </w:r>
+      <w:r>
+        <w:t xml:space="preserve">, Détacher, Fermer), onglets intégrés, filtres </w:t>
+      </w:r>
+      <w:r>
+        <w:rPr>
+          <w:b/>
+          <w:bCs/>
+        </w:rPr>
+        <w:t xml:space="preserve">Inclure :</w:t>
+      </w:r>
+      <w:r>
+        <w:t xml:space="preserve"> et choix </w:t>
+      </w:r>
+      <w:r>
+        <w:rPr>
+          <w:b/>
+          <w:bCs/>
+        </w:rPr>
+        <w:t xml:space="preserve">Apps du corpus</w:t>
+      </w:r>
+      <w:r>
+        <w:t xml:space="preserve"> / </w:t>
+      </w:r>
+      <w:r>
+        <w:rPr>
+          <w:b/>
+          <w:bCs/>
+        </w:rPr>
+        <w:t xml:space="preserve">Toutes les apps</w:t>
+      </w:r>
+      <w:r>
+        <w:t xml:space="preserve">.</w:t>
+      </w:r>
+    </w:p>
+    <w:p>
+      <w:pPr>
+        <w:pStyle w:val="ListParagraph"/>
+        <w:numPr>
+          <w:ilvl w:val="0"/>
+          <w:numId w:val="2"/>
+        </w:numPr>
+        <w:spacing w:after="60" w:line="290"/>
+      </w:pPr>
+      <w:r>
+        <w:rPr>
+          <w:b/>
+          <w:bCs/>
+        </w:rPr>
+        <w:t xml:space="preserve">Dialogues</w:t>
+      </w:r>
+      <w:r>
+        <w:t xml:space="preserve"> homogènes : croix en haut à droite, </w:t>
+      </w:r>
+      <w:r>
+        <w:rPr>
+          <w:rFonts w:ascii="Cascadia Mono" w:cs="Cascadia Mono" w:eastAsia="Cascadia Mono" w:hAnsi="Cascadia Mono"/>
+          <w:b/>
+          <w:bCs/>
+          <w:color w:val="1F2933"/>
+          <w:sz w:val="18"/>
+          <w:szCs w:val="18"/>
+          <w:shd w:fill="E3E7ED" w:color="auto" w:val="clear"/>
+        </w:rPr>
+        <w:t xml:space="preserve"> Échap </w:t>
+      </w:r>
+      <w:r>
+        <w:t xml:space="preserve"> ou un clic à côté pour fermer, focus gardé dans le dialogue.</w:t>
+      </w:r>
+    </w:p>
+    <w:p>
+      <w:pPr>
+        <w:pStyle w:val="ListParagraph"/>
+        <w:numPr>
+          <w:ilvl w:val="0"/>
+          <w:numId w:val="2"/>
+        </w:numPr>
+        <w:spacing w:after="60" w:line="290"/>
+      </w:pPr>
+      <w:r>
+        <w:rPr>
+          <w:b/>
+          <w:bCs/>
+        </w:rPr>
+        <w:t xml:space="preserve">Notifications</w:t>
+      </w:r>
+      <w:r>
+        <w:t xml:space="preserve"> empilées en bas à droite : indexation, échec de l’ouverture dans VS Code, mise à jour disponible.</w:t>
+      </w:r>
+    </w:p>
+    <w:p>
+      <w:pPr>
+        <w:pStyle w:val="ListParagraph"/>
+        <w:numPr>
+          <w:ilvl w:val="0"/>
+          <w:numId w:val="2"/>
+        </w:numPr>
+        <w:spacing w:after="60" w:line="290"/>
+      </w:pPr>
+      <w:r>
+        <w:rPr>
+          <w:b/>
+          <w:bCs/>
+        </w:rPr>
+        <w:t xml:space="preserve">Diagrammes</w:t>
+      </w:r>
+      <w:r>
+        <w:t xml:space="preserve"> lisibles à l’ouverture, libellés des liens au survol, bouton </w:t>
+      </w:r>
+      <w:r>
+        <w:rPr>
+          <w:b/>
+          <w:bCs/>
+        </w:rPr>
+        <w:t xml:space="preserve">Ajuster</w:t>
+      </w:r>
+      <w:r>
+        <w:t xml:space="preserve"> pour la vue d’ensemble.</w:t>
+      </w:r>
+    </w:p>
+    <w:p>
+      <w:pPr>
+        <w:pStyle w:val="ListParagraph"/>
+        <w:numPr>
+          <w:ilvl w:val="0"/>
+          <w:numId w:val="2"/>
+        </w:numPr>
+        <w:spacing w:after="60" w:line="290"/>
+      </w:pPr>
+      <w:r>
+        <w:t xml:space="preserve">Thème </w:t>
+      </w:r>
+      <w:r>
+        <w:rPr>
+          <w:b/>
+          <w:bCs/>
+        </w:rPr>
+        <w:t xml:space="preserve">Sombre</w:t>
+      </w:r>
+      <w:r>
+        <w:t xml:space="preserve"> (anciennement « Dark mode »), contrastes renforcés dans les trois thèmes, icônes uniformes.</w:t>
+      </w:r>
+    </w:p>
+    <w:p>
+      <w:pPr>
+        <w:pStyle w:val="ListParagraph"/>
+        <w:numPr>
+          <w:ilvl w:val="0"/>
+          <w:numId w:val="2"/>
+        </w:numPr>
+        <w:spacing w:after="60" w:line="290"/>
+      </w:pPr>
+      <w:r>
+        <w:t xml:space="preserve">Événements : la colonne </w:t>
+      </w:r>
+      <w:r>
+        <w:rPr>
+          <w:b/>
+          <w:bCs/>
+        </w:rPr>
+        <w:t xml:space="preserve">Levé par</w:t>
+      </w:r>
+      <w:r>
+        <w:t xml:space="preserve"> (anciennement « Publisher ») ; « corpus » remplace « workspace » dans les libellés.</w:t>
+      </w:r>
+    </w:p>
+    <w:p>
+      <w:pPr>
+        <w:spacing w:after="140" w:line="300"/>
+      </w:pPr>
+      <w:r>
+        <w:t xml:space="preserve">Les versions 1.1 et 1.2 ont apporté la </w:t>
+      </w:r>
+      <w:r>
+        <w:rPr>
+          <w:b/>
+          <w:bCs/>
+        </w:rPr>
+        <w:t xml:space="preserve">Vue fonctionnelle</w:t>
+      </w:r>
+      <w:r>
+        <w:t xml:space="preserve"> et le </w:t>
+      </w:r>
+      <w:r>
+        <w:rPr>
+          <w:b/>
+          <w:bCs/>
+        </w:rPr>
+        <w:t xml:space="preserve">paramétrage lu</w:t>
+      </w:r>
+      <w:r>
+        <w:t xml:space="preserve"> d’un champ, les </w:t>
+      </w:r>
+      <w:r>
+        <w:rPr>
+          <w:b/>
+          <w:bCs/>
+        </w:rPr>
+        <w:t xml:space="preserve">brouillons de ticket</w:t>
+      </w:r>
+      <w:r>
+        <w:t xml:space="preserve"> publiés sur GitHub, l’</w:t>
+      </w:r>
+      <w:r>
+        <w:rPr>
+          <w:b/>
+          <w:bCs/>
+        </w:rPr>
+        <w:t xml:space="preserve">éditeur de Role Center</w:t>
+      </w:r>
+      <w:r>
+        <w:t xml:space="preserve"> avec son designer et les </w:t>
+      </w:r>
+      <w:r>
+        <w:rPr>
+          <w:b/>
+          <w:bCs/>
+        </w:rPr>
+        <w:t xml:space="preserve">permissions du profil</w:t>
+      </w:r>
+      <w:r>
+        <w:t xml:space="preserve">, les </w:t>
+      </w:r>
+      <w:r>
+        <w:rPr>
+          <w:b/>
+          <w:bCs/>
+        </w:rPr>
+        <w:t xml:space="preserve">utilisations d’un Label</w:t>
+      </w:r>
+      <w:r>
+        <w:t xml:space="preserve">, le </w:t>
+      </w:r>
+      <w:r>
+        <w:rPr>
+          <w:b/>
+          <w:bCs/>
+        </w:rPr>
+        <w:t xml:space="preserve">survol</w:t>
+      </w:r>
+      <w:r>
+        <w:t xml:space="preserve"> des textes traduisibles et les </w:t>
+      </w:r>
+      <w:r>
+        <w:rPr>
+          <w:b/>
+          <w:bCs/>
+        </w:rPr>
+        <w:t xml:space="preserve">langues de traduction</w:t>
+      </w:r>
+      <w:r>
+        <w:t xml:space="preserve">. L’export des permissions regroupe désormais un objet présent plusieurs fois en une seule entrée.</w:t>
+      </w:r>
+    </w:p>
+    <w:p>
+      <w:pPr>
+        <w:pStyle w:val="Heading1"/>
+        <w:pageBreakBefore/>
+      </w:pPr>
       <w:bookmarkStart w:name="installation" w:id="1"/>
       <w:r>
-        <w:t xml:space="preserve">2. Installation et mises à jour</w:t>
+        <w:t xml:space="preserve">3. Installation et mises à jour</w:t>
       </w:r>
       <w:bookmarkEnd w:id="1"/>
     </w:p>
@@ -594,7 +1099,7 @@
       <w:r>
         <w:t xml:space="preserve"> depuis la page des </w:t>
       </w:r>
-      <w:hyperlink w:history="1" r:id="rIdml60v-ew_qvc6uzpeb6uv">
+      <w:hyperlink w:history="1" r:id="rIdeqq8hotiy9qtb28ufuwty">
         <w:r>
           <w:rPr>
             <w:rStyle w:val="Hyperlink"/>
@@ -672,7 +1177,7 @@
         <w:t xml:space="preserve">Mises à jour.</w:t>
       </w:r>
       <w:r>
-        <w:t xml:space="preserve"> À chaque lancement, ALmaze vérifie s’il existe une version plus récente et la propose dans un bandeau : </w:t>
+        <w:t xml:space="preserve"> À chaque lancement, ALmaze vérifie s’il existe une version plus récente et la propose dans une notification en bas à droite de la fenêtre : </w:t>
       </w:r>
       <w:r>
         <w:rPr>
@@ -725,7 +1230,7 @@
       </w:pPr>
       <w:bookmarkStart w:name="ouvrir" w:id="1"/>
       <w:r>
-        <w:t xml:space="preserve">3. Ouvrir un corpus</w:t>
+        <w:t xml:space="preserve">4. Ouvrir un corpus</w:t>
       </w:r>
       <w:bookmarkEnd w:id="1"/>
     </w:p>
@@ -851,7 +1356,7 @@
               <w:spacing w:after="0"/>
             </w:pPr>
             <w:r>
-              <w:t xml:space="preserve">Tous les dossiers du workspace : projets AL et leurs dossiers </w:t>
+              <w:t xml:space="preserve">Tous les dossiers listés dans le fichier : projets AL et leurs dossiers </w:t>
             </w:r>
             <w:r>
               <w:rPr>
@@ -1011,7 +1516,7 @@
       <w:r>
         <w:drawing>
           <wp:inline distT="0" distB="0" distL="0" distR="0">
-            <wp:extent cx="6115050" cy="3419475"/>
+            <wp:extent cx="6115050" cy="3438525"/>
             <wp:effectExtent t="0" r="0" b="0" l="0"/>
             <wp:docPr id="1" name="" descr="" title=""/>
             <wp:cNvGraphicFramePr>
@@ -1036,7 +1541,7 @@
                   <pic:spPr bwMode="auto">
                     <a:xfrm>
                       <a:off x="0" y="0"/>
-                      <a:ext cx="6115050" cy="3419475"/>
+                      <a:ext cx="6115050" cy="3438525"/>
                     </a:xfrm>
                     <a:prstGeom prst="rect">
                       <a:avLst/>
@@ -1108,7 +1613,7 @@
       </w:pPr>
       <w:bookmarkStart w:name="barre" w:id="1"/>
       <w:r>
-        <w:t xml:space="preserve">4. La barre d’outils</w:t>
+        <w:t xml:space="preserve">5. La barre d’outils</w:t>
       </w:r>
       <w:bookmarkEnd w:id="1"/>
     </w:p>
@@ -1625,7 +2130,7 @@
               <w:spacing w:after="0"/>
             </w:pPr>
             <w:r>
-              <w:t xml:space="preserve">Paramètres</w:t>
+              <w:t xml:space="preserve">Tickets</w:t>
             </w:r>
           </w:p>
         </w:tc>
@@ -1644,6 +2149,151 @@
               <w:spacing w:after="0"/>
             </w:pPr>
             <w:r>
+              <w:t xml:space="preserve">Les brouillons de ticket du corpus, avec le nombre d’éléments du brouillon actif.</w:t>
+            </w:r>
+          </w:p>
+        </w:tc>
+      </w:tr>
+      <w:tr>
+        <w:tc>
+          <w:tcPr>
+            <w:tcW w:type="dxa" w:w="3000"/>
+            <w:tcMar>
+              <w:top w:type="dxa" w:w="60"/>
+              <w:left w:type="dxa" w:w="100"/>
+              <w:bottom w:type="dxa" w:w="60"/>
+              <w:right w:type="dxa" w:w="100"/>
+            </w:tcMar>
+          </w:tcPr>
+          <w:p>
+            <w:pPr>
+              <w:spacing w:after="0"/>
+            </w:pPr>
+            <w:r>
+              <w:t xml:space="preserve">Role Center</w:t>
+            </w:r>
+          </w:p>
+        </w:tc>
+        <w:tc>
+          <w:tcPr>
+            <w:tcW w:type="dxa" w:w="6638"/>
+            <w:tcMar>
+              <w:top w:type="dxa" w:w="60"/>
+              <w:left w:type="dxa" w:w="100"/>
+              <w:bottom w:type="dxa" w:w="60"/>
+              <w:right w:type="dxa" w:w="100"/>
+            </w:tcMar>
+          </w:tcPr>
+          <w:p>
+            <w:pPr>
+              <w:spacing w:after="0"/>
+            </w:pPr>
+            <w:r>
+              <w:t xml:space="preserve">Ouvrir l’éditeur de Role Center : composer un Role Center, en tirer un ticket et un squelette AL.</w:t>
+            </w:r>
+          </w:p>
+        </w:tc>
+      </w:tr>
+      <w:tr>
+        <w:tc>
+          <w:tcPr>
+            <w:tcW w:type="dxa" w:w="3000"/>
+            <w:tcMar>
+              <w:top w:type="dxa" w:w="60"/>
+              <w:left w:type="dxa" w:w="100"/>
+              <w:bottom w:type="dxa" w:w="60"/>
+              <w:right w:type="dxa" w:w="100"/>
+            </w:tcMar>
+          </w:tcPr>
+          <w:p>
+            <w:pPr>
+              <w:spacing w:after="0"/>
+            </w:pPr>
+            <w:r>
+              <w:t xml:space="preserve">Vue fonctionnelle</w:t>
+            </w:r>
+          </w:p>
+        </w:tc>
+        <w:tc>
+          <w:tcPr>
+            <w:tcW w:type="dxa" w:w="6638"/>
+            <w:tcMar>
+              <w:top w:type="dxa" w:w="60"/>
+              <w:left w:type="dxa" w:w="100"/>
+              <w:bottom w:type="dxa" w:w="60"/>
+              <w:right w:type="dxa" w:w="100"/>
+            </w:tcMar>
+          </w:tcPr>
+          <w:p>
+            <w:pPr>
+              <w:spacing w:after="0"/>
+            </w:pPr>
+            <w:r>
+              <w:t xml:space="preserve">Basculer entre la vue développeur (le code) et la </w:t>
+            </w:r>
+            <w:r>
+              <w:rPr>
+                <w:b/>
+                <w:bCs/>
+              </w:rPr>
+              <w:t xml:space="preserve">Vue fonctionnelle</w:t>
+            </w:r>
+            <w:r>
+              <w:t xml:space="preserve"> des consultants (les écrans) (</w:t>
+            </w:r>
+            <w:r>
+              <w:rPr>
+                <w:rFonts w:ascii="Cascadia Mono" w:cs="Cascadia Mono" w:eastAsia="Cascadia Mono" w:hAnsi="Cascadia Mono"/>
+                <w:b/>
+                <w:bCs/>
+                <w:color w:val="1F2933"/>
+                <w:sz w:val="18"/>
+                <w:szCs w:val="18"/>
+                <w:shd w:fill="E3E7ED" w:color="auto" w:val="clear"/>
+              </w:rPr>
+              <w:t xml:space="preserve"> Ctrl+Alt+V </w:t>
+            </w:r>
+            <w:r>
+              <w:t xml:space="preserve">).</w:t>
+            </w:r>
+          </w:p>
+        </w:tc>
+      </w:tr>
+      <w:tr>
+        <w:tc>
+          <w:tcPr>
+            <w:tcW w:type="dxa" w:w="3000"/>
+            <w:tcMar>
+              <w:top w:type="dxa" w:w="60"/>
+              <w:left w:type="dxa" w:w="100"/>
+              <w:bottom w:type="dxa" w:w="60"/>
+              <w:right w:type="dxa" w:w="100"/>
+            </w:tcMar>
+          </w:tcPr>
+          <w:p>
+            <w:pPr>
+              <w:spacing w:after="0"/>
+            </w:pPr>
+            <w:r>
+              <w:t xml:space="preserve">Paramètres</w:t>
+            </w:r>
+          </w:p>
+        </w:tc>
+        <w:tc>
+          <w:tcPr>
+            <w:tcW w:type="dxa" w:w="6638"/>
+            <w:tcMar>
+              <w:top w:type="dxa" w:w="60"/>
+              <w:left w:type="dxa" w:w="100"/>
+              <w:bottom w:type="dxa" w:w="60"/>
+              <w:right w:type="dxa" w:w="100"/>
+            </w:tcMar>
+          </w:tcPr>
+          <w:p>
+            <w:pPr>
+              <w:spacing w:after="0"/>
+            </w:pPr>
+            <w:r>
               <w:t xml:space="preserve">Thème, densité, sources Microsoft, GitHub, corpus, mises à jour. Une pastille signale un téléchargement en cours ou une mise à jour disponible.</w:t>
             </w:r>
           </w:p>
@@ -1672,7 +2322,7 @@
       <w:r>
         <w:drawing>
           <wp:inline distT="0" distB="0" distL="0" distR="0">
-            <wp:extent cx="6115050" cy="495300"/>
+            <wp:extent cx="6115050" cy="466725"/>
             <wp:effectExtent t="0" r="0" b="0" l="0"/>
             <wp:docPr id="1" name="" descr="" title=""/>
             <wp:cNvGraphicFramePr>
@@ -1697,7 +2347,7 @@
                   <pic:spPr bwMode="auto">
                     <a:xfrm>
                       <a:off x="0" y="0"/>
-                      <a:ext cx="6115050" cy="495300"/>
+                      <a:ext cx="6115050" cy="466725"/>
                     </a:xfrm>
                     <a:prstGeom prst="rect">
                       <a:avLst/>
@@ -1733,7 +2383,7 @@
       </w:pPr>
       <w:bookmarkStart w:name="explorateur" w:id="1"/>
       <w:r>
-        <w:t xml:space="preserve">5. L’explorateur d’objets</w:t>
+        <w:t xml:space="preserve">6. L’explorateur d’objets</w:t>
       </w:r>
       <w:bookmarkEnd w:id="1"/>
     </w:p>
@@ -1820,7 +2470,7 @@
         <w:spacing w:after="140" w:line="300"/>
       </w:pPr>
       <w:r>
-        <w:t xml:space="preserve">Les filtres tiennent sur une ligne :</w:t>
+        <w:t xml:space="preserve">Les filtres, en haut de l’explorateur :</w:t>
       </w:r>
     </w:p>
     <w:p>
@@ -1954,7 +2604,7 @@
       <w:r>
         <w:drawing>
           <wp:inline distT="0" distB="0" distL="0" distR="0">
-            <wp:extent cx="6115050" cy="5324475"/>
+            <wp:extent cx="6115050" cy="5429250"/>
             <wp:effectExtent t="0" r="0" b="0" l="0"/>
             <wp:docPr id="1" name="" descr="" title=""/>
             <wp:cNvGraphicFramePr>
@@ -1979,7 +2629,7 @@
                   <pic:spPr bwMode="auto">
                     <a:xfrm>
                       <a:off x="0" y="0"/>
-                      <a:ext cx="6115050" cy="5324475"/>
+                      <a:ext cx="6115050" cy="5429250"/>
                     </a:xfrm>
                     <a:prstGeom prst="rect">
                       <a:avLst/>
@@ -2045,7 +2695,7 @@
       <w:r>
         <w:drawing>
           <wp:inline distT="0" distB="0" distL="0" distR="0">
-            <wp:extent cx="6115050" cy="6600825"/>
+            <wp:extent cx="6115050" cy="6715125"/>
             <wp:effectExtent t="0" r="0" b="0" l="0"/>
             <wp:docPr id="1" name="" descr="" title=""/>
             <wp:cNvGraphicFramePr>
@@ -2070,7 +2720,7 @@
                   <pic:spPr bwMode="auto">
                     <a:xfrm>
                       <a:off x="0" y="0"/>
-                      <a:ext cx="6115050" cy="6600825"/>
+                      <a:ext cx="6115050" cy="6715125"/>
                     </a:xfrm>
                     <a:prstGeom prst="rect">
                       <a:avLst/>
@@ -2108,7 +2758,7 @@
       <w:r>
         <w:drawing>
           <wp:inline distT="0" distB="0" distL="0" distR="0">
-            <wp:extent cx="6115050" cy="6600825"/>
+            <wp:extent cx="6115050" cy="6715125"/>
             <wp:effectExtent t="0" r="0" b="0" l="0"/>
             <wp:docPr id="1" name="" descr="" title=""/>
             <wp:cNvGraphicFramePr>
@@ -2133,7 +2783,7 @@
                   <pic:spPr bwMode="auto">
                     <a:xfrm>
                       <a:off x="0" y="0"/>
-                      <a:ext cx="6115050" cy="6600825"/>
+                      <a:ext cx="6115050" cy="6715125"/>
                     </a:xfrm>
                     <a:prstGeom prst="rect">
                       <a:avLst/>
@@ -2227,7 +2877,17 @@
         <w:t xml:space="preserve">Vue aplatie</w:t>
       </w:r>
       <w:r>
-        <w:t xml:space="preserve"> (l’objet et toutes ses extensions réunis).</w:t>
+        <w:t xml:space="preserve"> (l’objet et toutes ses extensions réunis), et </w:t>
+      </w:r>
+      <w:r>
+        <w:rPr>
+          <w:b/>
+          <w:bCs/>
+        </w:rPr>
+        <w:t xml:space="preserve">Ajouter au ticket</w:t>
+      </w:r>
+      <w:r>
+        <w:t xml:space="preserve">.</w:t>
       </w:r>
     </w:p>
     <w:p>
@@ -2237,7 +2897,7 @@
       </w:pPr>
       <w:bookmarkStart w:name="recherche" w:id="1"/>
       <w:r>
-        <w:t xml:space="preserve">6. La recherche rapide</w:t>
+        <w:t xml:space="preserve">7. La recherche rapide</w:t>
       </w:r>
       <w:bookmarkEnd w:id="1"/>
     </w:p>
@@ -2258,7 +2918,7 @@
         <w:t xml:space="preserve"> Ctrl+P </w:t>
       </w:r>
       <w:r>
-        <w:t xml:space="preserve">, ou le champ au centre de la barre, ouvre la recherche rapide. Elle trouve un objet ou un membre (champ, procédure, événement…) par son nom, sa caption ou son ID :</w:t>
+        <w:t xml:space="preserve">, ou le champ au centre de la barre, ouvre la recherche rapide. Elle trouve un objet, un membre (champ, procédure, événement…) ou un Label par son nom, son ID ou un texte affiché dans Business Central :</w:t>
       </w:r>
     </w:p>
     <w:p>
@@ -2294,7 +2954,7 @@
         <w:t xml:space="preserve">fleet</w:t>
       </w:r>
       <w:r>
-        <w:t xml:space="preserve"> : recherche approximative dans les noms et les captions ;</w:t>
+        <w:t xml:space="preserve"> : recherche approximative dans les noms et les textes ;</w:t>
       </w:r>
     </w:p>
     <w:p>
@@ -2379,7 +3039,201 @@
         <w:t xml:space="preserve">"Sales-Post".Run</w:t>
       </w:r>
       <w:r>
-        <w:t xml:space="preserve"> : un membre d’un objet.</w:t>
+        <w:t xml:space="preserve"> : un membre d’un objet ;</w:t>
+      </w:r>
+    </w:p>
+    <w:p>
+      <w:pPr>
+        <w:pStyle w:val="ListParagraph"/>
+        <w:numPr>
+          <w:ilvl w:val="0"/>
+          <w:numId w:val="2"/>
+        </w:numPr>
+        <w:spacing w:after="60" w:line="290"/>
+      </w:pPr>
+      <w:r>
+        <w:rPr>
+          <w:rFonts w:ascii="Cascadia Mono" w:cs="Cascadia Mono" w:eastAsia="Cascadia Mono" w:hAnsi="Cascadia Mono"/>
+          <w:color w:val="1F2933"/>
+          <w:sz w:val="19"/>
+          <w:szCs w:val="19"/>
+          <w:shd w:fill="EEF1F5" w:color="auto" w:val="clear"/>
+        </w:rPr>
+        <w:t xml:space="preserve">Fiche client</w:t>
+      </w:r>
+      <w:r>
+        <w:t xml:space="preserve">, </w:t>
+      </w:r>
+      <w:r>
+        <w:rPr>
+          <w:rFonts w:ascii="Cascadia Mono" w:cs="Cascadia Mono" w:eastAsia="Cascadia Mono" w:hAnsi="Cascadia Mono"/>
+          <w:color w:val="1F2933"/>
+          <w:sz w:val="19"/>
+          <w:szCs w:val="19"/>
+          <w:shd w:fill="EEF1F5" w:color="auto" w:val="clear"/>
+        </w:rPr>
+        <w:t xml:space="preserve">Facture</w:t>
+      </w:r>
+      <w:r>
+        <w:t xml:space="preserve">, </w:t>
+      </w:r>
+      <w:r>
+        <w:rPr>
+          <w:rFonts w:ascii="Cascadia Mono" w:cs="Cascadia Mono" w:eastAsia="Cascadia Mono" w:hAnsi="Cascadia Mono"/>
+          <w:color w:val="1F2933"/>
+          <w:sz w:val="19"/>
+          <w:szCs w:val="19"/>
+          <w:shd w:fill="EEF1F5" w:color="auto" w:val="clear"/>
+        </w:rPr>
+        <w:t xml:space="preserve">Le client 10000 n’existe pas.</w:t>
+      </w:r>
+      <w:r>
+        <w:t xml:space="preserve"> : un libellé d’écran ou un message, en anglais ou dans une des </w:t>
+      </w:r>
+      <w:r>
+        <w:rPr>
+          <w:b/>
+          <w:bCs/>
+        </w:rPr>
+        <w:t xml:space="preserve">langues de traduction</w:t>
+      </w:r>
+      <w:r>
+        <w:t xml:space="preserve"> (voir les Réglages) ;</w:t>
+      </w:r>
+    </w:p>
+    <w:p>
+      <w:pPr>
+        <w:pStyle w:val="ListParagraph"/>
+        <w:numPr>
+          <w:ilvl w:val="0"/>
+          <w:numId w:val="2"/>
+        </w:numPr>
+        <w:spacing w:after="60" w:line="290"/>
+      </w:pPr>
+      <w:r>
+        <w:t xml:space="preserve">une </w:t>
+      </w:r>
+      <w:r>
+        <w:rPr>
+          <w:b/>
+          <w:bCs/>
+        </w:rPr>
+        <w:t xml:space="preserve">URL de Business Central</w:t>
+      </w:r>
+      <w:r>
+        <w:t xml:space="preserve"> (</w:t>
+      </w:r>
+      <w:r>
+        <w:rPr>
+          <w:rFonts w:ascii="Cascadia Mono" w:cs="Cascadia Mono" w:eastAsia="Cascadia Mono" w:hAnsi="Cascadia Mono"/>
+          <w:color w:val="1F2933"/>
+          <w:sz w:val="19"/>
+          <w:szCs w:val="19"/>
+          <w:shd w:fill="EEF1F5" w:color="auto" w:val="clear"/>
+        </w:rPr>
+        <w:t xml:space="preserve">https://businesscentral.dynamics.com/…?company=…&amp;page=21</w:t>
+      </w:r>
+      <w:r>
+        <w:t xml:space="preserve">) : la page de cet ID. Collée dans la recherche (ou n’importe où dans la fenêtre, hors d’un champ de saisie), elle ouvre directement la page si une seule app la déclare ; sinon la liste propose de choisir. Une URL sans </w:t>
+      </w:r>
+      <w:r>
+        <w:rPr>
+          <w:rFonts w:ascii="Cascadia Mono" w:cs="Cascadia Mono" w:eastAsia="Cascadia Mono" w:hAnsi="Cascadia Mono"/>
+          <w:color w:val="1F2933"/>
+          <w:sz w:val="19"/>
+          <w:szCs w:val="19"/>
+          <w:shd w:fill="EEF1F5" w:color="auto" w:val="clear"/>
+        </w:rPr>
+        <w:t xml:space="preserve">page=</w:t>
+      </w:r>
+      <w:r>
+        <w:t xml:space="preserve">, ou dont la page n’est pas dans le corpus, le dit.</w:t>
+      </w:r>
+    </w:p>
+    <w:p>
+      <w:pPr>
+        <w:spacing w:after="140" w:line="300"/>
+      </w:pPr>
+      <w:r>
+        <w:t xml:space="preserve">Les textes cherchés sont la </w:t>
+      </w:r>
+      <w:r>
+        <w:rPr>
+          <w:rFonts w:ascii="Cascadia Mono" w:cs="Cascadia Mono" w:eastAsia="Cascadia Mono" w:hAnsi="Cascadia Mono"/>
+          <w:color w:val="1F2933"/>
+          <w:sz w:val="19"/>
+          <w:szCs w:val="19"/>
+          <w:shd w:fill="EEF1F5" w:color="auto" w:val="clear"/>
+        </w:rPr>
+        <w:t xml:space="preserve">Caption</w:t>
+      </w:r>
+      <w:r>
+        <w:t xml:space="preserve">, le </w:t>
+      </w:r>
+      <w:r>
+        <w:rPr>
+          <w:rFonts w:ascii="Cascadia Mono" w:cs="Cascadia Mono" w:eastAsia="Cascadia Mono" w:hAnsi="Cascadia Mono"/>
+          <w:color w:val="1F2933"/>
+          <w:sz w:val="19"/>
+          <w:szCs w:val="19"/>
+          <w:shd w:fill="EEF1F5" w:color="auto" w:val="clear"/>
+        </w:rPr>
+        <w:t xml:space="preserve">ToolTip</w:t>
+      </w:r>
+      <w:r>
+        <w:t xml:space="preserve">, chaque valeur d’un </w:t>
+      </w:r>
+      <w:r>
+        <w:rPr>
+          <w:rFonts w:ascii="Cascadia Mono" w:cs="Cascadia Mono" w:eastAsia="Cascadia Mono" w:hAnsi="Cascadia Mono"/>
+          <w:color w:val="1F2933"/>
+          <w:sz w:val="19"/>
+          <w:szCs w:val="19"/>
+          <w:shd w:fill="EEF1F5" w:color="auto" w:val="clear"/>
+        </w:rPr>
+        <w:t xml:space="preserve">OptionCaption</w:t>
+      </w:r>
+      <w:r>
+        <w:t xml:space="preserve"> (« Facture » trouve le champ dont une option est </w:t>
+      </w:r>
+      <w:r>
+        <w:rPr>
+          <w:rFonts w:ascii="Cascadia Mono" w:cs="Cascadia Mono" w:eastAsia="Cascadia Mono" w:hAnsi="Cascadia Mono"/>
+          <w:color w:val="1F2933"/>
+          <w:sz w:val="19"/>
+          <w:szCs w:val="19"/>
+          <w:shd w:fill="EEF1F5" w:color="auto" w:val="clear"/>
+        </w:rPr>
+        <w:t xml:space="preserve">Invoice</w:t>
+      </w:r>
+      <w:r>
+        <w:t xml:space="preserve">) et le texte des Labels (messages d’erreur, de confirmation…). Un message collé avec ses valeurs retrouve son Label : un paramètre </w:t>
+      </w:r>
+      <w:r>
+        <w:rPr>
+          <w:rFonts w:ascii="Cascadia Mono" w:cs="Cascadia Mono" w:eastAsia="Cascadia Mono" w:hAnsi="Cascadia Mono"/>
+          <w:color w:val="1F2933"/>
+          <w:sz w:val="19"/>
+          <w:szCs w:val="19"/>
+          <w:shd w:fill="EEF1F5" w:color="auto" w:val="clear"/>
+        </w:rPr>
+        <w:t xml:space="preserve">%1</w:t>
+      </w:r>
+      <w:r>
+        <w:t xml:space="preserve"> ou </w:t>
+      </w:r>
+      <w:r>
+        <w:rPr>
+          <w:rFonts w:ascii="Cascadia Mono" w:cs="Cascadia Mono" w:eastAsia="Cascadia Mono" w:hAnsi="Cascadia Mono"/>
+          <w:color w:val="1F2933"/>
+          <w:sz w:val="19"/>
+          <w:szCs w:val="19"/>
+          <w:shd w:fill="EEF1F5" w:color="auto" w:val="clear"/>
+        </w:rPr>
+        <w:t xml:space="preserve">#1###</w:t>
+      </w:r>
+      <w:r>
+        <w:t xml:space="preserve"> du texte correspond à n’importe quelle valeur. Le résultat montre le texte trouvé, sa propriété et sa langue (ou « texte d’origine »). Un Label s’ouvre à la ligne de sa déclaration ; dans un objet reconstruit (package sans sources), l’objet s’ouvre en haut.</w:t>
       </w:r>
     </w:p>
     <w:p>
@@ -2391,7 +3245,7 @@
       <w:r>
         <w:drawing>
           <wp:inline distT="0" distB="0" distL="0" distR="0">
-            <wp:extent cx="6115050" cy="3714750"/>
+            <wp:extent cx="6115050" cy="3724275"/>
             <wp:effectExtent t="0" r="0" b="0" l="0"/>
             <wp:docPr id="1" name="" descr="" title=""/>
             <wp:cNvGraphicFramePr>
@@ -2416,7 +3270,7 @@
                   <pic:spPr bwMode="auto">
                     <a:xfrm>
                       <a:off x="0" y="0"/>
-                      <a:ext cx="6115050" cy="3714750"/>
+                      <a:ext cx="6115050" cy="3724275"/>
                     </a:xfrm>
                     <a:prstGeom prst="rect">
                       <a:avLst/>
@@ -2723,7 +3577,7 @@
       </w:pPr>
       <w:bookmarkStart w:name="code" w:id="1"/>
       <w:r>
-        <w:t xml:space="preserve">7. Lire le code</w:t>
+        <w:t xml:space="preserve">8. Lire le code</w:t>
       </w:r>
       <w:bookmarkEnd w:id="1"/>
     </w:p>
@@ -2732,8 +3586,144 @@
         <w:spacing w:after="140" w:line="300"/>
       </w:pPr>
       <w:r>
-        <w:t xml:space="preserve">Chaque objet ouvert a son onglet. L’éditeur est en lecture seule, avec la coloration AL. Au-dessus du code : le fichier source, les actions sur l’objet et </w:t>
-      </w:r>
+        <w:t xml:space="preserve">Chaque objet ouvert a son onglet. L’éditeur est en lecture seule, avec la coloration AL. À droite, le </w:t>
+      </w:r>
+      <w:r>
+        <w:rPr>
+          <w:b/>
+          <w:bCs/>
+        </w:rPr>
+        <w:t xml:space="preserve">plan</w:t>
+      </w:r>
+      <w:r>
+        <w:t xml:space="preserve"> de l’objet (champs, clés, procédures, triggers, événements) se filtre et suit le curseur.</w:t>
+      </w:r>
+    </w:p>
+    <w:p>
+      <w:pPr>
+        <w:spacing w:after="140" w:line="300"/>
+      </w:pPr>
+      <w:r>
+        <w:t xml:space="preserve">L’</w:t>
+      </w:r>
+      <w:r>
+        <w:rPr>
+          <w:b/>
+          <w:bCs/>
+        </w:rPr>
+        <w:t xml:space="preserve">en-tête de l’objet</w:t>
+      </w:r>
+      <w:r>
+        <w:t xml:space="preserve">, au-dessus du code, tient sur une ligne : le chemin du fichier source (tronqué au début, complet au survol), les actions sur l’objet, puis la recherche de membres.</w:t>
+      </w:r>
+    </w:p>
+    <w:p>
+      <w:pPr>
+        <w:pStyle w:val="ListParagraph"/>
+        <w:numPr>
+          <w:ilvl w:val="0"/>
+          <w:numId w:val="2"/>
+        </w:numPr>
+        <w:spacing w:after="60" w:line="290"/>
+      </w:pPr>
+      <w:r>
+        <w:rPr>
+          <w:b/>
+          <w:bCs/>
+        </w:rPr>
+        <w:t xml:space="preserve">Utilisations</w:t>
+      </w:r>
+      <w:r>
+        <w:t xml:space="preserve"> (</w:t>
+      </w:r>
+      <w:r>
+        <w:rPr>
+          <w:rFonts w:ascii="Cascadia Mono" w:cs="Cascadia Mono" w:eastAsia="Cascadia Mono" w:hAnsi="Cascadia Mono"/>
+          <w:b/>
+          <w:bCs/>
+          <w:color w:val="1F2933"/>
+          <w:sz w:val="18"/>
+          <w:szCs w:val="18"/>
+          <w:shd w:fill="E3E7ED" w:color="auto" w:val="clear"/>
+        </w:rPr>
+        <w:t xml:space="preserve"> Maj+F12 </w:t>
+      </w:r>
+      <w:r>
+        <w:t xml:space="preserve">), </w:t>
+      </w:r>
+      <w:r>
+        <w:rPr>
+          <w:b/>
+          <w:bCs/>
+        </w:rPr>
+        <w:t xml:space="preserve">Opérations</w:t>
+      </w:r>
+      <w:r>
+        <w:t xml:space="preserve"> (opérations de base, pour une table), </w:t>
+      </w:r>
+      <w:r>
+        <w:rPr>
+          <w:b/>
+          <w:bCs/>
+        </w:rPr>
+        <w:t xml:space="preserve">Vue aplatie</w:t>
+      </w:r>
+      <w:r>
+        <w:t xml:space="preserve"> (pour un objet qui s’étend), </w:t>
+      </w:r>
+      <w:r>
+        <w:rPr>
+          <w:b/>
+          <w:bCs/>
+        </w:rPr>
+        <w:t xml:space="preserve">Portée</w:t>
+      </w:r>
+      <w:r>
+        <w:t xml:space="preserve"> (bandeau d’aperçu de portée) et </w:t>
+      </w:r>
+      <w:r>
+        <w:rPr>
+          <w:b/>
+          <w:bCs/>
+        </w:rPr>
+        <w:t xml:space="preserve">VS Code</w:t>
+      </w:r>
+      <w:r>
+        <w:t xml:space="preserve"> (ouvrir le fichier à la ligne du curseur, pour un objet d’un projet sur disque).</w:t>
+      </w:r>
+    </w:p>
+    <w:p>
+      <w:pPr>
+        <w:pStyle w:val="ListParagraph"/>
+        <w:numPr>
+          <w:ilvl w:val="0"/>
+          <w:numId w:val="2"/>
+        </w:numPr>
+        <w:spacing w:after="60" w:line="290"/>
+      </w:pPr>
+      <w:r>
+        <w:t xml:space="preserve">Quand la place manque, les actions passent en icônes seules, avec leur nom au survol ; celles qui ne tiennent toujours pas vont dans le menu </w:t>
+      </w:r>
+      <w:r>
+        <w:rPr>
+          <w:b/>
+          <w:bCs/>
+        </w:rPr>
+        <w:t xml:space="preserve">…</w:t>
+      </w:r>
+      <w:r>
+        <w:t xml:space="preserve"> (Autres actions).</w:t>
+      </w:r>
+    </w:p>
+    <w:p>
+      <w:pPr>
+        <w:pStyle w:val="ListParagraph"/>
+        <w:numPr>
+          <w:ilvl w:val="0"/>
+          <w:numId w:val="2"/>
+        </w:numPr>
+        <w:spacing w:after="60" w:line="290"/>
+      </w:pPr>
       <w:r>
         <w:rPr>
           <w:b/>
@@ -2742,17 +3732,52 @@
         <w:t xml:space="preserve">Aller au membre…</w:t>
       </w:r>
       <w:r>
-        <w:t xml:space="preserve">. À droite, le </w:t>
-      </w:r>
-      <w:r>
-        <w:rPr>
-          <w:b/>
-          <w:bCs/>
-        </w:rPr>
-        <w:t xml:space="preserve">plan</w:t>
-      </w:r>
-      <w:r>
-        <w:t xml:space="preserve"> de l’objet (champs, clés, procédures, triggers, événements) se filtre et suit le curseur.</w:t>
+        <w:t xml:space="preserve"> (</w:t>
+      </w:r>
+      <w:r>
+        <w:rPr>
+          <w:rFonts w:ascii="Cascadia Mono" w:cs="Cascadia Mono" w:eastAsia="Cascadia Mono" w:hAnsi="Cascadia Mono"/>
+          <w:b/>
+          <w:bCs/>
+          <w:color w:val="1F2933"/>
+          <w:sz w:val="18"/>
+          <w:szCs w:val="18"/>
+          <w:shd w:fill="E3E7ED" w:color="auto" w:val="clear"/>
+        </w:rPr>
+        <w:t xml:space="preserve"> Ctrl+F </w:t>
+      </w:r>
+      <w:r>
+        <w:t xml:space="preserve">) est l’unique recherche de membres : la saisie propose les membres de l’objet par leur nom (les flèches les parcourent, même sans saisie), puis, en dernier choix, la recherche du texte dans le code ; </w:t>
+      </w:r>
+      <w:r>
+        <w:rPr>
+          <w:rFonts w:ascii="Cascadia Mono" w:cs="Cascadia Mono" w:eastAsia="Cascadia Mono" w:hAnsi="Cascadia Mono"/>
+          <w:b/>
+          <w:bCs/>
+          <w:color w:val="1F2933"/>
+          <w:sz w:val="18"/>
+          <w:szCs w:val="18"/>
+          <w:shd w:fill="E3E7ED" w:color="auto" w:val="clear"/>
+        </w:rPr>
+        <w:t xml:space="preserve"> Entrée </w:t>
+      </w:r>
+      <w:r>
+        <w:t xml:space="preserve"> et </w:t>
+      </w:r>
+      <w:r>
+        <w:rPr>
+          <w:rFonts w:ascii="Cascadia Mono" w:cs="Cascadia Mono" w:eastAsia="Cascadia Mono" w:hAnsi="Cascadia Mono"/>
+          <w:b/>
+          <w:bCs/>
+          <w:color w:val="1F2933"/>
+          <w:sz w:val="18"/>
+          <w:szCs w:val="18"/>
+          <w:shd w:fill="E3E7ED" w:color="auto" w:val="clear"/>
+        </w:rPr>
+        <w:t xml:space="preserve"> Maj+Entrée </w:t>
+      </w:r>
+      <w:r>
+        <w:t xml:space="preserve"> passent ensuite d’une occurrence à l’autre. Le filtre du plan reste propre au plan.</w:t>
       </w:r>
     </w:p>
     <w:p>
@@ -2764,7 +3789,7 @@
       <w:r>
         <w:drawing>
           <wp:inline distT="0" distB="0" distL="0" distR="0">
-            <wp:extent cx="6115050" cy="3714750"/>
+            <wp:extent cx="6115050" cy="3724275"/>
             <wp:effectExtent t="0" r="0" b="0" l="0"/>
             <wp:docPr id="1" name="" descr="" title=""/>
             <wp:cNvGraphicFramePr>
@@ -2789,7 +3814,7 @@
                   <pic:spPr bwMode="auto">
                     <a:xfrm>
                       <a:off x="0" y="0"/>
-                      <a:ext cx="6115050" cy="3714750"/>
+                      <a:ext cx="6115050" cy="3724275"/>
                     </a:xfrm>
                     <a:prstGeom prst="rect">
                       <a:avLst/>
@@ -2815,95 +3840,7 @@
           <w:sz w:val="18"/>
           <w:szCs w:val="18"/>
         </w:rPr>
-        <w:t xml:space="preserve">Le codeunit Fleet Rental Mgt. : bandeau de portée, recherche de membres et plan.</w:t>
-      </w:r>
-    </w:p>
-    <w:p>
-      <w:pPr>
-        <w:spacing w:after="140" w:line="300"/>
-      </w:pPr>
-      <w:r>
-        <w:t xml:space="preserve">Quand le curseur est dans une procédure, le </w:t>
-      </w:r>
-      <w:r>
-        <w:rPr>
-          <w:b/>
-          <w:bCs/>
-        </w:rPr>
-        <w:t xml:space="preserve">bandeau de portée</w:t>
-      </w:r>
-      <w:r>
-        <w:t xml:space="preserve"> résume ce qu’elle atteint : commit, points d’entrée, tables écrites et lues, événements. Chaque élément ouvre le détail.</w:t>
-      </w:r>
-    </w:p>
-    <w:p>
-      <w:pPr>
-        <w:spacing w:after="140" w:line="300"/>
-      </w:pPr>
-      <w:r>
-        <w:rPr>
-          <w:rFonts w:ascii="Cascadia Mono" w:cs="Cascadia Mono" w:eastAsia="Cascadia Mono" w:hAnsi="Cascadia Mono"/>
-          <w:b/>
-          <w:bCs/>
-          <w:color w:val="1F2933"/>
-          <w:sz w:val="18"/>
-          <w:szCs w:val="18"/>
-          <w:shd w:fill="E3E7ED" w:color="auto" w:val="clear"/>
-        </w:rPr>
-        <w:t xml:space="preserve"> Ctrl+F </w:t>
-      </w:r>
-      <w:r>
-        <w:t xml:space="preserve"> met le focus sur </w:t>
-      </w:r>
-      <w:r>
-        <w:rPr>
-          <w:b/>
-          <w:bCs/>
-        </w:rPr>
-        <w:t xml:space="preserve">Rechercher un champ, une procédure…</w:t>
-      </w:r>
-      <w:r>
-        <w:t xml:space="preserve"> ; </w:t>
-      </w:r>
-      <w:r>
-        <w:rPr>
-          <w:rFonts w:ascii="Cascadia Mono" w:cs="Cascadia Mono" w:eastAsia="Cascadia Mono" w:hAnsi="Cascadia Mono"/>
-          <w:b/>
-          <w:bCs/>
-          <w:color w:val="1F2933"/>
-          <w:sz w:val="18"/>
-          <w:szCs w:val="18"/>
-          <w:shd w:fill="E3E7ED" w:color="auto" w:val="clear"/>
-        </w:rPr>
-        <w:t xml:space="preserve"> F12 </w:t>
-      </w:r>
-      <w:r>
-        <w:t xml:space="preserve"> ou </w:t>
-      </w:r>
-      <w:r>
-        <w:rPr>
-          <w:rFonts w:ascii="Cascadia Mono" w:cs="Cascadia Mono" w:eastAsia="Cascadia Mono" w:hAnsi="Cascadia Mono"/>
-          <w:b/>
-          <w:bCs/>
-          <w:color w:val="1F2933"/>
-          <w:sz w:val="18"/>
-          <w:szCs w:val="18"/>
-          <w:shd w:fill="E3E7ED" w:color="auto" w:val="clear"/>
-        </w:rPr>
-        <w:t xml:space="preserve"> Ctrl </w:t>
-      </w:r>
-      <w:r>
-        <w:t xml:space="preserve">+clic va à la définition. Le </w:t>
-      </w:r>
-      <w:r>
-        <w:rPr>
-          <w:b/>
-          <w:bCs/>
-        </w:rPr>
-        <w:t xml:space="preserve">clic droit</w:t>
-      </w:r>
-      <w:r>
-        <w:t xml:space="preserve"> dans le code propose toutes les recherches sur le membre sous le curseur :</w:t>
+        <w:t xml:space="preserve">Le codeunit Fleet Rental Mgt. : en-tête de l’objet, bandeau de portée et plan.</w:t>
       </w:r>
     </w:p>
     <w:p>
@@ -2915,7 +3852,7 @@
       <w:r>
         <w:drawing>
           <wp:inline distT="0" distB="0" distL="0" distR="0">
-            <wp:extent cx="6115050" cy="3714750"/>
+            <wp:extent cx="6115050" cy="2543175"/>
             <wp:effectExtent t="0" r="0" b="0" l="0"/>
             <wp:docPr id="1" name="" descr="" title=""/>
             <wp:cNvGraphicFramePr>
@@ -2940,7 +3877,143 @@
                   <pic:spPr bwMode="auto">
                     <a:xfrm>
                       <a:off x="0" y="0"/>
-                      <a:ext cx="6115050" cy="3714750"/>
+                      <a:ext cx="6115050" cy="2543175"/>
+                    </a:xfrm>
+                    <a:prstGeom prst="rect">
+                      <a:avLst/>
+                    </a:prstGeom>
+                  </pic:spPr>
+                </pic:pic>
+              </a:graphicData>
+            </a:graphic>
+          </wp:inline>
+        </w:drawing>
+      </w:r>
+    </w:p>
+    <w:p>
+      <w:pPr>
+        <w:spacing w:after="220"/>
+        <w:jc w:val="center"/>
+      </w:pPr>
+      <w:r>
+        <w:rPr>
+          <w:i/>
+          <w:iCs/>
+          <w:color w:val="5B6573"/>
+          <w:sz w:val="18"/>
+          <w:szCs w:val="18"/>
+        </w:rPr>
+        <w:t xml:space="preserve">Aller au membre… (Ctrl+F) : les membres dont le nom contient « Rent », puis la recherche dans le texte.</w:t>
+      </w:r>
+    </w:p>
+    <w:p>
+      <w:pPr>
+        <w:spacing w:after="140" w:line="300"/>
+      </w:pPr>
+      <w:r>
+        <w:t xml:space="preserve">Quand le curseur est dans une procédure, le </w:t>
+      </w:r>
+      <w:r>
+        <w:rPr>
+          <w:b/>
+          <w:bCs/>
+        </w:rPr>
+        <w:t xml:space="preserve">bandeau de portée</w:t>
+      </w:r>
+      <w:r>
+        <w:t xml:space="preserve"> (action </w:t>
+      </w:r>
+      <w:r>
+        <w:rPr>
+          <w:b/>
+          <w:bCs/>
+        </w:rPr>
+        <w:t xml:space="preserve">Portée</w:t>
+      </w:r>
+      <w:r>
+        <w:t xml:space="preserve">) résume ce qu’elle atteint : commit, points d’entrée, tables écrites et lues, événements. Chaque élément ouvre le détail.</w:t>
+      </w:r>
+    </w:p>
+    <w:p>
+      <w:pPr>
+        <w:spacing w:after="140" w:line="300"/>
+      </w:pPr>
+      <w:r>
+        <w:rPr>
+          <w:rFonts w:ascii="Cascadia Mono" w:cs="Cascadia Mono" w:eastAsia="Cascadia Mono" w:hAnsi="Cascadia Mono"/>
+          <w:b/>
+          <w:bCs/>
+          <w:color w:val="1F2933"/>
+          <w:sz w:val="18"/>
+          <w:szCs w:val="18"/>
+          <w:shd w:fill="E3E7ED" w:color="auto" w:val="clear"/>
+        </w:rPr>
+        <w:t xml:space="preserve"> F12 </w:t>
+      </w:r>
+      <w:r>
+        <w:t xml:space="preserve"> ou </w:t>
+      </w:r>
+      <w:r>
+        <w:rPr>
+          <w:rFonts w:ascii="Cascadia Mono" w:cs="Cascadia Mono" w:eastAsia="Cascadia Mono" w:hAnsi="Cascadia Mono"/>
+          <w:b/>
+          <w:bCs/>
+          <w:color w:val="1F2933"/>
+          <w:sz w:val="18"/>
+          <w:szCs w:val="18"/>
+          <w:shd w:fill="E3E7ED" w:color="auto" w:val="clear"/>
+        </w:rPr>
+        <w:t xml:space="preserve"> Ctrl </w:t>
+      </w:r>
+      <w:r>
+        <w:t xml:space="preserve">+clic va à la définition. Le </w:t>
+      </w:r>
+      <w:r>
+        <w:rPr>
+          <w:b/>
+          <w:bCs/>
+        </w:rPr>
+        <w:t xml:space="preserve">clic droit</w:t>
+      </w:r>
+      <w:r>
+        <w:t xml:space="preserve"> dans le code propose toutes les recherches sur le membre sous le curseur :</w:t>
+      </w:r>
+    </w:p>
+    <w:p>
+      <w:pPr>
+        <w:keepNext/>
+        <w:spacing w:before="120" w:after="60"/>
+        <w:jc w:val="center"/>
+      </w:pPr>
+      <w:r>
+        <w:drawing>
+          <wp:inline distT="0" distB="0" distL="0" distR="0">
+            <wp:extent cx="6115050" cy="3724275"/>
+            <wp:effectExtent t="0" r="0" b="0" l="0"/>
+            <wp:docPr id="1" name="" descr="" title=""/>
+            <wp:cNvGraphicFramePr>
+              <a:graphicFrameLocks xmlns:a="http://schemas.openxmlformats.org/drawingml/2006/main" noChangeAspect="1"/>
+            </wp:cNvGraphicFramePr>
+            <a:graphic xmlns:a="http://schemas.openxmlformats.org/drawingml/2006/main">
+              <a:graphicData uri="http://schemas.openxmlformats.org/drawingml/2006/picture">
+                <pic:pic xmlns:pic="http://schemas.openxmlformats.org/drawingml/2006/picture">
+                  <pic:nvPicPr>
+                    <pic:cNvPr id="0" name="" descr=""/>
+                    <pic:cNvPicPr>
+                      <a:picLocks noChangeAspect="1" noChangeArrowheads="1"/>
+                    </pic:cNvPicPr>
+                  </pic:nvPicPr>
+                  <pic:blipFill>
+                    <a:blip r:embed="rId17" cstate="none"/>
+                    <a:srcRect/>
+                    <a:stretch>
+                      <a:fillRect/>
+                    </a:stretch>
+                  </pic:blipFill>
+                  <pic:spPr bwMode="auto">
+                    <a:xfrm>
+                      <a:off x="0" y="0"/>
+                      <a:ext cx="6115050" cy="3724275"/>
                     </a:xfrm>
                     <a:prstGeom prst="rect">
                       <a:avLst/>
@@ -3447,6 +4520,62 @@
           </w:p>
         </w:tc>
       </w:tr>
+      <w:tr>
+        <w:tc>
+          <w:tcPr>
+            <w:tcW w:type="dxa" w:w="3000"/>
+            <w:tcMar>
+              <w:top w:type="dxa" w:w="60"/>
+              <w:left w:type="dxa" w:w="100"/>
+              <w:bottom w:type="dxa" w:w="60"/>
+              <w:right w:type="dxa" w:w="100"/>
+            </w:tcMar>
+          </w:tcPr>
+          <w:p>
+            <w:pPr>
+              <w:spacing w:after="0"/>
+            </w:pPr>
+            <w:r>
+              <w:t xml:space="preserve">Ajouter au ticket</w:t>
+            </w:r>
+          </w:p>
+        </w:tc>
+        <w:tc>
+          <w:tcPr>
+            <w:tcW w:type="dxa" w:w="1900"/>
+            <w:tcMar>
+              <w:top w:type="dxa" w:w="60"/>
+              <w:left w:type="dxa" w:w="100"/>
+              <w:bottom w:type="dxa" w:w="60"/>
+              <w:right w:type="dxa" w:w="100"/>
+            </w:tcMar>
+          </w:tcPr>
+          <w:p>
+            <w:pPr>
+              <w:spacing w:after="0"/>
+            </w:pPr>
+          </w:p>
+        </w:tc>
+        <w:tc>
+          <w:tcPr>
+            <w:tcW w:type="dxa" w:w="4738"/>
+            <w:tcMar>
+              <w:top w:type="dxa" w:w="60"/>
+              <w:left w:type="dxa" w:w="100"/>
+              <w:bottom w:type="dxa" w:w="60"/>
+              <w:right w:type="dxa" w:w="100"/>
+            </w:tcMar>
+          </w:tcPr>
+          <w:p>
+            <w:pPr>
+              <w:spacing w:after="0"/>
+            </w:pPr>
+            <w:r>
+              <w:t xml:space="preserve">Ajoute le champ, l’action ou l’objet sous le curseur au brouillon de ticket actif.</w:t>
+            </w:r>
+          </w:p>
+        </w:tc>
+      </w:tr>
     </w:tbl>
     <w:p>
       <w:pPr>
@@ -3462,92 +4591,20 @@
           <w:b/>
           <w:bCs/>
         </w:rPr>
-        <w:t xml:space="preserve">Ouvrir dans VS Code</w:t>
-      </w:r>
-      <w:r>
-        <w:t xml:space="preserve"> ouvre le fichier à la même ligne quand l’objet vient d’un projet sur disque.</w:t>
-      </w:r>
-    </w:p>
-    <w:p>
-      <w:pPr>
-        <w:pStyle w:val="Heading1"/>
-        <w:pageBreakBefore/>
-      </w:pPr>
-      <w:bookmarkStart w:name="utilisations" w:id="1"/>
-      <w:r>
-        <w:t xml:space="preserve">8. Trouver les utilisations</w:t>
-      </w:r>
-      <w:bookmarkEnd w:id="1"/>
-    </w:p>
-    <w:p>
-      <w:pPr>
-        <w:spacing w:after="140" w:line="300"/>
-      </w:pPr>
-      <w:r>
-        <w:t xml:space="preserve">Le panneau des utilisations s’ouvre en bas de la fenêtre. Les résultats sont groupés par application puis par objet ; chaque ligne donne le numéro de ligne, le genre d’utilisation, le membre qui la contient et l’extrait de code. Un clic ouvre le code à cet endroit.</w:t>
-      </w:r>
-    </w:p>
-    <w:p>
-      <w:pPr>
-        <w:keepNext/>
-        <w:spacing w:before="120" w:after="60"/>
-        <w:jc w:val="center"/>
-      </w:pPr>
-      <w:r>
-        <w:drawing>
-          <wp:inline distT="0" distB="0" distL="0" distR="0">
-            <wp:extent cx="6115050" cy="3714750"/>
-            <wp:effectExtent t="0" r="0" b="0" l="0"/>
-            <wp:docPr id="1" name="" descr="" title=""/>
-            <wp:cNvGraphicFramePr>
-              <a:graphicFrameLocks xmlns:a="http://schemas.openxmlformats.org/drawingml/2006/main" noChangeAspect="1"/>
-            </wp:cNvGraphicFramePr>
-            <a:graphic xmlns:a="http://schemas.openxmlformats.org/drawingml/2006/main">
-              <a:graphicData uri="http://schemas.openxmlformats.org/drawingml/2006/picture">
-                <pic:pic xmlns:pic="http://schemas.openxmlformats.org/drawingml/2006/picture">
-                  <pic:nvPicPr>
-                    <pic:cNvPr id="0" name="" descr=""/>
-                    <pic:cNvPicPr>
-                      <a:picLocks noChangeAspect="1" noChangeArrowheads="1"/>
-                    </pic:cNvPicPr>
-                  </pic:nvPicPr>
-                  <pic:blipFill>
-                    <a:blip r:embed="rId17" cstate="none"/>
-                    <a:srcRect/>
-                    <a:stretch>
-                      <a:fillRect/>
-                    </a:stretch>
-                  </pic:blipFill>
-                  <pic:spPr bwMode="auto">
-                    <a:xfrm>
-                      <a:off x="0" y="0"/>
-                      <a:ext cx="6115050" cy="3714750"/>
-                    </a:xfrm>
-                    <a:prstGeom prst="rect">
-                      <a:avLst/>
-                    </a:prstGeom>
-                  </pic:spPr>
-                </pic:pic>
-              </a:graphicData>
-            </a:graphic>
-          </wp:inline>
-        </w:drawing>
-      </w:r>
-    </w:p>
-    <w:p>
-      <w:pPr>
-        <w:spacing w:after="220"/>
-        <w:jc w:val="center"/>
-      </w:pPr>
-      <w:r>
-        <w:rPr>
-          <w:i/>
-          <w:iCs/>
-          <w:color w:val="5B6573"/>
-          <w:sz w:val="18"/>
-          <w:szCs w:val="18"/>
-        </w:rPr>
-        <w:t xml:space="preserve">Les utilisations de la table Fleet Vehicle.</w:t>
+        <w:t xml:space="preserve">Survoler</w:t>
+      </w:r>
+      <w:r>
+        <w:t xml:space="preserve"> le code affiche ses textes traduisibles, avec leurs traductions dans les </w:t>
+      </w:r>
+      <w:r>
+        <w:rPr>
+          <w:b/>
+          <w:bCs/>
+        </w:rPr>
+        <w:t xml:space="preserve">langues de traduction</w:t>
+      </w:r>
+      <w:r>
+        <w:t xml:space="preserve"> des Réglages (dans l’ordre du réglage) :</w:t>
       </w:r>
     </w:p>
     <w:p>
@@ -3560,7 +4617,46 @@
         <w:spacing w:after="60" w:line="290"/>
       </w:pPr>
       <w:r>
-        <w:t xml:space="preserve">Cases du haut : genres d’utilisation (déclaration de variable, propriété, permission…) et cas particuliers (via interface, conditionnelles, non résolues, écritures par copie).</w:t>
+        <w:t xml:space="preserve">le texte d’un </w:t>
+      </w:r>
+      <w:r>
+        <w:rPr>
+          <w:rFonts w:ascii="Cascadia Mono" w:cs="Cascadia Mono" w:eastAsia="Cascadia Mono" w:hAnsi="Cascadia Mono"/>
+          <w:color w:val="1F2933"/>
+          <w:sz w:val="19"/>
+          <w:szCs w:val="19"/>
+          <w:shd w:fill="EEF1F5" w:color="auto" w:val="clear"/>
+        </w:rPr>
+        <w:t xml:space="preserve">Caption</w:t>
+      </w:r>
+      <w:r>
+        <w:t xml:space="preserve">, d’un </w:t>
+      </w:r>
+      <w:r>
+        <w:rPr>
+          <w:rFonts w:ascii="Cascadia Mono" w:cs="Cascadia Mono" w:eastAsia="Cascadia Mono" w:hAnsi="Cascadia Mono"/>
+          <w:color w:val="1F2933"/>
+          <w:sz w:val="19"/>
+          <w:szCs w:val="19"/>
+          <w:shd w:fill="EEF1F5" w:color="auto" w:val="clear"/>
+        </w:rPr>
+        <w:t xml:space="preserve">ToolTip</w:t>
+      </w:r>
+      <w:r>
+        <w:t xml:space="preserve">, d’un </w:t>
+      </w:r>
+      <w:r>
+        <w:rPr>
+          <w:rFonts w:ascii="Cascadia Mono" w:cs="Cascadia Mono" w:eastAsia="Cascadia Mono" w:hAnsi="Cascadia Mono"/>
+          <w:color w:val="1F2933"/>
+          <w:sz w:val="19"/>
+          <w:szCs w:val="19"/>
+          <w:shd w:fill="EEF1F5" w:color="auto" w:val="clear"/>
+        </w:rPr>
+        <w:t xml:space="preserve">OptionCaption</w:t>
+      </w:r>
+      <w:r>
+        <w:t xml:space="preserve"> ou d’un Label : ce texte et ses traductions ;</w:t>
       </w:r>
     </w:p>
     <w:p>
@@ -3573,7 +4669,59 @@
         <w:spacing w:after="60" w:line="290"/>
       </w:pPr>
       <w:r>
-        <w:t xml:space="preserve">Liste de droite : chercher dans les apps du workspace ou dans tout le corpus.</w:t>
+        <w:t xml:space="preserve">un objet, un champ ou une variable d’enregistrement (</w:t>
+      </w:r>
+      <w:r>
+        <w:rPr>
+          <w:rFonts w:ascii="Cascadia Mono" w:cs="Cascadia Mono" w:eastAsia="Cascadia Mono" w:hAnsi="Cascadia Mono"/>
+          <w:color w:val="1F2933"/>
+          <w:sz w:val="19"/>
+          <w:szCs w:val="19"/>
+          <w:shd w:fill="EEF1F5" w:color="auto" w:val="clear"/>
+        </w:rPr>
+        <w:t xml:space="preserve">Customer."No."</w:t>
+      </w:r>
+      <w:r>
+        <w:t xml:space="preserve">, </w:t>
+      </w:r>
+      <w:r>
+        <w:rPr>
+          <w:rFonts w:ascii="Cascadia Mono" w:cs="Cascadia Mono" w:eastAsia="Cascadia Mono" w:hAnsi="Cascadia Mono"/>
+          <w:color w:val="1F2933"/>
+          <w:sz w:val="19"/>
+          <w:szCs w:val="19"/>
+          <w:shd w:fill="EEF1F5" w:color="auto" w:val="clear"/>
+        </w:rPr>
+        <w:t xml:space="preserve">Page::"Customer Card"</w:t>
+      </w:r>
+      <w:r>
+        <w:t xml:space="preserve">, </w:t>
+      </w:r>
+      <w:r>
+        <w:rPr>
+          <w:rFonts w:ascii="Cascadia Mono" w:cs="Cascadia Mono" w:eastAsia="Cascadia Mono" w:hAnsi="Cascadia Mono"/>
+          <w:color w:val="1F2933"/>
+          <w:sz w:val="19"/>
+          <w:szCs w:val="19"/>
+          <w:shd w:fill="EEF1F5" w:color="auto" w:val="clear"/>
+        </w:rPr>
+        <w:t xml:space="preserve">Cust</w:t>
+      </w:r>
+      <w:r>
+        <w:t xml:space="preserve">) : sa déclaration (</w:t>
+      </w:r>
+      <w:r>
+        <w:rPr>
+          <w:rFonts w:ascii="Cascadia Mono" w:cs="Cascadia Mono" w:eastAsia="Cascadia Mono" w:hAnsi="Cascadia Mono"/>
+          <w:color w:val="1F2933"/>
+          <w:sz w:val="19"/>
+          <w:szCs w:val="19"/>
+          <w:shd w:fill="EEF1F5" w:color="auto" w:val="clear"/>
+        </w:rPr>
+        <w:t xml:space="preserve">field 1 "No." : Code[20]</w:t>
+      </w:r>
+      <w:r>
+        <w:t xml:space="preserve">), puis sa Caption et son ToolTip ;</w:t>
       </w:r>
     </w:p>
     <w:p>
@@ -3586,14 +4734,154 @@
         <w:spacing w:after="60" w:line="290"/>
       </w:pPr>
       <w:r>
-        <w:rPr>
-          <w:b/>
-          <w:bCs/>
-        </w:rPr>
-        <w:t xml:space="preserve">Exporter CSV</w:t>
-      </w:r>
-      <w:r>
-        <w:t xml:space="preserve"> enregistre les résultats affichés.</w:t>
+        <w:t xml:space="preserve">une valeur d’enum ou d’option (</w:t>
+      </w:r>
+      <w:r>
+        <w:rPr>
+          <w:rFonts w:ascii="Cascadia Mono" w:cs="Cascadia Mono" w:eastAsia="Cascadia Mono" w:hAnsi="Cascadia Mono"/>
+          <w:color w:val="1F2933"/>
+          <w:sz w:val="19"/>
+          <w:szCs w:val="19"/>
+          <w:shd w:fill="EEF1F5" w:color="auto" w:val="clear"/>
+        </w:rPr>
+        <w:t xml:space="preserve">"Sales Document Type"::Invoice</w:t>
+      </w:r>
+      <w:r>
+        <w:t xml:space="preserve">, </w:t>
+      </w:r>
+      <w:r>
+        <w:rPr>
+          <w:rFonts w:ascii="Cascadia Mono" w:cs="Cascadia Mono" w:eastAsia="Cascadia Mono" w:hAnsi="Cascadia Mono"/>
+          <w:color w:val="1F2933"/>
+          <w:sz w:val="19"/>
+          <w:szCs w:val="19"/>
+          <w:shd w:fill="EEF1F5" w:color="auto" w:val="clear"/>
+        </w:rPr>
+        <w:t xml:space="preserve">Rec."Document Type"::Invoice</w:t>
+      </w:r>
+      <w:r>
+        <w:t xml:space="preserve">) : </w:t>
+      </w:r>
+      <w:r>
+        <w:rPr>
+          <w:rFonts w:ascii="Cascadia Mono" w:cs="Cascadia Mono" w:eastAsia="Cascadia Mono" w:hAnsi="Cascadia Mono"/>
+          <w:color w:val="1F2933"/>
+          <w:sz w:val="19"/>
+          <w:szCs w:val="19"/>
+          <w:shd w:fill="EEF1F5" w:color="auto" w:val="clear"/>
+        </w:rPr>
+        <w:t xml:space="preserve">value(n; Invoice)</w:t>
+      </w:r>
+      <w:r>
+        <w:t xml:space="preserve">, puis sa Caption (pour une option, la valeur d’</w:t>
+      </w:r>
+      <w:r>
+        <w:rPr>
+          <w:rFonts w:ascii="Cascadia Mono" w:cs="Cascadia Mono" w:eastAsia="Cascadia Mono" w:hAnsi="Cascadia Mono"/>
+          <w:color w:val="1F2933"/>
+          <w:sz w:val="19"/>
+          <w:szCs w:val="19"/>
+          <w:shd w:fill="EEF1F5" w:color="auto" w:val="clear"/>
+        </w:rPr>
+        <w:t xml:space="preserve">OptionCaption</w:t>
+      </w:r>
+      <w:r>
+        <w:t xml:space="preserve"> au même rang) ;</w:t>
+      </w:r>
+    </w:p>
+    <w:p>
+      <w:pPr>
+        <w:pStyle w:val="ListParagraph"/>
+        <w:numPr>
+          <w:ilvl w:val="0"/>
+          <w:numId w:val="2"/>
+        </w:numPr>
+        <w:spacing w:after="60" w:line="290"/>
+      </w:pPr>
+      <w:r>
+        <w:t xml:space="preserve">une variable Label (</w:t>
+      </w:r>
+      <w:r>
+        <w:rPr>
+          <w:rFonts w:ascii="Cascadia Mono" w:cs="Cascadia Mono" w:eastAsia="Cascadia Mono" w:hAnsi="Cascadia Mono"/>
+          <w:color w:val="1F2933"/>
+          <w:sz w:val="19"/>
+          <w:szCs w:val="19"/>
+          <w:shd w:fill="EEF1F5" w:color="auto" w:val="clear"/>
+        </w:rPr>
+        <w:t xml:space="preserve">ErrMsg</w:t>
+      </w:r>
+      <w:r>
+        <w:t xml:space="preserve"> dans </w:t>
+      </w:r>
+      <w:r>
+        <w:rPr>
+          <w:rFonts w:ascii="Cascadia Mono" w:cs="Cascadia Mono" w:eastAsia="Cascadia Mono" w:hAnsi="Cascadia Mono"/>
+          <w:color w:val="1F2933"/>
+          <w:sz w:val="19"/>
+          <w:szCs w:val="19"/>
+          <w:shd w:fill="EEF1F5" w:color="auto" w:val="clear"/>
+        </w:rPr>
+        <w:t xml:space="preserve">Error(ErrMsg, …)</w:t>
+      </w:r>
+      <w:r>
+        <w:t xml:space="preserve">) : son texte et ses traductions.</w:t>
+      </w:r>
+    </w:p>
+    <w:p>
+      <w:pPr>
+        <w:spacing w:after="140" w:line="300"/>
+      </w:pPr>
+      <w:r>
+        <w:t xml:space="preserve">Un objet ou un champ sans </w:t>
+      </w:r>
+      <w:r>
+        <w:rPr>
+          <w:rFonts w:ascii="Cascadia Mono" w:cs="Cascadia Mono" w:eastAsia="Cascadia Mono" w:hAnsi="Cascadia Mono"/>
+          <w:color w:val="1F2933"/>
+          <w:sz w:val="19"/>
+          <w:szCs w:val="19"/>
+          <w:shd w:fill="EEF1F5" w:color="auto" w:val="clear"/>
+        </w:rPr>
+        <w:t xml:space="preserve">Caption</w:t>
+      </w:r>
+      <w:r>
+        <w:t xml:space="preserve"> affiche son nom, marqué </w:t>
+      </w:r>
+      <w:r>
+        <w:rPr>
+          <w:b/>
+          <w:bCs/>
+        </w:rPr>
+        <w:t xml:space="preserve">implicite</w:t>
+      </w:r>
+      <w:r>
+        <w:t xml:space="preserve"> (c’est ce que montre Business Central). Une langue sans traduction est marquée </w:t>
+      </w:r>
+      <w:r>
+        <w:rPr>
+          <w:b/>
+          <w:bCs/>
+        </w:rPr>
+        <w:t xml:space="preserve">— non traduit</w:t>
+      </w:r>
+      <w:r>
+        <w:t xml:space="preserve">. Tant que l’indexation n’est pas terminée, le survol se limite au texte du code.</w:t>
+      </w:r>
+    </w:p>
+    <w:p>
+      <w:pPr>
+        <w:spacing w:after="140" w:line="300"/>
+      </w:pPr>
+      <w:r>
+        <w:rPr>
+          <w:b/>
+          <w:bCs/>
+        </w:rPr>
+        <w:t xml:space="preserve">VS Code</w:t>
+      </w:r>
+      <w:r>
+        <w:t xml:space="preserve"> ouvre le fichier à la même ligne quand l’objet vient d’un projet sur disque ; en cas d’échec, une notification en bas à droite dit pourquoi.</w:t>
       </w:r>
     </w:p>
     <w:p>
@@ -3601,9 +4889,9 @@
         <w:pStyle w:val="Heading1"/>
         <w:pageBreakBefore/>
       </w:pPr>
-      <w:bookmarkStart w:name="operations" w:id="1"/>
-      <w:r>
-        <w:t xml:space="preserve">9. Opérations de base sur une table</w:t>
+      <w:bookmarkStart w:name="vue-fonctionnelle" w:id="1"/>
+      <w:r>
+        <w:t xml:space="preserve">9. La Vue fonctionnelle</w:t>
       </w:r>
       <w:bookmarkEnd w:id="1"/>
     </w:p>
@@ -3612,27 +4900,296 @@
         <w:spacing w:after="140" w:line="300"/>
       </w:pPr>
       <w:r>
-        <w:t xml:space="preserve">Sur une table ou une extension de table, </w:t>
-      </w:r>
-      <w:r>
-        <w:rPr>
-          <w:b/>
-          <w:bCs/>
-        </w:rPr>
-        <w:t xml:space="preserve">Opérations de base</w:t>
-      </w:r>
-      <w:r>
-        <w:t xml:space="preserve"> liste tous les Insert, Modify, Delete, Rename et Validate qui la touchent, avec leur persistance (persistante, temporaire, indéterminée) et la valeur de RunTrigger. L’onglet </w:t>
-      </w:r>
-      <w:r>
-        <w:rPr>
-          <w:b/>
-          <w:bCs/>
-        </w:rPr>
-        <w:t xml:space="preserve">Réactions</w:t>
-      </w:r>
-      <w:r>
-        <w:t xml:space="preserve"> montre les triggers et les abonnés qui s’exécutent en conséquence.</w:t>
+        <w:t xml:space="preserve">La </w:t>
+      </w:r>
+      <w:r>
+        <w:rPr>
+          <w:b/>
+          <w:bCs/>
+        </w:rPr>
+        <w:t xml:space="preserve">Vue fonctionnelle</w:t>
+      </w:r>
+      <w:r>
+        <w:t xml:space="preserve"> présente ALmaze aux consultants fonctionnels, qui partent de ce qu’ils voient dans Business Central : les écrans et leurs libellés en français. Elle s’active par le bouton </w:t>
+      </w:r>
+      <w:r>
+        <w:rPr>
+          <w:b/>
+          <w:bCs/>
+        </w:rPr>
+        <w:t xml:space="preserve">Vue fonctionnelle</w:t>
+      </w:r>
+      <w:r>
+        <w:t xml:space="preserve"> de la barre d’outils, </w:t>
+      </w:r>
+      <w:r>
+        <w:rPr>
+          <w:rFonts w:ascii="Cascadia Mono" w:cs="Cascadia Mono" w:eastAsia="Cascadia Mono" w:hAnsi="Cascadia Mono"/>
+          <w:b/>
+          <w:bCs/>
+          <w:color w:val="1F2933"/>
+          <w:sz w:val="18"/>
+          <w:szCs w:val="18"/>
+          <w:shd w:fill="E3E7ED" w:color="auto" w:val="clear"/>
+        </w:rPr>
+        <w:t xml:space="preserve"> Ctrl+Alt+V </w:t>
+      </w:r>
+      <w:r>
+        <w:t xml:space="preserve"> ou les Paramètres (onglet Apparence), et reste active au redémarrage. Un développeur bascule librement pour voir ce que voit le consultant.</w:t>
+      </w:r>
+    </w:p>
+    <w:p>
+      <w:pPr>
+        <w:spacing w:after="140" w:line="300"/>
+      </w:pPr>
+      <w:r>
+        <w:t xml:space="preserve">En Vue fonctionnelle, une page (ou une extension de page) s’ouvre sur son </w:t>
+      </w:r>
+      <w:r>
+        <w:rPr>
+          <w:b/>
+          <w:bCs/>
+        </w:rPr>
+        <w:t xml:space="preserve">écran</w:t>
+      </w:r>
+      <w:r>
+        <w:t xml:space="preserve"> plutôt que sur son code :</w:t>
+      </w:r>
+    </w:p>
+    <w:p>
+      <w:pPr>
+        <w:pStyle w:val="ListParagraph"/>
+        <w:numPr>
+          <w:ilvl w:val="0"/>
+          <w:numId w:val="2"/>
+        </w:numPr>
+        <w:spacing w:after="60" w:line="290"/>
+      </w:pPr>
+      <w:r>
+        <w:t xml:space="preserve">son titre est sa caption française, avec son ID, son app et la table qu’il affiche ;</w:t>
+      </w:r>
+    </w:p>
+    <w:p>
+      <w:pPr>
+        <w:pStyle w:val="ListParagraph"/>
+        <w:numPr>
+          <w:ilvl w:val="0"/>
+          <w:numId w:val="2"/>
+        </w:numPr>
+        <w:spacing w:after="60" w:line="290"/>
+      </w:pPr>
+      <w:r>
+        <w:t xml:space="preserve">ses </w:t>
+      </w:r>
+      <w:r>
+        <w:rPr>
+          <w:b/>
+          <w:bCs/>
+        </w:rPr>
+        <w:t xml:space="preserve">champs</w:t>
+      </w:r>
+      <w:r>
+        <w:t xml:space="preserve">, groupés comme à l’écran, puis ses </w:t>
+      </w:r>
+      <w:r>
+        <w:rPr>
+          <w:b/>
+          <w:bCs/>
+        </w:rPr>
+        <w:t xml:space="preserve">actions</w:t>
+      </w:r>
+      <w:r>
+        <w:t xml:space="preserve">, chacun sous sa caption : la traduction </w:t>
+      </w:r>
+      <w:r>
+        <w:rPr>
+          <w:rFonts w:ascii="Cascadia Mono" w:cs="Cascadia Mono" w:eastAsia="Cascadia Mono" w:hAnsi="Cascadia Mono"/>
+          <w:color w:val="1F2933"/>
+          <w:sz w:val="19"/>
+          <w:szCs w:val="19"/>
+          <w:shd w:fill="EEF1F5" w:color="auto" w:val="clear"/>
+        </w:rPr>
+        <w:t xml:space="preserve">fr-FR</w:t>
+      </w:r>
+      <w:r>
+        <w:t xml:space="preserve">, sinon la caption anglaise (en italique), sinon celle du champ de table affiché, sinon son nom. Les éléments ajoutés par une extension portent le nom de leur app ; l’infobulle donne le nom AL et le champ de table ;</w:t>
+      </w:r>
+    </w:p>
+    <w:p>
+      <w:pPr>
+        <w:pStyle w:val="ListParagraph"/>
+        <w:numPr>
+          <w:ilvl w:val="0"/>
+          <w:numId w:val="2"/>
+        </w:numPr>
+        <w:spacing w:after="60" w:line="290"/>
+      </w:pPr>
+      <w:r>
+        <w:t xml:space="preserve">un champ de filtre retrouve un élément par sa caption, son nom AL ou celui de son champ.</w:t>
+      </w:r>
+    </w:p>
+    <w:p>
+      <w:pPr>
+        <w:spacing w:after="140" w:line="300"/>
+      </w:pPr>
+      <w:r>
+        <w:t xml:space="preserve">Choisir un champ ou une action affiche ses </w:t>
+      </w:r>
+      <w:r>
+        <w:rPr>
+          <w:b/>
+          <w:bCs/>
+        </w:rPr>
+        <w:t xml:space="preserve">déclencheurs</w:t>
+      </w:r>
+      <w:r>
+        <w:t xml:space="preserve"> et son </w:t>
+      </w:r>
+      <w:r>
+        <w:rPr>
+          <w:b/>
+          <w:bCs/>
+        </w:rPr>
+        <w:t xml:space="preserve">paramétrage lu</w:t>
+      </w:r>
+      <w:r>
+        <w:t xml:space="preserve"> :</w:t>
+      </w:r>
+    </w:p>
+    <w:p>
+      <w:pPr>
+        <w:pStyle w:val="ListParagraph"/>
+        <w:numPr>
+          <w:ilvl w:val="0"/>
+          <w:numId w:val="2"/>
+        </w:numPr>
+        <w:spacing w:after="60" w:line="290"/>
+      </w:pPr>
+      <w:r>
+        <w:t xml:space="preserve">déclencheurs de l’écran (</w:t>
+      </w:r>
+      <w:r>
+        <w:rPr>
+          <w:rFonts w:ascii="Cascadia Mono" w:cs="Cascadia Mono" w:eastAsia="Cascadia Mono" w:hAnsi="Cascadia Mono"/>
+          <w:color w:val="1F2933"/>
+          <w:sz w:val="19"/>
+          <w:szCs w:val="19"/>
+          <w:shd w:fill="EEF1F5" w:color="auto" w:val="clear"/>
+        </w:rPr>
+        <w:t xml:space="preserve">OnValidate</w:t>
+      </w:r>
+      <w:r>
+        <w:t xml:space="preserve">, </w:t>
+      </w:r>
+      <w:r>
+        <w:rPr>
+          <w:rFonts w:ascii="Cascadia Mono" w:cs="Cascadia Mono" w:eastAsia="Cascadia Mono" w:hAnsi="Cascadia Mono"/>
+          <w:color w:val="1F2933"/>
+          <w:sz w:val="19"/>
+          <w:szCs w:val="19"/>
+          <w:shd w:fill="EEF1F5" w:color="auto" w:val="clear"/>
+        </w:rPr>
+        <w:t xml:space="preserve">OnAction</w:t>
+      </w:r>
+      <w:r>
+        <w:t xml:space="preserve">… de la page et de ses extensions), déclencheurs de validation de la table (</w:t>
+      </w:r>
+      <w:r>
+        <w:rPr>
+          <w:rFonts w:ascii="Cascadia Mono" w:cs="Cascadia Mono" w:eastAsia="Cascadia Mono" w:hAnsi="Cascadia Mono"/>
+          <w:color w:val="1F2933"/>
+          <w:sz w:val="19"/>
+          <w:szCs w:val="19"/>
+          <w:shd w:fill="EEF1F5" w:color="auto" w:val="clear"/>
+        </w:rPr>
+        <w:t xml:space="preserve">OnValidate</w:t>
+      </w:r>
+      <w:r>
+        <w:t xml:space="preserve">, </w:t>
+      </w:r>
+      <w:r>
+        <w:rPr>
+          <w:rFonts w:ascii="Cascadia Mono" w:cs="Cascadia Mono" w:eastAsia="Cascadia Mono" w:hAnsi="Cascadia Mono"/>
+          <w:color w:val="1F2933"/>
+          <w:sz w:val="19"/>
+          <w:szCs w:val="19"/>
+          <w:shd w:fill="EEF1F5" w:color="auto" w:val="clear"/>
+        </w:rPr>
+        <w:t xml:space="preserve">OnBeforeValidate</w:t>
+      </w:r>
+      <w:r>
+        <w:t xml:space="preserve">, </w:t>
+      </w:r>
+      <w:r>
+        <w:rPr>
+          <w:rFonts w:ascii="Cascadia Mono" w:cs="Cascadia Mono" w:eastAsia="Cascadia Mono" w:hAnsi="Cascadia Mono"/>
+          <w:color w:val="1F2933"/>
+          <w:sz w:val="19"/>
+          <w:szCs w:val="19"/>
+          <w:shd w:fill="EEF1F5" w:color="auto" w:val="clear"/>
+        </w:rPr>
+        <w:t xml:space="preserve">OnAfterValidate</w:t>
+      </w:r>
+      <w:r>
+        <w:t xml:space="preserve"> des extensions de table) et abonnés aux événements de validation du champ ; </w:t>
+      </w:r>
+      <w:r>
+        <w:rPr>
+          <w:b/>
+          <w:bCs/>
+        </w:rPr>
+        <w:t xml:space="preserve">Voir le code</w:t>
+      </w:r>
+      <w:r>
+        <w:t xml:space="preserve"> ouvre chacun, code affiché ;</w:t>
+      </w:r>
+    </w:p>
+    <w:p>
+      <w:pPr>
+        <w:pStyle w:val="ListParagraph"/>
+        <w:numPr>
+          <w:ilvl w:val="0"/>
+          <w:numId w:val="2"/>
+        </w:numPr>
+        <w:spacing w:after="60" w:line="290"/>
+      </w:pPr>
+      <w:r>
+        <w:t xml:space="preserve">les tables de paramétrage lues par tous ces déclencheurs et leurs appelés, avec les champs de paramétrage lus et les pages qui les affichent (une page de paramétrage s’ouvre sur son écran), puis les autres tables lues.</w:t>
+      </w:r>
+    </w:p>
+    <w:p>
+      <w:pPr>
+        <w:spacing w:after="140" w:line="300"/>
+      </w:pPr>
+      <w:r>
+        <w:rPr>
+          <w:b/>
+          <w:bCs/>
+        </w:rPr>
+        <w:t xml:space="preserve">Paramétrage lu de l’écran</w:t>
+      </w:r>
+      <w:r>
+        <w:t xml:space="preserve"> montre ce que lit l’ouverture de l’écran (ses déclencheurs automatiques, ceux de ses extensions et ses sous-écrans). </w:t>
+      </w:r>
+      <w:r>
+        <w:rPr>
+          <w:b/>
+          <w:bCs/>
+        </w:rPr>
+        <w:t xml:space="preserve">Afficher le code</w:t>
+      </w:r>
+      <w:r>
+        <w:t xml:space="preserve"> affiche le code de l’onglet ; </w:t>
+      </w:r>
+      <w:r>
+        <w:rPr>
+          <w:b/>
+          <w:bCs/>
+        </w:rPr>
+        <w:t xml:space="preserve">Masquer le code</w:t>
+      </w:r>
+      <w:r>
+        <w:t xml:space="preserve"> revient à l’écran. Les autres objets (tables, codeunits…) n’ont pas d’écran : leur code est masqué, avec un bouton pour l’afficher.</w:t>
       </w:r>
     </w:p>
     <w:p>
@@ -3644,7 +5201,7 @@
       <w:r>
         <w:drawing>
           <wp:inline distT="0" distB="0" distL="0" distR="0">
-            <wp:extent cx="6115050" cy="3714750"/>
+            <wp:extent cx="6115050" cy="3724275"/>
             <wp:effectExtent t="0" r="0" b="0" l="0"/>
             <wp:docPr id="1" name="" descr="" title=""/>
             <wp:cNvGraphicFramePr>
@@ -3669,7 +5226,7 @@
                   <pic:spPr bwMode="auto">
                     <a:xfrm>
                       <a:off x="0" y="0"/>
-                      <a:ext cx="6115050" cy="3714750"/>
+                      <a:ext cx="6115050" cy="3724275"/>
                     </a:xfrm>
                     <a:prstGeom prst="rect">
                       <a:avLst/>
@@ -3695,7 +5252,45 @@
           <w:sz w:val="18"/>
           <w:szCs w:val="18"/>
         </w:rPr>
-        <w:t xml:space="preserve">Les opérations sur la table Fleet Vehicle.</w:t>
+        <w:t xml:space="preserve">La Fiche client en Vue fonctionnelle : le champ N°, ses déclencheurs et le paramétrage qu’ils lisent.</w:t>
+      </w:r>
+    </w:p>
+    <w:p>
+      <w:pPr>
+        <w:spacing w:after="140" w:line="300"/>
+      </w:pPr>
+      <w:r>
+        <w:t xml:space="preserve">Dans la recherche rapide, les natures suivent le vocabulaire d’écran : </w:t>
+      </w:r>
+      <w:r>
+        <w:rPr>
+          <w:b/>
+          <w:bCs/>
+        </w:rPr>
+        <w:t xml:space="preserve">Écran</w:t>
+      </w:r>
+      <w:r>
+        <w:t xml:space="preserve"> pour une page, </w:t>
+      </w:r>
+      <w:r>
+        <w:rPr>
+          <w:b/>
+          <w:bCs/>
+        </w:rPr>
+        <w:t xml:space="preserve">Champ</w:t>
+      </w:r>
+      <w:r>
+        <w:t xml:space="preserve"> pour un contrôle, </w:t>
+      </w:r>
+      <w:r>
+        <w:rPr>
+          <w:b/>
+          <w:bCs/>
+        </w:rPr>
+        <w:t xml:space="preserve">Déclencheur</w:t>
+      </w:r>
+      <w:r>
+        <w:t xml:space="preserve"> pour un trigger. Depuis « Fiche client » ou l’URL d’une page copiée dans Business Central, on ouvre ainsi l’écran et ses champs, sans voir de code.</w:t>
       </w:r>
     </w:p>
     <w:p>
@@ -3703,9 +5298,9 @@
         <w:pStyle w:val="Heading1"/>
         <w:pageBreakBefore/>
       </w:pPr>
-      <w:bookmarkStart w:name="hierarchie" w:id="1"/>
-      <w:r>
-        <w:t xml:space="preserve">10. Hiérarchie d’appels</w:t>
+      <w:bookmarkStart w:name="utilisations" w:id="1"/>
+      <w:r>
+        <w:t xml:space="preserve">10. Trouver les utilisations</w:t>
       </w:r>
       <w:bookmarkEnd w:id="1"/>
     </w:p>
@@ -3714,39 +5309,37 @@
         <w:spacing w:after="140" w:line="300"/>
       </w:pPr>
       <w:r>
-        <w:rPr>
-          <w:rFonts w:ascii="Cascadia Mono" w:cs="Cascadia Mono" w:eastAsia="Cascadia Mono" w:hAnsi="Cascadia Mono"/>
-          <w:b/>
-          <w:bCs/>
-          <w:color w:val="1F2933"/>
-          <w:sz w:val="18"/>
-          <w:szCs w:val="18"/>
-          <w:shd w:fill="E3E7ED" w:color="auto" w:val="clear"/>
-        </w:rPr>
-        <w:t xml:space="preserve"> Maj+Alt+H </w:t>
-      </w:r>
-      <w:r>
-        <w:t xml:space="preserve"> sur une procédure ouvre sa hiérarchie d’appels. </w:t>
-      </w:r>
-      <w:r>
-        <w:rPr>
-          <w:b/>
-          <w:bCs/>
-        </w:rPr>
-        <w:t xml:space="preserve">Appelants</w:t>
-      </w:r>
-      <w:r>
-        <w:t xml:space="preserve"> remonte vers ceux qui l’appellent, jusqu’aux points d’entrée (actions de page, triggers…) ; </w:t>
-      </w:r>
-      <w:r>
-        <w:rPr>
-          <w:b/>
-          <w:bCs/>
-        </w:rPr>
-        <w:t xml:space="preserve">Appelés</w:t>
-      </w:r>
-      <w:r>
-        <w:t xml:space="preserve"> descend dans ce qu’elle appelle. Chaque niveau se déplie à la demande.</w:t>
+        <w:t xml:space="preserve">Le panneau des utilisations s’ouvre en bas de la fenêtre. Son en-tête, commun à tous les panneaux du bas, donne le titre (« Utilisations de » et la cible), le nombre de résultats, </w:t>
+      </w:r>
+      <w:r>
+        <w:rPr>
+          <w:b/>
+          <w:bCs/>
+        </w:rPr>
+        <w:t xml:space="preserve">Exporter…</w:t>
+      </w:r>
+      <w:r>
+        <w:t xml:space="preserve">, </w:t>
+      </w:r>
+      <w:r>
+        <w:rPr>
+          <w:b/>
+          <w:bCs/>
+        </w:rPr>
+        <w:t xml:space="preserve">Détacher</w:t>
+      </w:r>
+      <w:r>
+        <w:t xml:space="preserve"> et </w:t>
+      </w:r>
+      <w:r>
+        <w:rPr>
+          <w:b/>
+          <w:bCs/>
+        </w:rPr>
+        <w:t xml:space="preserve">Fermer</w:t>
+      </w:r>
+      <w:r>
+        <w:t xml:space="preserve">. Les résultats sont groupés par application puis par objet ; chaque ligne donne le numéro de ligne, le genre d’utilisation, le membre qui la contient et l’extrait de code. Un clic ouvre le code à cet endroit.</w:t>
       </w:r>
     </w:p>
     <w:p>
@@ -3758,7 +5351,7 @@
       <w:r>
         <w:drawing>
           <wp:inline distT="0" distB="0" distL="0" distR="0">
-            <wp:extent cx="6115050" cy="3714750"/>
+            <wp:extent cx="6115050" cy="3724275"/>
             <wp:effectExtent t="0" r="0" b="0" l="0"/>
             <wp:docPr id="1" name="" descr="" title=""/>
             <wp:cNvGraphicFramePr>
@@ -3783,7 +5376,7 @@
                   <pic:spPr bwMode="auto">
                     <a:xfrm>
                       <a:off x="0" y="0"/>
-                      <a:ext cx="6115050" cy="3714750"/>
+                      <a:ext cx="6115050" cy="3724275"/>
                     </a:xfrm>
                     <a:prstGeom prst="rect">
                       <a:avLst/>
@@ -3809,36 +5402,119 @@
           <w:sz w:val="18"/>
           <w:szCs w:val="18"/>
         </w:rPr>
-        <w:t xml:space="preserve">RentVehicle est appelée par l’action Rent de la page Fleet Vehicle List.</w:t>
-      </w:r>
-    </w:p>
-    <w:p>
-      <w:pPr>
-        <w:pStyle w:val="Heading1"/>
-        <w:pageBreakBefore/>
-      </w:pPr>
-      <w:bookmarkStart w:name="portee" w:id="1"/>
-      <w:r>
-        <w:t xml:space="preserve">11. La portée d’un membre</w:t>
-      </w:r>
-      <w:bookmarkEnd w:id="1"/>
+        <w:t xml:space="preserve">Les utilisations de la table Fleet Vehicle. L’en-tête de l’objet, faute de place, montre ses actions en icônes.</w:t>
+      </w:r>
     </w:p>
     <w:p>
       <w:pPr>
         <w:spacing w:after="140" w:line="300"/>
       </w:pPr>
       <w:r>
-        <w:t xml:space="preserve">La </w:t>
-      </w:r>
-      <w:r>
-        <w:rPr>
-          <w:b/>
-          <w:bCs/>
-        </w:rPr>
-        <w:t xml:space="preserve">portée</w:t>
-      </w:r>
-      <w:r>
-        <w:t xml:space="preserve"> répond à « jusqu’où va ce membre ? ». Elle suit les appels, les triggers et les abonnés aux événements, et classe ce qui est atteint en sections :</w:t>
+        <w:rPr>
+          <w:b/>
+          <w:bCs/>
+        </w:rPr>
+        <w:t xml:space="preserve">Où ce message est-il levé ?</w:t>
+      </w:r>
+      <w:r>
+        <w:t xml:space="preserve"> Collez le message d’erreur dans la recherche rapide (</w:t>
+      </w:r>
+      <w:r>
+        <w:rPr>
+          <w:rFonts w:ascii="Cascadia Mono" w:cs="Cascadia Mono" w:eastAsia="Cascadia Mono" w:hAnsi="Cascadia Mono"/>
+          <w:b/>
+          <w:bCs/>
+          <w:color w:val="1F2933"/>
+          <w:sz w:val="18"/>
+          <w:szCs w:val="18"/>
+          <w:shd w:fill="E3E7ED" w:color="auto" w:val="clear"/>
+        </w:rPr>
+        <w:t xml:space="preserve"> Ctrl+P </w:t>
+      </w:r>
+      <w:r>
+        <w:t xml:space="preserve">) : elle trouve son Label ; </w:t>
+      </w:r>
+      <w:r>
+        <w:rPr>
+          <w:rFonts w:ascii="Cascadia Mono" w:cs="Cascadia Mono" w:eastAsia="Cascadia Mono" w:hAnsi="Cascadia Mono"/>
+          <w:b/>
+          <w:bCs/>
+          <w:color w:val="1F2933"/>
+          <w:sz w:val="18"/>
+          <w:szCs w:val="18"/>
+          <w:shd w:fill="E3E7ED" w:color="auto" w:val="clear"/>
+        </w:rPr>
+        <w:t xml:space="preserve"> Maj+Entrée </w:t>
+      </w:r>
+      <w:r>
+        <w:t xml:space="preserve"> liste chaque endroit où le Label est utilisé (</w:t>
+      </w:r>
+      <w:r>
+        <w:rPr>
+          <w:rFonts w:ascii="Cascadia Mono" w:cs="Cascadia Mono" w:eastAsia="Cascadia Mono" w:hAnsi="Cascadia Mono"/>
+          <w:color w:val="1F2933"/>
+          <w:sz w:val="19"/>
+          <w:szCs w:val="19"/>
+          <w:shd w:fill="EEF1F5" w:color="auto" w:val="clear"/>
+        </w:rPr>
+        <w:t xml:space="preserve">Error</w:t>
+      </w:r>
+      <w:r>
+        <w:t xml:space="preserve">, </w:t>
+      </w:r>
+      <w:r>
+        <w:rPr>
+          <w:rFonts w:ascii="Cascadia Mono" w:cs="Cascadia Mono" w:eastAsia="Cascadia Mono" w:hAnsi="Cascadia Mono"/>
+          <w:color w:val="1F2933"/>
+          <w:sz w:val="19"/>
+          <w:szCs w:val="19"/>
+          <w:shd w:fill="EEF1F5" w:color="auto" w:val="clear"/>
+        </w:rPr>
+        <w:t xml:space="preserve">Confirm</w:t>
+      </w:r>
+      <w:r>
+        <w:t xml:space="preserve">, </w:t>
+      </w:r>
+      <w:r>
+        <w:rPr>
+          <w:rFonts w:ascii="Cascadia Mono" w:cs="Cascadia Mono" w:eastAsia="Cascadia Mono" w:hAnsi="Cascadia Mono"/>
+          <w:color w:val="1F2933"/>
+          <w:sz w:val="19"/>
+          <w:szCs w:val="19"/>
+          <w:shd w:fill="EEF1F5" w:color="auto" w:val="clear"/>
+        </w:rPr>
+        <w:t xml:space="preserve">Message</w:t>
+      </w:r>
+      <w:r>
+        <w:t xml:space="preserve">, </w:t>
+      </w:r>
+      <w:r>
+        <w:rPr>
+          <w:rFonts w:ascii="Cascadia Mono" w:cs="Cascadia Mono" w:eastAsia="Cascadia Mono" w:hAnsi="Cascadia Mono"/>
+          <w:color w:val="1F2933"/>
+          <w:sz w:val="19"/>
+          <w:szCs w:val="19"/>
+          <w:shd w:fill="EEF1F5" w:color="auto" w:val="clear"/>
+        </w:rPr>
+        <w:t xml:space="preserve">StrSubstNo</w:t>
+      </w:r>
+      <w:r>
+        <w:t xml:space="preserve">, affectation…). </w:t>
+      </w:r>
+      <w:r>
+        <w:rPr>
+          <w:rFonts w:ascii="Cascadia Mono" w:cs="Cascadia Mono" w:eastAsia="Cascadia Mono" w:hAnsi="Cascadia Mono"/>
+          <w:b/>
+          <w:bCs/>
+          <w:color w:val="1F2933"/>
+          <w:sz w:val="18"/>
+          <w:szCs w:val="18"/>
+          <w:shd w:fill="E3E7ED" w:color="auto" w:val="clear"/>
+        </w:rPr>
+        <w:t xml:space="preserve"> Maj+F12 </w:t>
+      </w:r>
+      <w:r>
+        <w:t xml:space="preserve"> sur la déclaration d’un Label, ou sur son nom dans le code, fait de même. Un Label local et un Label global de même nom ne sont jamais confondus. Un Label d’un package sans sources n’a pas d’utilisations connues.</w:t>
       </w:r>
     </w:p>
     <w:p>
@@ -3851,14 +5527,17 @@
         <w:spacing w:after="60" w:line="290"/>
       </w:pPr>
       <w:r>
-        <w:rPr>
-          <w:b/>
-          <w:bCs/>
-        </w:rPr>
-        <w:t xml:space="preserve">Points d’entrée</w:t>
-      </w:r>
-      <w:r>
-        <w:t xml:space="preserve"> : d’où l’utilisateur peut déclencher ce code ;</w:t>
+        <w:t xml:space="preserve">Barre de filtres, sous l’en-tête : les genres d’utilisation (déclaration de variable, propriété, permission…), puis </w:t>
+      </w:r>
+      <w:r>
+        <w:rPr>
+          <w:b/>
+          <w:bCs/>
+        </w:rPr>
+        <w:t xml:space="preserve">Inclure :</w:t>
+      </w:r>
+      <w:r>
+        <w:t xml:space="preserve"> et les cas particuliers (via interface, non résolues, conditionnelles, écritures par copie). Chaque case donne son nombre de résultats entre parenthèses.</w:t>
       </w:r>
     </w:p>
     <w:p>
@@ -3871,14 +5550,27 @@
         <w:spacing w:after="60" w:line="290"/>
       </w:pPr>
       <w:r>
-        <w:rPr>
-          <w:b/>
-          <w:bCs/>
-        </w:rPr>
-        <w:t xml:space="preserve">Commits</w:t>
-      </w:r>
-      <w:r>
-        <w:t xml:space="preserve"> : les Commit atteints, avec le chemin ;</w:t>
+        <w:t xml:space="preserve">Liste de droite : </w:t>
+      </w:r>
+      <w:r>
+        <w:rPr>
+          <w:b/>
+          <w:bCs/>
+        </w:rPr>
+        <w:t xml:space="preserve">Toutes les apps</w:t>
+      </w:r>
+      <w:r>
+        <w:t xml:space="preserve"> (par défaut), </w:t>
+      </w:r>
+      <w:r>
+        <w:rPr>
+          <w:b/>
+          <w:bCs/>
+        </w:rPr>
+        <w:t xml:space="preserve">Apps du corpus</w:t>
+      </w:r>
+      <w:r>
+        <w:t xml:space="preserve"> ou une seule app.</w:t>
       </w:r>
     </w:p>
     <w:p>
@@ -3895,60 +5587,84 @@
           <w:b/>
           <w:bCs/>
         </w:rPr>
-        <w:t xml:space="preserve">Écritures</w:t>
-      </w:r>
-      <w:r>
-        <w:t xml:space="preserve"> et </w:t>
-      </w:r>
-      <w:r>
-        <w:rPr>
-          <w:b/>
-          <w:bCs/>
-        </w:rPr>
-        <w:t xml:space="preserve">Lectures</w:t>
-      </w:r>
-      <w:r>
-        <w:t xml:space="preserve"> : les tables touchées, leur persistance et le nombre d’étapes ;</w:t>
-      </w:r>
-    </w:p>
-    <w:p>
-      <w:pPr>
-        <w:pStyle w:val="ListParagraph"/>
-        <w:numPr>
-          <w:ilvl w:val="0"/>
-          <w:numId w:val="2"/>
-        </w:numPr>
-        <w:spacing w:after="60" w:line="290"/>
-      </w:pPr>
-      <w:r>
-        <w:rPr>
-          <w:b/>
-          <w:bCs/>
-        </w:rPr>
-        <w:t xml:space="preserve">Événements</w:t>
-      </w:r>
-      <w:r>
-        <w:t xml:space="preserve"> : les événements levés et leurs abonnés ;</w:t>
-      </w:r>
-    </w:p>
-    <w:p>
-      <w:pPr>
-        <w:pStyle w:val="ListParagraph"/>
-        <w:numPr>
-          <w:ilvl w:val="0"/>
-          <w:numId w:val="2"/>
-        </w:numPr>
-        <w:spacing w:after="60" w:line="290"/>
-      </w:pPr>
-      <w:r>
-        <w:rPr>
-          <w:b/>
-          <w:bCs/>
-        </w:rPr>
-        <w:t xml:space="preserve">Permissions</w:t>
-      </w:r>
-      <w:r>
-        <w:t xml:space="preserve"> : le jeu de permissions requis et ses angles morts.</w:t>
+        <w:t xml:space="preserve">Exporter…</w:t>
+      </w:r>
+      <w:r>
+        <w:t xml:space="preserve"> enregistre les résultats affichés en CSV.</w:t>
+      </w:r>
+    </w:p>
+    <w:p>
+      <w:pPr>
+        <w:pStyle w:val="Heading1"/>
+        <w:pageBreakBefore/>
+      </w:pPr>
+      <w:bookmarkStart w:name="operations" w:id="1"/>
+      <w:r>
+        <w:t xml:space="preserve">11. Opérations de base sur une table</w:t>
+      </w:r>
+      <w:bookmarkEnd w:id="1"/>
+    </w:p>
+    <w:p>
+      <w:pPr>
+        <w:spacing w:after="140" w:line="300"/>
+      </w:pPr>
+      <w:r>
+        <w:t xml:space="preserve">Sur une table ou une extension de table, </w:t>
+      </w:r>
+      <w:r>
+        <w:rPr>
+          <w:b/>
+          <w:bCs/>
+        </w:rPr>
+        <w:t xml:space="preserve">Opérations de base</w:t>
+      </w:r>
+      <w:r>
+        <w:t xml:space="preserve"> liste tous les Insert, Modify, Delete, Rename et Validate qui la touchent, avec leur persistance (persistante, temporaire, indéterminée) et la valeur de RunTrigger : action </w:t>
+      </w:r>
+      <w:r>
+        <w:rPr>
+          <w:b/>
+          <w:bCs/>
+        </w:rPr>
+        <w:t xml:space="preserve">Opérations</w:t>
+      </w:r>
+      <w:r>
+        <w:t xml:space="preserve"> de l’en-tête de l’objet, ou </w:t>
+      </w:r>
+      <w:r>
+        <w:rPr>
+          <w:rFonts w:ascii="Cascadia Mono" w:cs="Cascadia Mono" w:eastAsia="Cascadia Mono" w:hAnsi="Cascadia Mono"/>
+          <w:b/>
+          <w:bCs/>
+          <w:color w:val="1F2933"/>
+          <w:sz w:val="18"/>
+          <w:szCs w:val="18"/>
+          <w:shd w:fill="E3E7ED" w:color="auto" w:val="clear"/>
+        </w:rPr>
+        <w:t xml:space="preserve"> Alt+Entrée </w:t>
+      </w:r>
+      <w:r>
+        <w:t xml:space="preserve"> dans la recherche rapide. Les cases de la barre de filtres retiennent une persistance, une opération ou une valeur de RunTrigger. La bascule </w:t>
+      </w:r>
+      <w:r>
+        <w:rPr>
+          <w:b/>
+          <w:bCs/>
+        </w:rPr>
+        <w:t xml:space="preserve">Appels</w:t>
+      </w:r>
+      <w:r>
+        <w:t xml:space="preserve"> / </w:t>
+      </w:r>
+      <w:r>
+        <w:rPr>
+          <w:b/>
+          <w:bCs/>
+        </w:rPr>
+        <w:t xml:space="preserve">Réactions</w:t>
+      </w:r>
+      <w:r>
+        <w:t xml:space="preserve"> de l’en-tête du panneau passe aux triggers et aux abonnés qui s’exécutent en conséquence.</w:t>
       </w:r>
     </w:p>
     <w:p>
@@ -3960,7 +5676,7 @@
       <w:r>
         <w:drawing>
           <wp:inline distT="0" distB="0" distL="0" distR="0">
-            <wp:extent cx="6115050" cy="3714750"/>
+            <wp:extent cx="6115050" cy="3724275"/>
             <wp:effectExtent t="0" r="0" b="0" l="0"/>
             <wp:docPr id="1" name="" descr="" title=""/>
             <wp:cNvGraphicFramePr>
@@ -3985,7 +5701,7 @@
                   <pic:spPr bwMode="auto">
                     <a:xfrm>
                       <a:off x="0" y="0"/>
-                      <a:ext cx="6115050" cy="3714750"/>
+                      <a:ext cx="6115050" cy="3724275"/>
                     </a:xfrm>
                     <a:prstGeom prst="rect">
                       <a:avLst/>
@@ -4011,25 +5727,58 @@
           <w:sz w:val="18"/>
           <w:szCs w:val="18"/>
         </w:rPr>
-        <w:t xml:space="preserve">La portée de RentVehicle, en liste.</w:t>
-      </w:r>
+        <w:t xml:space="preserve">Les opérations sur la table Fleet Vehicle, vue Appels.</w:t>
+      </w:r>
+    </w:p>
+    <w:p>
+      <w:pPr>
+        <w:pStyle w:val="Heading1"/>
+        <w:pageBreakBefore/>
+      </w:pPr>
+      <w:bookmarkStart w:name="hierarchie" w:id="1"/>
+      <w:r>
+        <w:t xml:space="preserve">12. Hiérarchie d’appels</w:t>
+      </w:r>
+      <w:bookmarkEnd w:id="1"/>
     </w:p>
     <w:p>
       <w:pPr>
         <w:spacing w:after="140" w:line="300"/>
       </w:pPr>
       <w:r>
-        <w:t xml:space="preserve">L’affichage </w:t>
-      </w:r>
-      <w:r>
-        <w:rPr>
-          <w:b/>
-          <w:bCs/>
-        </w:rPr>
-        <w:t xml:space="preserve">Diagramme</w:t>
-      </w:r>
-      <w:r>
-        <w:t xml:space="preserve"> dessine le membre et tout ce qu’il atteint, en couches par nombre d’étapes. Les cases du haut affichent ou masquent chaque section.</w:t>
+        <w:rPr>
+          <w:rFonts w:ascii="Cascadia Mono" w:cs="Cascadia Mono" w:eastAsia="Cascadia Mono" w:hAnsi="Cascadia Mono"/>
+          <w:b/>
+          <w:bCs/>
+          <w:color w:val="1F2933"/>
+          <w:sz w:val="18"/>
+          <w:szCs w:val="18"/>
+          <w:shd w:fill="E3E7ED" w:color="auto" w:val="clear"/>
+        </w:rPr>
+        <w:t xml:space="preserve"> Maj+Alt+H </w:t>
+      </w:r>
+      <w:r>
+        <w:t xml:space="preserve"> sur une procédure ouvre sa hiérarchie d’appels. </w:t>
+      </w:r>
+      <w:r>
+        <w:rPr>
+          <w:b/>
+          <w:bCs/>
+        </w:rPr>
+        <w:t xml:space="preserve">Appelants</w:t>
+      </w:r>
+      <w:r>
+        <w:t xml:space="preserve"> remonte vers ceux qui l’appellent, jusqu’aux points d’entrée (actions de page, triggers…) ; </w:t>
+      </w:r>
+      <w:r>
+        <w:rPr>
+          <w:b/>
+          <w:bCs/>
+        </w:rPr>
+        <w:t xml:space="preserve">Appelés</w:t>
+      </w:r>
+      <w:r>
+        <w:t xml:space="preserve"> descend dans ce qu’elle appelle. Chaque niveau se déplie à la demande.</w:t>
       </w:r>
     </w:p>
     <w:p>
@@ -4041,7 +5790,7 @@
       <w:r>
         <w:drawing>
           <wp:inline distT="0" distB="0" distL="0" distR="0">
-            <wp:extent cx="6115050" cy="3714750"/>
+            <wp:extent cx="6115050" cy="3724275"/>
             <wp:effectExtent t="0" r="0" b="0" l="0"/>
             <wp:docPr id="1" name="" descr="" title=""/>
             <wp:cNvGraphicFramePr>
@@ -4066,7 +5815,7 @@
                   <pic:spPr bwMode="auto">
                     <a:xfrm>
                       <a:off x="0" y="0"/>
-                      <a:ext cx="6115050" cy="3714750"/>
+                      <a:ext cx="6115050" cy="3724275"/>
                     </a:xfrm>
                     <a:prstGeom prst="rect">
                       <a:avLst/>
@@ -4092,7 +5841,7 @@
           <w:sz w:val="18"/>
           <w:szCs w:val="18"/>
         </w:rPr>
-        <w:t xml:space="preserve">La même portée en diagramme.</w:t>
+        <w:t xml:space="preserve">RentVehicle est appelée par l’action Rent de la page Fleet Vehicle List.</w:t>
       </w:r>
     </w:p>
     <w:p>
@@ -4100,9 +5849,9 @@
         <w:pStyle w:val="Heading1"/>
         <w:pageBreakBefore/>
       </w:pPr>
-      <w:bookmarkStart w:name="evenements" w:id="1"/>
-      <w:r>
-        <w:t xml:space="preserve">12. Les événements du corpus</w:t>
+      <w:bookmarkStart w:name="portee" w:id="1"/>
+      <w:r>
+        <w:t xml:space="preserve">13. La portée d’un membre</w:t>
       </w:r>
       <w:bookmarkEnd w:id="1"/>
     </w:p>
@@ -4111,8 +5860,118 @@
         <w:spacing w:after="140" w:line="300"/>
       </w:pPr>
       <w:r>
-        <w:t xml:space="preserve">L’icône </w:t>
-      </w:r>
+        <w:t xml:space="preserve">La </w:t>
+      </w:r>
+      <w:r>
+        <w:rPr>
+          <w:b/>
+          <w:bCs/>
+        </w:rPr>
+        <w:t xml:space="preserve">portée</w:t>
+      </w:r>
+      <w:r>
+        <w:t xml:space="preserve"> répond à « jusqu’où va ce membre ? ». Elle suit les appels, les triggers et les abonnés aux événements, et classe ce qui est atteint en sections :</w:t>
+      </w:r>
+    </w:p>
+    <w:p>
+      <w:pPr>
+        <w:pStyle w:val="ListParagraph"/>
+        <w:numPr>
+          <w:ilvl w:val="0"/>
+          <w:numId w:val="2"/>
+        </w:numPr>
+        <w:spacing w:after="60" w:line="290"/>
+      </w:pPr>
+      <w:r>
+        <w:rPr>
+          <w:b/>
+          <w:bCs/>
+        </w:rPr>
+        <w:t xml:space="preserve">Points d’entrée</w:t>
+      </w:r>
+      <w:r>
+        <w:t xml:space="preserve"> : d’où l’utilisateur peut déclencher ce code ;</w:t>
+      </w:r>
+    </w:p>
+    <w:p>
+      <w:pPr>
+        <w:pStyle w:val="ListParagraph"/>
+        <w:numPr>
+          <w:ilvl w:val="0"/>
+          <w:numId w:val="2"/>
+        </w:numPr>
+        <w:spacing w:after="60" w:line="290"/>
+      </w:pPr>
+      <w:r>
+        <w:rPr>
+          <w:b/>
+          <w:bCs/>
+        </w:rPr>
+        <w:t xml:space="preserve">Commits</w:t>
+      </w:r>
+      <w:r>
+        <w:t xml:space="preserve"> : les Commit atteints, avec le chemin ;</w:t>
+      </w:r>
+    </w:p>
+    <w:p>
+      <w:pPr>
+        <w:pStyle w:val="ListParagraph"/>
+        <w:numPr>
+          <w:ilvl w:val="0"/>
+          <w:numId w:val="2"/>
+        </w:numPr>
+        <w:spacing w:after="60" w:line="290"/>
+      </w:pPr>
+      <w:r>
+        <w:rPr>
+          <w:b/>
+          <w:bCs/>
+        </w:rPr>
+        <w:t xml:space="preserve">Écritures</w:t>
+      </w:r>
+      <w:r>
+        <w:t xml:space="preserve"> et </w:t>
+      </w:r>
+      <w:r>
+        <w:rPr>
+          <w:b/>
+          <w:bCs/>
+        </w:rPr>
+        <w:t xml:space="preserve">Lectures</w:t>
+      </w:r>
+      <w:r>
+        <w:t xml:space="preserve"> : les tables touchées, leur persistance et le nombre d’étapes ;</w:t>
+      </w:r>
+    </w:p>
+    <w:p>
+      <w:pPr>
+        <w:pStyle w:val="ListParagraph"/>
+        <w:numPr>
+          <w:ilvl w:val="0"/>
+          <w:numId w:val="2"/>
+        </w:numPr>
+        <w:spacing w:after="60" w:line="290"/>
+      </w:pPr>
+      <w:r>
+        <w:rPr>
+          <w:b/>
+          <w:bCs/>
+        </w:rPr>
+        <w:t xml:space="preserve">Paramétrage lu</w:t>
+      </w:r>
+      <w:r>
+        <w:t xml:space="preserve"> : « où se paramètre ce comportement ? », les tables de paramétrage lues (Setup à enregistrement unique), avec leurs champs lus et la page qui les affiche, puis les autres tables lues ;</w:t>
+      </w:r>
+    </w:p>
+    <w:p>
+      <w:pPr>
+        <w:pStyle w:val="ListParagraph"/>
+        <w:numPr>
+          <w:ilvl w:val="0"/>
+          <w:numId w:val="2"/>
+        </w:numPr>
+        <w:spacing w:after="60" w:line="290"/>
+      </w:pPr>
       <w:r>
         <w:rPr>
           <w:b/>
@@ -4121,33 +5980,27 @@
         <w:t xml:space="preserve">Événements</w:t>
       </w:r>
       <w:r>
-        <w:t xml:space="preserve"> de la barre ouvre la liste de tous les événements du corpus : publisher, nom, nombre de levées et d’abonnés. Les filtres acceptent des motifs (</w:t>
-      </w:r>
-      <w:r>
-        <w:rPr>
-          <w:rFonts w:ascii="Cascadia Mono" w:cs="Cascadia Mono" w:eastAsia="Cascadia Mono" w:hAnsi="Cascadia Mono"/>
-          <w:color w:val="1F2933"/>
-          <w:sz w:val="19"/>
-          <w:szCs w:val="19"/>
-          <w:shd w:fill="EEF1F5" w:color="auto" w:val="clear"/>
-        </w:rPr>
-        <w:t xml:space="preserve">OnBefore*Post*</w:t>
-      </w:r>
-      <w:r>
-        <w:t xml:space="preserve">, </w:t>
-      </w:r>
-      <w:r>
-        <w:rPr>
-          <w:rFonts w:ascii="Cascadia Mono" w:cs="Cascadia Mono" w:eastAsia="Cascadia Mono" w:hAnsi="Cascadia Mono"/>
-          <w:color w:val="1F2933"/>
-          <w:sz w:val="19"/>
-          <w:szCs w:val="19"/>
-          <w:shd w:fill="EEF1F5" w:color="auto" w:val="clear"/>
-        </w:rPr>
-        <w:t xml:space="preserve">*Vehicle*</w:t>
-      </w:r>
-      <w:r>
-        <w:t xml:space="preserve">) sur l’événement et sur l’objet. Un clic sur un événement montre où il est levé et qui y est abonné.</w:t>
+        <w:t xml:space="preserve"> : les événements levés et leurs abonnés ;</w:t>
+      </w:r>
+    </w:p>
+    <w:p>
+      <w:pPr>
+        <w:pStyle w:val="ListParagraph"/>
+        <w:numPr>
+          <w:ilvl w:val="0"/>
+          <w:numId w:val="2"/>
+        </w:numPr>
+        <w:spacing w:after="60" w:line="290"/>
+      </w:pPr>
+      <w:r>
+        <w:rPr>
+          <w:b/>
+          <w:bCs/>
+        </w:rPr>
+        <w:t xml:space="preserve">Permissions</w:t>
+      </w:r>
+      <w:r>
+        <w:t xml:space="preserve"> : le jeu de permissions requis et ses angles morts.</w:t>
       </w:r>
     </w:p>
     <w:p>
@@ -4159,7 +6012,7 @@
       <w:r>
         <w:drawing>
           <wp:inline distT="0" distB="0" distL="0" distR="0">
-            <wp:extent cx="6115050" cy="3714750"/>
+            <wp:extent cx="6115050" cy="3724275"/>
             <wp:effectExtent t="0" r="0" b="0" l="0"/>
             <wp:docPr id="1" name="" descr="" title=""/>
             <wp:cNvGraphicFramePr>
@@ -4184,7 +6037,7 @@
                   <pic:spPr bwMode="auto">
                     <a:xfrm>
                       <a:off x="0" y="0"/>
-                      <a:ext cx="6115050" cy="3714750"/>
+                      <a:ext cx="6115050" cy="3724275"/>
                     </a:xfrm>
                     <a:prstGeom prst="rect">
                       <a:avLst/>
@@ -4210,56 +6063,65 @@
           <w:sz w:val="18"/>
           <w:szCs w:val="18"/>
         </w:rPr>
-        <w:t xml:space="preserve">Les événements dont le nom contient « Vehicle ».</w:t>
-      </w:r>
-    </w:p>
-    <w:p>
-      <w:pPr>
-        <w:pStyle w:val="Heading1"/>
-        <w:pageBreakBefore/>
-      </w:pPr>
-      <w:bookmarkStart w:name="permissions" w:id="1"/>
-      <w:r>
-        <w:t xml:space="preserve">13. Le jeu de permissions</w:t>
-      </w:r>
-      <w:bookmarkEnd w:id="1"/>
+        <w:t xml:space="preserve">La portée de RentVehicle, en liste.</w:t>
+      </w:r>
     </w:p>
     <w:p>
       <w:pPr>
         <w:spacing w:after="140" w:line="300"/>
       </w:pPr>
       <w:r>
-        <w:t xml:space="preserve">Pour construire le jeu de permissions d’une fonctionnalité, ajouter ses membres au panier : </w:t>
-      </w:r>
-      <w:r>
-        <w:rPr>
-          <w:b/>
-          <w:bCs/>
-        </w:rPr>
-        <w:t xml:space="preserve">Ajouter au jeu de permissions</w:t>
-      </w:r>
-      <w:r>
-        <w:t xml:space="preserve"> dans le menu contextuel du code ou dans la portée. Le panneau </w:t>
-      </w:r>
-      <w:r>
-        <w:rPr>
-          <w:b/>
-          <w:bCs/>
-        </w:rPr>
-        <w:t xml:space="preserve">Jeu de permissions</w:t>
-      </w:r>
-      <w:r>
-        <w:t xml:space="preserve"> calcule les droits requis (R, I, M, D, X) objet par objet, avec leur justification et le chemin le plus court, et liste les </w:t>
-      </w:r>
-      <w:r>
-        <w:rPr>
-          <w:b/>
-          <w:bCs/>
-        </w:rPr>
-        <w:t xml:space="preserve">angles morts</w:t>
-      </w:r>
-      <w:r>
-        <w:t xml:space="preserve"> à vérifier (persistance indéterminée, abonnés globaux…).</w:t>
+        <w:t xml:space="preserve">La bascule </w:t>
+      </w:r>
+      <w:r>
+        <w:rPr>
+          <w:b/>
+          <w:bCs/>
+        </w:rPr>
+        <w:t xml:space="preserve">Liste</w:t>
+      </w:r>
+      <w:r>
+        <w:t xml:space="preserve"> / </w:t>
+      </w:r>
+      <w:r>
+        <w:rPr>
+          <w:b/>
+          <w:bCs/>
+        </w:rPr>
+        <w:t xml:space="preserve">Diagramme</w:t>
+      </w:r>
+      <w:r>
+        <w:t xml:space="preserve"> de l’en-tête change d’affichage. Le </w:t>
+      </w:r>
+      <w:r>
+        <w:rPr>
+          <w:b/>
+          <w:bCs/>
+        </w:rPr>
+        <w:t xml:space="preserve">Diagramme</w:t>
+      </w:r>
+      <w:r>
+        <w:t xml:space="preserve"> dessine le membre et tout ce qu’il atteint, en couches par nombre d’étapes ; les pastilles du haut (Points d’entrée, Commits, Écritures, Lectures, Événements) affichent ou masquent chaque section. À l’ouverture, le diagramme reste lisible : il s’affiche en entier si le texte des nœuds garde une taille suffisante, sinon il se centre sur le membre, et </w:t>
+      </w:r>
+      <w:r>
+        <w:rPr>
+          <w:b/>
+          <w:bCs/>
+        </w:rPr>
+        <w:t xml:space="preserve">Ajuster</w:t>
+      </w:r>
+      <w:r>
+        <w:t xml:space="preserve"> donne la vue d’ensemble. Les libellés des liens (« appel », « opération »…) apparaissent au survol d’un lien ou d’un nœud. La fenêtre </w:t>
+      </w:r>
+      <w:r>
+        <w:rPr>
+          <w:b/>
+          <w:bCs/>
+        </w:rPr>
+        <w:t xml:space="preserve">Diagramme</w:t>
+      </w:r>
+      <w:r>
+        <w:t xml:space="preserve"> d’un objet suit les mêmes règles.</w:t>
       </w:r>
     </w:p>
     <w:p>
@@ -4271,7 +6133,7 @@
       <w:r>
         <w:drawing>
           <wp:inline distT="0" distB="0" distL="0" distR="0">
-            <wp:extent cx="6115050" cy="3714750"/>
+            <wp:extent cx="6115050" cy="3724275"/>
             <wp:effectExtent t="0" r="0" b="0" l="0"/>
             <wp:docPr id="1" name="" descr="" title=""/>
             <wp:cNvGraphicFramePr>
@@ -4296,7 +6158,7 @@
                   <pic:spPr bwMode="auto">
                     <a:xfrm>
                       <a:off x="0" y="0"/>
-                      <a:ext cx="6115050" cy="3714750"/>
+                      <a:ext cx="6115050" cy="3724275"/>
                     </a:xfrm>
                     <a:prstGeom prst="rect">
                       <a:avLst/>
@@ -4322,8 +6184,19 @@
           <w:sz w:val="18"/>
           <w:szCs w:val="18"/>
         </w:rPr>
-        <w:t xml:space="preserve">Les permissions requises par RentVehicle.</w:t>
-      </w:r>
+        <w:t xml:space="preserve">La même portée en diagramme, avec le bouton Ajuster.</w:t>
+      </w:r>
+    </w:p>
+    <w:p>
+      <w:pPr>
+        <w:pStyle w:val="Heading1"/>
+        <w:pageBreakBefore/>
+      </w:pPr>
+      <w:bookmarkStart w:name="evenements" w:id="1"/>
+      <w:r>
+        <w:t xml:space="preserve">14. Les événements du corpus</w:t>
+      </w:r>
+      <w:bookmarkEnd w:id="1"/>
     </w:p>
     <w:p>
       <w:pPr>
@@ -4337,20 +6210,40 @@
           <w:b/>
           <w:bCs/>
         </w:rPr>
-        <w:t xml:space="preserve">Exporter</w:t>
-      </w:r>
-      <w:r>
-        <w:t xml:space="preserve"> de la barre (ou </w:t>
-      </w:r>
-      <w:r>
-        <w:rPr>
-          <w:b/>
-          <w:bCs/>
-        </w:rPr>
-        <w:t xml:space="preserve">Exporter…</w:t>
-      </w:r>
-      <w:r>
-        <w:t xml:space="preserve"> dans le panneau) produit un fichier XML importable dans Business Central, ou un objet AL </w:t>
+        <w:t xml:space="preserve">Événements</w:t>
+      </w:r>
+      <w:r>
+        <w:t xml:space="preserve"> de la barre ouvre la liste de tous les événements du corpus : </w:t>
+      </w:r>
+      <w:r>
+        <w:rPr>
+          <w:b/>
+          <w:bCs/>
+        </w:rPr>
+        <w:t xml:space="preserve">Levé par</w:t>
+      </w:r>
+      <w:r>
+        <w:t xml:space="preserve"> (l’objet qui publie l’événement, et son app), nom de l’événement, nombre de levées et d’abonnés, type. Les champs </w:t>
+      </w:r>
+      <w:r>
+        <w:rPr>
+          <w:b/>
+          <w:bCs/>
+        </w:rPr>
+        <w:t xml:space="preserve">Événement</w:t>
+      </w:r>
+      <w:r>
+        <w:t xml:space="preserve"> et </w:t>
+      </w:r>
+      <w:r>
+        <w:rPr>
+          <w:b/>
+          <w:bCs/>
+        </w:rPr>
+        <w:t xml:space="preserve">Objet</w:t>
+      </w:r>
+      <w:r>
+        <w:t xml:space="preserve"> acceptent des motifs (</w:t>
       </w:r>
       <w:r>
         <w:rPr>
@@ -4360,10 +6253,23 @@
           <w:szCs w:val="19"/>
           <w:shd w:fill="EEF1F5" w:color="auto" w:val="clear"/>
         </w:rPr>
-        <w:t xml:space="preserve">permissionset</w:t>
-      </w:r>
-      <w:r>
-        <w:t xml:space="preserve">.</w:t>
+        <w:t xml:space="preserve">OnBefore*Post*</w:t>
+      </w:r>
+      <w:r>
+        <w:t xml:space="preserve">, </w:t>
+      </w:r>
+      <w:r>
+        <w:rPr>
+          <w:rFonts w:ascii="Cascadia Mono" w:cs="Cascadia Mono" w:eastAsia="Cascadia Mono" w:hAnsi="Cascadia Mono"/>
+          <w:color w:val="1F2933"/>
+          <w:sz w:val="19"/>
+          <w:szCs w:val="19"/>
+          <w:shd w:fill="EEF1F5" w:color="auto" w:val="clear"/>
+        </w:rPr>
+        <w:t xml:space="preserve">*Vehicle*</w:t>
+      </w:r>
+      <w:r>
+        <w:t xml:space="preserve">) ; la liste de droite limite aux apps du corpus ou à une app, et chaque colonne se trie d’un clic sur son en-tête. Un clic sur un événement montre où il est levé et qui y est abonné.</w:t>
       </w:r>
     </w:p>
     <w:p>
@@ -4375,7 +6281,7 @@
       <w:r>
         <w:drawing>
           <wp:inline distT="0" distB="0" distL="0" distR="0">
-            <wp:extent cx="6115050" cy="3714750"/>
+            <wp:extent cx="6115050" cy="3724275"/>
             <wp:effectExtent t="0" r="0" b="0" l="0"/>
             <wp:docPr id="1" name="" descr="" title=""/>
             <wp:cNvGraphicFramePr>
@@ -4400,7 +6306,7 @@
                   <pic:spPr bwMode="auto">
                     <a:xfrm>
                       <a:off x="0" y="0"/>
-                      <a:ext cx="6115050" cy="3714750"/>
+                      <a:ext cx="6115050" cy="3724275"/>
                     </a:xfrm>
                     <a:prstGeom prst="rect">
                       <a:avLst/>
@@ -4426,7 +6332,7 @@
           <w:sz w:val="18"/>
           <w:szCs w:val="18"/>
         </w:rPr>
-        <w:t xml:space="preserve">L’export du jeu de permissions.</w:t>
+        <w:t xml:space="preserve">Les événements dont le nom contient « Vehicle » : 2 sur 24 059.</w:t>
       </w:r>
     </w:p>
     <w:p>
@@ -4434,9 +6340,9 @@
         <w:pStyle w:val="Heading1"/>
         <w:pageBreakBefore/>
       </w:pPr>
-      <w:bookmarkStart w:name="rapport" w:id="1"/>
-      <w:r>
-        <w:t xml:space="preserve">14. Le rapport de chargement</w:t>
+      <w:bookmarkStart w:name="permissions" w:id="1"/>
+      <w:r>
+        <w:t xml:space="preserve">15. Le jeu de permissions</w:t>
       </w:r>
       <w:bookmarkEnd w:id="1"/>
     </w:p>
@@ -4445,77 +6351,37 @@
         <w:spacing w:after="140" w:line="300"/>
       </w:pPr>
       <w:r>
-        <w:t xml:space="preserve">L’icône du rapport s’ouvre en trois onglets :</w:t>
-      </w:r>
-    </w:p>
-    <w:p>
-      <w:pPr>
-        <w:pStyle w:val="ListParagraph"/>
-        <w:numPr>
-          <w:ilvl w:val="0"/>
-          <w:numId w:val="2"/>
-        </w:numPr>
-        <w:spacing w:after="60" w:line="290"/>
-      </w:pPr>
-      <w:r>
-        <w:rPr>
-          <w:b/>
-          <w:bCs/>
-        </w:rPr>
-        <w:t xml:space="preserve">Problèmes</w:t>
-      </w:r>
-      <w:r>
-        <w:t xml:space="preserve"> : dépendances manquantes (avec </w:t>
-      </w:r>
-      <w:r>
-        <w:rPr>
-          <w:b/>
-          <w:bCs/>
-        </w:rPr>
-        <w:t xml:space="preserve">Résoudre</w:t>
-      </w:r>
-      <w:r>
-        <w:t xml:space="preserve">, qui les cherche dans les dépôts GitHub puis dans les flux Microsoft), sources mal analysées, packages illisibles ;</w:t>
-      </w:r>
-    </w:p>
-    <w:p>
-      <w:pPr>
-        <w:pStyle w:val="ListParagraph"/>
-        <w:numPr>
-          <w:ilvl w:val="0"/>
-          <w:numId w:val="2"/>
-        </w:numPr>
-        <w:spacing w:after="60" w:line="290"/>
-      </w:pPr>
-      <w:r>
-        <w:rPr>
-          <w:b/>
-          <w:bCs/>
-        </w:rPr>
-        <w:t xml:space="preserve">Dépendances</w:t>
-      </w:r>
-      <w:r>
-        <w:t xml:space="preserve"> : les dépendances résolues et leur origine ;</w:t>
-      </w:r>
-    </w:p>
-    <w:p>
-      <w:pPr>
-        <w:pStyle w:val="ListParagraph"/>
-        <w:numPr>
-          <w:ilvl w:val="0"/>
-          <w:numId w:val="2"/>
-        </w:numPr>
-        <w:spacing w:after="60" w:line="290"/>
-      </w:pPr>
-      <w:r>
-        <w:rPr>
-          <w:b/>
-          <w:bCs/>
-        </w:rPr>
-        <w:t xml:space="preserve">Écartés</w:t>
-      </w:r>
-      <w:r>
-        <w:t xml:space="preserve"> : pour information, les packages runtime ignorés et les doublons écartés.</w:t>
+        <w:t xml:space="preserve">Pour construire le jeu de permissions d’une fonctionnalité, ajouter ses membres au panier : </w:t>
+      </w:r>
+      <w:r>
+        <w:rPr>
+          <w:b/>
+          <w:bCs/>
+        </w:rPr>
+        <w:t xml:space="preserve">Ajouter au jeu de permissions</w:t>
+      </w:r>
+      <w:r>
+        <w:t xml:space="preserve"> dans le menu contextuel du code ou dans la portée. Le panneau </w:t>
+      </w:r>
+      <w:r>
+        <w:rPr>
+          <w:b/>
+          <w:bCs/>
+        </w:rPr>
+        <w:t xml:space="preserve">Jeu de permissions</w:t>
+      </w:r>
+      <w:r>
+        <w:t xml:space="preserve"> calcule les droits requis (R, I, M, D, X) objet par objet, avec leur justification et le chemin le plus court, et liste les </w:t>
+      </w:r>
+      <w:r>
+        <w:rPr>
+          <w:b/>
+          <w:bCs/>
+        </w:rPr>
+        <w:t xml:space="preserve">angles morts</w:t>
+      </w:r>
+      <w:r>
+        <w:t xml:space="preserve"> à vérifier (persistance indéterminée, abonnés globaux…).</w:t>
       </w:r>
     </w:p>
     <w:p>
@@ -4527,7 +6393,7 @@
       <w:r>
         <w:drawing>
           <wp:inline distT="0" distB="0" distL="0" distR="0">
-            <wp:extent cx="6115050" cy="3714750"/>
+            <wp:extent cx="6115050" cy="3724275"/>
             <wp:effectExtent t="0" r="0" b="0" l="0"/>
             <wp:docPr id="1" name="" descr="" title=""/>
             <wp:cNvGraphicFramePr>
@@ -4552,7 +6418,7 @@
                   <pic:spPr bwMode="auto">
                     <a:xfrm>
                       <a:off x="0" y="0"/>
-                      <a:ext cx="6115050" cy="3714750"/>
+                      <a:ext cx="6115050" cy="3724275"/>
                     </a:xfrm>
                     <a:prstGeom prst="rect">
                       <a:avLst/>
@@ -4578,41 +6444,48 @@
           <w:sz w:val="18"/>
           <w:szCs w:val="18"/>
         </w:rPr>
-        <w:t xml:space="preserve">Le rapport de chargement, onglet Dépendances.</w:t>
-      </w:r>
-    </w:p>
-    <w:p>
-      <w:pPr>
-        <w:pStyle w:val="Heading1"/>
-        <w:pageBreakBefore/>
-      </w:pPr>
-      <w:bookmarkStart w:name="parametres" w:id="1"/>
-      <w:r>
-        <w:t xml:space="preserve">15. Les paramètres</w:t>
-      </w:r>
-      <w:bookmarkEnd w:id="1"/>
+        <w:t xml:space="preserve">Les permissions requises par RentVehicle.</w:t>
+      </w:r>
     </w:p>
     <w:p>
       <w:pPr>
         <w:spacing w:after="140" w:line="300"/>
       </w:pPr>
       <w:r>
-        <w:t xml:space="preserve">La roue dentée ouvre les paramètres, en cinq onglets.</w:t>
-      </w:r>
-    </w:p>
-    <w:p>
-      <w:pPr>
-        <w:spacing w:after="140" w:line="300"/>
-      </w:pPr>
-      <w:r>
-        <w:rPr>
-          <w:b/>
-          <w:bCs/>
-        </w:rPr>
-        <w:t xml:space="preserve">Apparence</w:t>
-      </w:r>
-      <w:r>
-        <w:t xml:space="preserve"> : trois thèmes (Classique, Dark mode, Sobre) et deux densités (Confortable, Compacte : police, contrôles et lignes plus serrés).</w:t>
+        <w:t xml:space="preserve">L’icône </w:t>
+      </w:r>
+      <w:r>
+        <w:rPr>
+          <w:b/>
+          <w:bCs/>
+        </w:rPr>
+        <w:t xml:space="preserve">Exporter</w:t>
+      </w:r>
+      <w:r>
+        <w:t xml:space="preserve"> de la barre ouvre le panneau ; son bouton </w:t>
+      </w:r>
+      <w:r>
+        <w:rPr>
+          <w:b/>
+          <w:bCs/>
+        </w:rPr>
+        <w:t xml:space="preserve">Exporter…</w:t>
+      </w:r>
+      <w:r>
+        <w:t xml:space="preserve"> ouvre le dialogue d’export : un fichier XML importable dans Business Central (dans la langue de la session BC qui importe, avec l’ID et le nom du jeu), ou un objet AL </w:t>
+      </w:r>
+      <w:r>
+        <w:rPr>
+          <w:rFonts w:ascii="Cascadia Mono" w:cs="Cascadia Mono" w:eastAsia="Cascadia Mono" w:hAnsi="Cascadia Mono"/>
+          <w:color w:val="1F2933"/>
+          <w:sz w:val="19"/>
+          <w:szCs w:val="19"/>
+          <w:shd w:fill="EEF1F5" w:color="auto" w:val="clear"/>
+        </w:rPr>
+        <w:t xml:space="preserve">permissionset</w:t>
+      </w:r>
+      <w:r>
+        <w:t xml:space="preserve">. Un objet présent plusieurs fois (le même objet dans deux apps, ou ajouté par les permissions du profil d’un Role Center) ne donne qu’une entrée, avec l’union de ses droits : l’import dans BC et la compilation AL acceptent le fichier.</w:t>
       </w:r>
     </w:p>
     <w:p>
@@ -4624,7 +6497,7 @@
       <w:r>
         <w:drawing>
           <wp:inline distT="0" distB="0" distL="0" distR="0">
-            <wp:extent cx="6115050" cy="3714750"/>
+            <wp:extent cx="6115050" cy="3724275"/>
             <wp:effectExtent t="0" r="0" b="0" l="0"/>
             <wp:docPr id="1" name="" descr="" title=""/>
             <wp:cNvGraphicFramePr>
@@ -4649,7 +6522,7 @@
                   <pic:spPr bwMode="auto">
                     <a:xfrm>
                       <a:off x="0" y="0"/>
-                      <a:ext cx="6115050" cy="3714750"/>
+                      <a:ext cx="6115050" cy="3724275"/>
                     </a:xfrm>
                     <a:prstGeom prst="rect">
                       <a:avLst/>
@@ -4675,7 +6548,7 @@
           <w:sz w:val="18"/>
           <w:szCs w:val="18"/>
         </w:rPr>
-        <w:t xml:space="preserve">Thèmes et densité.</w:t>
+        <w:t xml:space="preserve">Le dialogue d’export du jeu de permissions.</w:t>
       </w:r>
     </w:p>
     <w:p>
@@ -4683,34 +6556,139 @@
         <w:spacing w:after="140" w:line="300"/>
       </w:pPr>
       <w:r>
-        <w:rPr>
-          <w:b/>
-          <w:bCs/>
-        </w:rPr>
-        <w:t xml:space="preserve">Sources Microsoft</w:t>
-      </w:r>
-      <w:r>
-        <w:t xml:space="preserve"> : les applications Microsoft du corpus et l’état de leurs sources. Sans sources, ALmaze ne cherche pas d’utilisations dans leur code : </w:t>
-      </w:r>
-      <w:r>
-        <w:rPr>
-          <w:b/>
-          <w:bCs/>
-        </w:rPr>
-        <w:t xml:space="preserve">Charger les sources</w:t>
-      </w:r>
-      <w:r>
-        <w:t xml:space="preserve"> les télécharge depuis le flux Microsoft, et </w:t>
-      </w:r>
-      <w:r>
-        <w:rPr>
-          <w:b/>
-          <w:bCs/>
-        </w:rPr>
-        <w:t xml:space="preserve">toujours</w:t>
-      </w:r>
-      <w:r>
-        <w:t xml:space="preserve"> les télécharge à chaque ouverture.</w:t>
+        <w:t xml:space="preserve">Le panier est conservé avec le corpus : il se retrouve à la réouverture du dossier, du </w:t>
+      </w:r>
+      <w:r>
+        <w:rPr>
+          <w:rFonts w:ascii="Cascadia Mono" w:cs="Cascadia Mono" w:eastAsia="Cascadia Mono" w:hAnsi="Cascadia Mono"/>
+          <w:color w:val="1F2933"/>
+          <w:sz w:val="19"/>
+          <w:szCs w:val="19"/>
+          <w:shd w:fill="EEF1F5" w:color="auto" w:val="clear"/>
+        </w:rPr>
+        <w:t xml:space="preserve">.code-workspace</w:t>
+      </w:r>
+      <w:r>
+        <w:t xml:space="preserve"> ou du dépôt (même à une autre branche), y compris après avoir quitté ALmaze. Une racine qui n’existe plus dans le corpus rechargé reste dans le panier, marquée </w:t>
+      </w:r>
+      <w:r>
+        <w:rPr>
+          <w:b/>
+          <w:bCs/>
+        </w:rPr>
+        <w:t xml:space="preserve">introuvable</w:t>
+      </w:r>
+      <w:r>
+        <w:t xml:space="preserve">.</w:t>
+      </w:r>
+    </w:p>
+    <w:p>
+      <w:pPr>
+        <w:pStyle w:val="Heading1"/>
+        <w:pageBreakBefore/>
+      </w:pPr>
+      <w:bookmarkStart w:name="tickets" w:id="1"/>
+      <w:r>
+        <w:t xml:space="preserve">16. Rédiger un ticket</w:t>
+      </w:r>
+      <w:bookmarkEnd w:id="1"/>
+    </w:p>
+    <w:p>
+      <w:pPr>
+        <w:spacing w:after="140" w:line="300"/>
+      </w:pPr>
+      <w:r>
+        <w:t xml:space="preserve">Un </w:t>
+      </w:r>
+      <w:r>
+        <w:rPr>
+          <w:b/>
+          <w:bCs/>
+        </w:rPr>
+        <w:t xml:space="preserve">brouillon de ticket</w:t>
+      </w:r>
+      <w:r>
+        <w:t xml:space="preserve"> rassemble, en naviguant, les éléments concernés par une demande : </w:t>
+      </w:r>
+      <w:r>
+        <w:rPr>
+          <w:b/>
+          <w:bCs/>
+        </w:rPr>
+        <w:t xml:space="preserve">Ajouter au ticket</w:t>
+      </w:r>
+      <w:r>
+        <w:t xml:space="preserve"> dans le menu contextuel du code (le champ, l’action ou l’objet sous le curseur) ou de l’explorateur (l’objet), ou </w:t>
+      </w:r>
+      <w:r>
+        <w:rPr>
+          <w:b/>
+          <w:bCs/>
+        </w:rPr>
+        <w:t xml:space="preserve">+ Ticket</w:t>
+      </w:r>
+      <w:r>
+        <w:t xml:space="preserve"> dans la portée. Le panneau </w:t>
+      </w:r>
+      <w:r>
+        <w:rPr>
+          <w:b/>
+          <w:bCs/>
+        </w:rPr>
+        <w:t xml:space="preserve">Ticket</w:t>
+      </w:r>
+      <w:r>
+        <w:t xml:space="preserve"> (icône de la barre) donne son titre, son contexte et le comportement attendu, avec à droite les éléments concernés ; un corpus peut avoir plusieurs brouillons, l’ajout se fait dans celui affiché. L’en-tête du panneau porte </w:t>
+      </w:r>
+      <w:r>
+        <w:rPr>
+          <w:b/>
+          <w:bCs/>
+        </w:rPr>
+        <w:t xml:space="preserve">Nouveau</w:t>
+      </w:r>
+      <w:r>
+        <w:t xml:space="preserve">, </w:t>
+      </w:r>
+      <w:r>
+        <w:rPr>
+          <w:b/>
+          <w:bCs/>
+        </w:rPr>
+        <w:t xml:space="preserve">Importer…</w:t>
+      </w:r>
+      <w:r>
+        <w:t xml:space="preserve">, </w:t>
+      </w:r>
+      <w:r>
+        <w:rPr>
+          <w:b/>
+          <w:bCs/>
+        </w:rPr>
+        <w:t xml:space="preserve">Exporter…</w:t>
+      </w:r>
+      <w:r>
+        <w:t xml:space="preserve">, </w:t>
+      </w:r>
+      <w:r>
+        <w:rPr>
+          <w:b/>
+          <w:bCs/>
+        </w:rPr>
+        <w:t xml:space="preserve">Supprimer</w:t>
+      </w:r>
+      <w:r>
+        <w:t xml:space="preserve"> et </w:t>
+      </w:r>
+      <w:r>
+        <w:rPr>
+          <w:b/>
+          <w:bCs/>
+        </w:rPr>
+        <w:t xml:space="preserve">Publier…</w:t>
+      </w:r>
+      <w:r>
+        <w:t xml:space="preserve">.</w:t>
       </w:r>
     </w:p>
     <w:p>
@@ -4722,7 +6700,7 @@
       <w:r>
         <w:drawing>
           <wp:inline distT="0" distB="0" distL="0" distR="0">
-            <wp:extent cx="6115050" cy="3714750"/>
+            <wp:extent cx="6115050" cy="3724275"/>
             <wp:effectExtent t="0" r="0" b="0" l="0"/>
             <wp:docPr id="1" name="" descr="" title=""/>
             <wp:cNvGraphicFramePr>
@@ -4747,7 +6725,7 @@
                   <pic:spPr bwMode="auto">
                     <a:xfrm>
                       <a:off x="0" y="0"/>
-                      <a:ext cx="6115050" cy="3714750"/>
+                      <a:ext cx="6115050" cy="3724275"/>
                     </a:xfrm>
                     <a:prstGeom prst="rect">
                       <a:avLst/>
@@ -4773,7 +6751,7 @@
           <w:sz w:val="18"/>
           <w:szCs w:val="18"/>
         </w:rPr>
-        <w:t xml:space="preserve">Les sources des applications Microsoft.</w:t>
+        <w:t xml:space="preserve">Un brouillon de ticket, ici rédigé depuis l’éditeur de Role Center.</w:t>
       </w:r>
     </w:p>
     <w:p>
@@ -4781,14 +6759,50 @@
         <w:spacing w:after="140" w:line="300"/>
       </w:pPr>
       <w:r>
-        <w:rPr>
-          <w:b/>
-          <w:bCs/>
-        </w:rPr>
-        <w:t xml:space="preserve">GitHub</w:t>
-      </w:r>
-      <w:r>
-        <w:t xml:space="preserve"> : le compte connecté, la connexion et la déconnexion.</w:t>
+        <w:t xml:space="preserve">Les brouillons sont conservés avec le corpus, comme le panier de permissions : on peut quitter ALmaze et reprendre plus tard. Un élément qui n’existe plus dans le corpus rechargé reste, marqué </w:t>
+      </w:r>
+      <w:r>
+        <w:rPr>
+          <w:b/>
+          <w:bCs/>
+        </w:rPr>
+        <w:t xml:space="preserve">introuvable</w:t>
+      </w:r>
+      <w:r>
+        <w:t xml:space="preserve">. </w:t>
+      </w:r>
+      <w:r>
+        <w:rPr>
+          <w:b/>
+          <w:bCs/>
+        </w:rPr>
+        <w:t xml:space="preserve">Exporter…</w:t>
+      </w:r>
+      <w:r>
+        <w:t xml:space="preserve"> enregistre le brouillon dans un fichier </w:t>
+      </w:r>
+      <w:r>
+        <w:rPr>
+          <w:rFonts w:ascii="Cascadia Mono" w:cs="Cascadia Mono" w:eastAsia="Cascadia Mono" w:hAnsi="Cascadia Mono"/>
+          <w:color w:val="1F2933"/>
+          <w:sz w:val="19"/>
+          <w:szCs w:val="19"/>
+          <w:shd w:fill="EEF1F5" w:color="auto" w:val="clear"/>
+        </w:rPr>
+        <w:t xml:space="preserve">.ticket.json</w:t>
+      </w:r>
+      <w:r>
+        <w:t xml:space="preserve"> qu’un collègue ouvre par </w:t>
+      </w:r>
+      <w:r>
+        <w:rPr>
+          <w:b/>
+          <w:bCs/>
+        </w:rPr>
+        <w:t xml:space="preserve">Importer…</w:t>
+      </w:r>
+      <w:r>
+        <w:t xml:space="preserve">.</w:t>
       </w:r>
     </w:p>
     <w:p>
@@ -4800,30 +6814,301 @@
           <w:b/>
           <w:bCs/>
         </w:rPr>
-        <w:t xml:space="preserve">Corpus</w:t>
-      </w:r>
-      <w:r>
-        <w:t xml:space="preserve"> : </w:t>
-      </w:r>
-      <w:r>
-        <w:rPr>
-          <w:b/>
-          <w:bCs/>
-        </w:rPr>
-        <w:t xml:space="preserve">Réindexer tout</w:t>
-      </w:r>
-      <w:r>
-        <w:t xml:space="preserve"> (ignorer l’index enregistré et tout réanalyser) et </w:t>
-      </w:r>
-      <w:r>
-        <w:rPr>
-          <w:b/>
-          <w:bCs/>
-        </w:rPr>
-        <w:t xml:space="preserve">Chercher de nouveau les dépendances refusées</w:t>
+        <w:t xml:space="preserve">Publier…</w:t>
+      </w:r>
+      <w:r>
+        <w:t xml:space="preserve"> crée l’issue sur GitHub. ALmaze propose le dépôt d’où vient l’application des éléments, et le dernier choix fait pour ce dépôt : projet, </w:t>
+      </w:r>
+      <w:r>
+        <w:rPr>
+          <w:b/>
+          <w:bCs/>
+        </w:rPr>
+        <w:t xml:space="preserve">Status</w:t>
+      </w:r>
+      <w:r>
+        <w:t xml:space="preserve"> initial et labels, tous modifiables. Le corps suit le gabarit d’issue du dépôt (</w:t>
+      </w:r>
+      <w:r>
+        <w:rPr>
+          <w:rFonts w:ascii="Cascadia Mono" w:cs="Cascadia Mono" w:eastAsia="Cascadia Mono" w:hAnsi="Cascadia Mono"/>
+          <w:color w:val="1F2933"/>
+          <w:sz w:val="19"/>
+          <w:szCs w:val="19"/>
+          <w:shd w:fill="EEF1F5" w:color="auto" w:val="clear"/>
+        </w:rPr>
+        <w:t xml:space="preserve">.github/ISSUE_TEMPLATE</w:t>
+      </w:r>
+      <w:r>
+        <w:t xml:space="preserve">, en Markdown ; les formulaires </w:t>
+      </w:r>
+      <w:r>
+        <w:rPr>
+          <w:rFonts w:ascii="Cascadia Mono" w:cs="Cascadia Mono" w:eastAsia="Cascadia Mono" w:hAnsi="Cascadia Mono"/>
+          <w:color w:val="1F2933"/>
+          <w:sz w:val="19"/>
+          <w:szCs w:val="19"/>
+          <w:shd w:fill="EEF1F5" w:color="auto" w:val="clear"/>
+        </w:rPr>
+        <w:t xml:space="preserve">.yml</w:t>
+      </w:r>
+      <w:r>
+        <w:t xml:space="preserve"> sont ignorés), sinon celui d’ALmaze : Contexte, Comportement attendu, Éléments concernés.</w:t>
+      </w:r>
+    </w:p>
+    <w:p>
+      <w:pPr>
+        <w:pStyle w:val="ListParagraph"/>
+        <w:numPr>
+          <w:ilvl w:val="0"/>
+          <w:numId w:val="2"/>
+        </w:numPr>
+        <w:spacing w:after="60" w:line="290"/>
+      </w:pPr>
+      <w:r>
+        <w:t xml:space="preserve">Chaque élément concerné est décrit par sa caption (en français d’abord), son type, son ID, son nom AL et son application.</w:t>
+      </w:r>
+    </w:p>
+    <w:p>
+      <w:pPr>
+        <w:pStyle w:val="ListParagraph"/>
+        <w:numPr>
+          <w:ilvl w:val="0"/>
+          <w:numId w:val="2"/>
+        </w:numPr>
+        <w:spacing w:after="60" w:line="290"/>
+      </w:pPr>
+      <w:r>
+        <w:t xml:space="preserve">Un bloc dépliable donne ses extensions d’objet, ses déclencheurs et, pour un corpus ouvert depuis un dépôt GitHub, un lien vers ses lignes de code au commit chargé.</w:t>
+      </w:r>
+    </w:p>
+    <w:p>
+      <w:pPr>
+        <w:pStyle w:val="ListParagraph"/>
+        <w:numPr>
+          <w:ilvl w:val="0"/>
+          <w:numId w:val="2"/>
+        </w:numPr>
+        <w:spacing w:after="60" w:line="290"/>
+      </w:pPr>
+      <w:r>
+        <w:t xml:space="preserve">Une fois publié, le brouillon reste lié au ticket : </w:t>
+      </w:r>
+      <w:r>
+        <w:rPr>
+          <w:b/>
+          <w:bCs/>
+        </w:rPr>
+        <w:t xml:space="preserve">Republier…</w:t>
+      </w:r>
+      <w:r>
+        <w:t xml:space="preserve"> y ajoute un commentaire au lieu d’en créer un autre.</w:t>
+      </w:r>
+    </w:p>
+    <w:p>
+      <w:pPr>
+        <w:pBdr>
+          <w:left w:val="single" w:color="0F6CBD" w:sz="18" w:space="8"/>
+        </w:pBdr>
+        <w:shd w:fill="E8F0FE" w:color="auto" w:val="clear"/>
+        <w:spacing w:before="80" w:after="160" w:line="290"/>
+        <w:ind w:left="200"/>
+      </w:pPr>
+      <w:r>
+        <w:t xml:space="preserve">Publier dans un projet demande le droit </w:t>
+      </w:r>
+      <w:r>
+        <w:rPr>
+          <w:b/>
+          <w:bCs/>
+        </w:rPr>
+        <w:t xml:space="preserve">project</w:t>
+      </w:r>
+      <w:r>
+        <w:t xml:space="preserve"> sur GitHub. Si la connexion date d’avant les tickets, ALmaze propose de se reconnecter une fois.</w:t>
+      </w:r>
+    </w:p>
+    <w:p>
+      <w:pPr>
+        <w:pStyle w:val="Heading1"/>
+        <w:pageBreakBefore/>
+      </w:pPr>
+      <w:bookmarkStart w:name="role-center" w:id="1"/>
+      <w:r>
+        <w:t xml:space="preserve">17. Composer un Role Center</w:t>
+      </w:r>
+      <w:bookmarkEnd w:id="1"/>
+    </w:p>
+    <w:p>
+      <w:pPr>
+        <w:spacing w:after="140" w:line="300"/>
+      </w:pPr>
+      <w:r>
+        <w:t xml:space="preserve">L’éditeur de Role Center (icône </w:t>
+      </w:r>
+      <w:r>
+        <w:rPr>
+          <w:b/>
+          <w:bCs/>
+        </w:rPr>
+        <w:t xml:space="preserve">Role Center</w:t>
+      </w:r>
+      <w:r>
+        <w:t xml:space="preserve"> de la barre, dans un grand dialogue) compose un </w:t>
+      </w:r>
+      <w:r>
+        <w:rPr>
+          <w:b/>
+          <w:bCs/>
+        </w:rPr>
+        <w:t xml:space="preserve">brouillon de Role Center</w:t>
+      </w:r>
+      <w:r>
+        <w:t xml:space="preserve"> à partir de l’existant. Son </w:t>
+      </w:r>
+      <w:r>
+        <w:rPr>
+          <w:b/>
+          <w:bCs/>
+        </w:rPr>
+        <w:t xml:space="preserve">point de départ</w:t>
+      </w:r>
+      <w:r>
+        <w:t xml:space="preserve"> est l’</w:t>
+      </w:r>
+      <w:r>
+        <w:rPr>
+          <w:b/>
+          <w:bCs/>
+        </w:rPr>
+        <w:t xml:space="preserve">extension</w:t>
+      </w:r>
+      <w:r>
+        <w:t xml:space="preserve"> d’un Role Center du corpus (par défaut), sa </w:t>
+      </w:r>
+      <w:r>
+        <w:rPr>
+          <w:b/>
+          <w:bCs/>
+        </w:rPr>
+        <w:t xml:space="preserve">copie</w:t>
+      </w:r>
+      <w:r>
+        <w:t xml:space="preserve"> ou une page </w:t>
+      </w:r>
+      <w:r>
+        <w:rPr>
+          <w:b/>
+          <w:bCs/>
+        </w:rPr>
+        <w:t xml:space="preserve">vierge</w:t>
+      </w:r>
+      <w:r>
+        <w:t xml:space="preserve">. À gauche, l’</w:t>
+      </w:r>
+      <w:r>
+        <w:rPr>
+          <w:b/>
+          <w:bCs/>
+        </w:rPr>
+        <w:t xml:space="preserve">app cible</w:t>
+      </w:r>
+      <w:r>
+        <w:t xml:space="preserve"> (par défaut l’app dont le nom contient *Design*, sinon celle choisie, retenue pour le corpus) fixe l’ID et les noms, marqués </w:t>
+      </w:r>
+      <w:r>
+        <w:rPr>
+          <w:b/>
+          <w:bCs/>
+        </w:rPr>
+        <w:t xml:space="preserve">proposé</w:t>
+      </w:r>
+      <w:r>
+        <w:t xml:space="preserve"> tant qu’on ne les modifie pas : premier ID libre de ses </w:t>
+      </w:r>
+      <w:r>
+        <w:rPr>
+          <w:rFonts w:ascii="Cascadia Mono" w:cs="Cascadia Mono" w:eastAsia="Cascadia Mono" w:hAnsi="Cascadia Mono"/>
+          <w:color w:val="1F2933"/>
+          <w:sz w:val="19"/>
+          <w:szCs w:val="19"/>
+          <w:shd w:fill="EEF1F5" w:color="auto" w:val="clear"/>
+        </w:rPr>
+        <w:t xml:space="preserve">idRanges</w:t>
+      </w:r>
+      <w:r>
+        <w:t xml:space="preserve">, affixe de son </w:t>
+      </w:r>
+      <w:r>
+        <w:rPr>
+          <w:rFonts w:ascii="Cascadia Mono" w:cs="Cascadia Mono" w:eastAsia="Cascadia Mono" w:hAnsi="Cascadia Mono"/>
+          <w:color w:val="1F2933"/>
+          <w:sz w:val="19"/>
+          <w:szCs w:val="19"/>
+          <w:shd w:fill="EEF1F5" w:color="auto" w:val="clear"/>
+        </w:rPr>
+        <w:t xml:space="preserve">AppSourceCop.json</w:t>
       </w:r>
       <w:r>
         <w:t xml:space="preserve">.</w:t>
+      </w:r>
+    </w:p>
+    <w:p>
+      <w:pPr>
+        <w:spacing w:after="140" w:line="300"/>
+      </w:pPr>
+      <w:r>
+        <w:t xml:space="preserve">En haut, les boutons </w:t>
+      </w:r>
+      <w:r>
+        <w:rPr>
+          <w:b/>
+          <w:bCs/>
+        </w:rPr>
+        <w:t xml:space="preserve">Nouveau</w:t>
+      </w:r>
+      <w:r>
+        <w:t xml:space="preserve">, </w:t>
+      </w:r>
+      <w:r>
+        <w:rPr>
+          <w:b/>
+          <w:bCs/>
+        </w:rPr>
+        <w:t xml:space="preserve">Importer…</w:t>
+      </w:r>
+      <w:r>
+        <w:t xml:space="preserve">, </w:t>
+      </w:r>
+      <w:r>
+        <w:rPr>
+          <w:b/>
+          <w:bCs/>
+        </w:rPr>
+        <w:t xml:space="preserve">Exporter…</w:t>
+      </w:r>
+      <w:r>
+        <w:t xml:space="preserve"> et </w:t>
+      </w:r>
+      <w:r>
+        <w:rPr>
+          <w:b/>
+          <w:bCs/>
+        </w:rPr>
+        <w:t xml:space="preserve">Supprimer</w:t>
+      </w:r>
+      <w:r>
+        <w:t xml:space="preserve"> gèrent les brouillons (infobulle au survol). La colonne des </w:t>
+      </w:r>
+      <w:r>
+        <w:rPr>
+          <w:b/>
+          <w:bCs/>
+        </w:rPr>
+        <w:t xml:space="preserve">Informations</w:t>
+      </w:r>
+      <w:r>
+        <w:t xml:space="preserve"> se replie en une bande fine (chevron en tête de colonne) pour laisser la place au designer ; le panneau de droite (catalogue ou propriétés) s’élargit en glissant la poignée qui le sépare du designer, jusqu’à la moitié de la fenêtre (double-clic : largeur par défaut). L’éditeur retient les deux réglages d’une session à l’autre.</w:t>
       </w:r>
     </w:p>
     <w:p>
@@ -4835,7 +7120,7 @@
       <w:r>
         <w:drawing>
           <wp:inline distT="0" distB="0" distL="0" distR="0">
-            <wp:extent cx="6115050" cy="3714750"/>
+            <wp:extent cx="6115050" cy="3724275"/>
             <wp:effectExtent t="0" r="0" b="0" l="0"/>
             <wp:docPr id="1" name="" descr="" title=""/>
             <wp:cNvGraphicFramePr>
@@ -4860,7 +7145,7 @@
                   <pic:spPr bwMode="auto">
                     <a:xfrm>
                       <a:off x="0" y="0"/>
-                      <a:ext cx="6115050" cy="3714750"/>
+                      <a:ext cx="6115050" cy="3724275"/>
                     </a:xfrm>
                     <a:prstGeom prst="rect">
                       <a:avLst/>
@@ -4886,7 +7171,7 @@
           <w:sz w:val="18"/>
           <w:szCs w:val="18"/>
         </w:rPr>
-        <w:t xml:space="preserve">L’onglet Corpus.</w:t>
+        <w:t xml:space="preserve">L’éditeur de Role Center : les informations à gauche, le designer au centre, le catalogue de la Barre de navigation à droite (Fleet Vehicles vient d’y être ajouté).</w:t>
       </w:r>
     </w:p>
     <w:p>
@@ -4894,14 +7179,464 @@
         <w:spacing w:after="140" w:line="300"/>
       </w:pPr>
       <w:r>
-        <w:rPr>
-          <w:b/>
-          <w:bCs/>
-        </w:rPr>
-        <w:t xml:space="preserve">Mises à jour</w:t>
-      </w:r>
-      <w:r>
-        <w:t xml:space="preserve"> : la version installée, la recherche au lancement et la recherche à la demande.</w:t>
+        <w:t xml:space="preserve">Au centre, le </w:t>
+      </w:r>
+      <w:r>
+        <w:rPr>
+          <w:b/>
+          <w:bCs/>
+        </w:rPr>
+        <w:t xml:space="preserve">designer</w:t>
+      </w:r>
+      <w:r>
+        <w:t xml:space="preserve"> montre le Role Center comme le client web de BC, zones à leur place, de haut en bas : le </w:t>
+      </w:r>
+      <w:r>
+        <w:rPr>
+          <w:b/>
+          <w:bCs/>
+        </w:rPr>
+        <w:t xml:space="preserve">Menu de navigation</w:t>
+      </w:r>
+      <w:r>
+        <w:t xml:space="preserve"> (menus côte à côte ; un clic déplie leurs liens), la </w:t>
+      </w:r>
+      <w:r>
+        <w:rPr>
+          <w:b/>
+          <w:bCs/>
+        </w:rPr>
+        <w:t xml:space="preserve">Barre de navigation</w:t>
+      </w:r>
+      <w:r>
+        <w:t xml:space="preserve">, puis le </w:t>
+      </w:r>
+      <w:r>
+        <w:rPr>
+          <w:b/>
+          <w:bCs/>
+        </w:rPr>
+        <w:t xml:space="preserve">headline</w:t>
+      </w:r>
+      <w:r>
+        <w:t xml:space="preserve"> à gauche de la barre d’actions </w:t>
+      </w:r>
+      <w:r>
+        <w:rPr>
+          <w:b/>
+          <w:bCs/>
+        </w:rPr>
+        <w:t xml:space="preserve">Nouveau</w:t>
+      </w:r>
+      <w:r>
+        <w:t xml:space="preserve">, </w:t>
+      </w:r>
+      <w:r>
+        <w:rPr>
+          <w:b/>
+          <w:bCs/>
+        </w:rPr>
+        <w:t xml:space="preserve">Actions</w:t>
+      </w:r>
+      <w:r>
+        <w:t xml:space="preserve"> et </w:t>
+      </w:r>
+      <w:r>
+        <w:rPr>
+          <w:b/>
+          <w:bCs/>
+        </w:rPr>
+        <w:t xml:space="preserve">Rapports</w:t>
+      </w:r>
+      <w:r>
+        <w:t xml:space="preserve"> quand la première part du Contenu est un headline (sinon la barre d’actions prend toute la largeur), enfin le </w:t>
+      </w:r>
+      <w:r>
+        <w:rPr>
+          <w:b/>
+          <w:bCs/>
+        </w:rPr>
+        <w:t xml:space="preserve">Contenu</w:t>
+      </w:r>
+      <w:r>
+        <w:t xml:space="preserve">, regroupé en </w:t>
+      </w:r>
+      <w:r>
+        <w:rPr>
+          <w:b/>
+          <w:bCs/>
+        </w:rPr>
+        <w:t xml:space="preserve">Activités</w:t>
+      </w:r>
+      <w:r>
+        <w:t xml:space="preserve"> (les parts qui contiennent des cues, cues larges d’abord) puis </w:t>
+      </w:r>
+      <w:r>
+        <w:rPr>
+          <w:b/>
+          <w:bCs/>
+        </w:rPr>
+        <w:t xml:space="preserve">Assistance</w:t>
+      </w:r>
+      <w:r>
+        <w:t xml:space="preserve"> (les autres parts), chacune dans l’ordre du code.</w:t>
+      </w:r>
+    </w:p>
+    <w:p>
+      <w:pPr>
+        <w:pStyle w:val="ListParagraph"/>
+        <w:numPr>
+          <w:ilvl w:val="0"/>
+          <w:numId w:val="2"/>
+        </w:numPr>
+        <w:spacing w:after="60" w:line="290"/>
+      </w:pPr>
+      <w:r>
+        <w:t xml:space="preserve">Les liens et les actions montrent leur </w:t>
+      </w:r>
+      <w:r>
+        <w:rPr>
+          <w:b/>
+          <w:bCs/>
+        </w:rPr>
+        <w:t xml:space="preserve">caption française réelle</w:t>
+      </w:r>
+      <w:r>
+        <w:t xml:space="preserve">. Les parts, dont ALmaze n’a pas les données, sont des </w:t>
+      </w:r>
+      <w:r>
+        <w:rPr>
+          <w:b/>
+          <w:bCs/>
+        </w:rPr>
+        <w:t xml:space="preserve">squelettes</w:t>
+      </w:r>
+      <w:r>
+        <w:t xml:space="preserve"> de la forme de leur type : deux lignes pour un headline, des tuiles pour les cues (avec la caption française de chaque cue quand la page la donne), des lignes de tableau pour une </w:t>
+      </w:r>
+      <w:r>
+        <w:rPr>
+          <w:rFonts w:ascii="Cascadia Mono" w:cs="Cascadia Mono" w:eastAsia="Cascadia Mono" w:hAnsi="Cascadia Mono"/>
+          <w:color w:val="1F2933"/>
+          <w:sz w:val="19"/>
+          <w:szCs w:val="19"/>
+          <w:shd w:fill="EEF1F5" w:color="auto" w:val="clear"/>
+        </w:rPr>
+        <w:t xml:space="preserve">ListPart</w:t>
+      </w:r>
+      <w:r>
+        <w:t xml:space="preserve">, des lignes champ/valeur pour une </w:t>
+      </w:r>
+      <w:r>
+        <w:rPr>
+          <w:rFonts w:ascii="Cascadia Mono" w:cs="Cascadia Mono" w:eastAsia="Cascadia Mono" w:hAnsi="Cascadia Mono"/>
+          <w:color w:val="1F2933"/>
+          <w:sz w:val="19"/>
+          <w:szCs w:val="19"/>
+          <w:shd w:fill="EEF1F5" w:color="auto" w:val="clear"/>
+        </w:rPr>
+        <w:t xml:space="preserve">CardPart</w:t>
+      </w:r>
+      <w:r>
+        <w:t xml:space="preserve">, un rectangle pour un graphique ou un add-in. L’animation s’arrête si le système demande de réduire les animations.</w:t>
+      </w:r>
+    </w:p>
+    <w:p>
+      <w:pPr>
+        <w:pStyle w:val="ListParagraph"/>
+        <w:numPr>
+          <w:ilvl w:val="0"/>
+          <w:numId w:val="2"/>
+        </w:numPr>
+        <w:spacing w:after="60" w:line="290"/>
+      </w:pPr>
+      <w:r>
+        <w:t xml:space="preserve">On </w:t>
+      </w:r>
+      <w:r>
+        <w:rPr>
+          <w:b/>
+          <w:bCs/>
+        </w:rPr>
+        <w:t xml:space="preserve">glisse</w:t>
+      </w:r>
+      <w:r>
+        <w:t xml:space="preserve"> un objet du </w:t>
+      </w:r>
+      <w:r>
+        <w:rPr>
+          <w:b/>
+          <w:bCs/>
+        </w:rPr>
+        <w:t xml:space="preserve">catalogue</w:t>
+      </w:r>
+      <w:r>
+        <w:t xml:space="preserve"> vers une zone : seules les zones qui l’acceptent s’illuminent, et il se place avant l’élément survolé (un headline va en tête du Contenu). On réordonne un ajout en le glissant dans sa zone ou son groupe. </w:t>
+      </w:r>
+      <w:r>
+        <w:rPr>
+          <w:b/>
+          <w:bCs/>
+        </w:rPr>
+        <w:t xml:space="preserve">+</w:t>
+      </w:r>
+      <w:r>
+        <w:t xml:space="preserve"> ouvre le catalogue de la zone (seuls les candidats valides, cherchés par caption française, avec le nombre de Role Centers qui les utilisent déjà) ; un clic sur une entrée l’ajoute aussi.</w:t>
+      </w:r>
+    </w:p>
+    <w:p>
+      <w:pPr>
+        <w:pStyle w:val="ListParagraph"/>
+        <w:numPr>
+          <w:ilvl w:val="0"/>
+          <w:numId w:val="2"/>
+        </w:numPr>
+        <w:spacing w:after="60" w:line="290"/>
+      </w:pPr>
+      <w:r>
+        <w:t xml:space="preserve">Un </w:t>
+      </w:r>
+      <w:r>
+        <w:rPr>
+          <w:b/>
+          <w:bCs/>
+        </w:rPr>
+        <w:t xml:space="preserve">clic</w:t>
+      </w:r>
+      <w:r>
+        <w:t xml:space="preserve"> sur un élément ouvre ses </w:t>
+      </w:r>
+      <w:r>
+        <w:rPr>
+          <w:b/>
+          <w:bCs/>
+        </w:rPr>
+        <w:t xml:space="preserve">propriétés</w:t>
+      </w:r>
+      <w:r>
+        <w:t xml:space="preserve"> à droite : captions FR et EN (modifiables pour une action ou un groupe ajoutés), objet cible et son app, avertissements, </w:t>
+      </w:r>
+      <w:r>
+        <w:rPr>
+          <w:b/>
+          <w:bCs/>
+        </w:rPr>
+        <w:t xml:space="preserve">Monter</w:t>
+      </w:r>
+      <w:r>
+        <w:t xml:space="preserve">/</w:t>
+      </w:r>
+      <w:r>
+        <w:rPr>
+          <w:b/>
+          <w:bCs/>
+        </w:rPr>
+        <w:t xml:space="preserve">Descendre</w:t>
+      </w:r>
+      <w:r>
+        <w:t xml:space="preserve">, </w:t>
+      </w:r>
+      <w:r>
+        <w:rPr>
+          <w:b/>
+          <w:bCs/>
+        </w:rPr>
+        <w:t xml:space="preserve">Retirer</w:t>
+      </w:r>
+      <w:r>
+        <w:t xml:space="preserve"> ou </w:t>
+      </w:r>
+      <w:r>
+        <w:rPr>
+          <w:b/>
+          <w:bCs/>
+        </w:rPr>
+        <w:t xml:space="preserve">Rétablir</w:t>
+      </w:r>
+      <w:r>
+        <w:t xml:space="preserve"> (un élément existant), </w:t>
+      </w:r>
+      <w:r>
+        <w:rPr>
+          <w:b/>
+          <w:bCs/>
+        </w:rPr>
+        <w:t xml:space="preserve">Supprimer l’ajout</w:t>
+      </w:r>
+      <w:r>
+        <w:t xml:space="preserve"> (un élément ajouté). Dans une extension, un élément existant ne se déplace pas : retiré, il reste </w:t>
+      </w:r>
+      <w:r>
+        <w:rPr>
+          <w:b/>
+          <w:bCs/>
+        </w:rPr>
+        <w:t xml:space="preserve">grisé et barré « masqué »</w:t>
+      </w:r>
+      <w:r>
+        <w:t xml:space="preserve"> (</w:t>
+      </w:r>
+      <w:r>
+        <w:rPr>
+          <w:rFonts w:ascii="Cascadia Mono" w:cs="Cascadia Mono" w:eastAsia="Cascadia Mono" w:hAnsi="Cascadia Mono"/>
+          <w:color w:val="1F2933"/>
+          <w:sz w:val="19"/>
+          <w:szCs w:val="19"/>
+          <w:shd w:fill="EEF1F5" w:color="auto" w:val="clear"/>
+        </w:rPr>
+        <w:t xml:space="preserve">Visible = false</w:t>
+      </w:r>
+      <w:r>
+        <w:t xml:space="preserve">) et se rétablit.</w:t>
+      </w:r>
+    </w:p>
+    <w:p>
+      <w:pPr>
+        <w:pStyle w:val="ListParagraph"/>
+        <w:numPr>
+          <w:ilvl w:val="0"/>
+          <w:numId w:val="2"/>
+        </w:numPr>
+        <w:spacing w:after="60" w:line="290"/>
+      </w:pPr>
+      <w:r>
+        <w:t xml:space="preserve">Une zone vide est un cadre en pointillés </w:t>
+      </w:r>
+      <w:r>
+        <w:rPr>
+          <w:b/>
+          <w:bCs/>
+        </w:rPr>
+        <w:t xml:space="preserve">Déposer ici</w:t>
+      </w:r>
+      <w:r>
+        <w:t xml:space="preserve"> : on y dépose un élément glissé, ou on clique dessus pour ouvrir le catalogue filtré sur cette zone (la zone Rapports ne propose que des rapports). </w:t>
+      </w:r>
+      <w:r>
+        <w:rPr>
+          <w:b/>
+          <w:bCs/>
+        </w:rPr>
+        <w:t xml:space="preserve">à développer</w:t>
+      </w:r>
+      <w:r>
+        <w:t xml:space="preserve"> décrit en texte libre un élément qui n’existe pas encore (nouveau cue, nouvelle part) : un squelette en pointillés étiqueté </w:t>
+      </w:r>
+      <w:r>
+        <w:rPr>
+          <w:b/>
+          <w:bCs/>
+        </w:rPr>
+        <w:t xml:space="preserve">à développer</w:t>
+      </w:r>
+      <w:r>
+        <w:t xml:space="preserve">, qui devient une ligne du ticket, pas du code. Une pastille signale un élément </w:t>
+      </w:r>
+      <w:r>
+        <w:rPr>
+          <w:b/>
+          <w:bCs/>
+        </w:rPr>
+        <w:t xml:space="preserve">introuvable</w:t>
+      </w:r>
+      <w:r>
+        <w:t xml:space="preserve"> (</w:t>
+      </w:r>
+      <w:r>
+        <w:rPr>
+          <w:b/>
+          <w:bCs/>
+        </w:rPr>
+        <w:t xml:space="preserve">!</w:t>
+      </w:r>
+      <w:r>
+        <w:t xml:space="preserve">) ou un avertissement (</w:t>
+      </w:r>
+      <w:r>
+        <w:rPr>
+          <w:b/>
+          <w:bCs/>
+        </w:rPr>
+        <w:t xml:space="preserve">⚠</w:t>
+      </w:r>
+      <w:r>
+        <w:t xml:space="preserve">), détail au survol.</w:t>
+      </w:r>
+    </w:p>
+    <w:p>
+      <w:pPr>
+        <w:pStyle w:val="ListParagraph"/>
+        <w:numPr>
+          <w:ilvl w:val="0"/>
+          <w:numId w:val="2"/>
+        </w:numPr>
+        <w:spacing w:after="60" w:line="290"/>
+      </w:pPr>
+      <w:r>
+        <w:t xml:space="preserve">La </w:t>
+      </w:r>
+      <w:r>
+        <w:rPr>
+          <w:b/>
+          <w:bCs/>
+        </w:rPr>
+        <w:t xml:space="preserve">Vue liste</w:t>
+      </w:r>
+      <w:r>
+        <w:t xml:space="preserve"> (bascule au-dessus du designer) présente les mêmes zones en arbre, au clavier : </w:t>
+      </w:r>
+      <w:r>
+        <w:rPr>
+          <w:b/>
+          <w:bCs/>
+        </w:rPr>
+        <w:t xml:space="preserve">+ Ajouter</w:t>
+      </w:r>
+      <w:r>
+        <w:t xml:space="preserve">, flèches, </w:t>
+      </w:r>
+      <w:r>
+        <w:rPr>
+          <w:b/>
+          <w:bCs/>
+        </w:rPr>
+        <w:t xml:space="preserve">×</w:t>
+      </w:r>
+      <w:r>
+        <w:t xml:space="preserve">, </w:t>
+      </w:r>
+      <w:r>
+        <w:rPr>
+          <w:b/>
+          <w:bCs/>
+        </w:rPr>
+        <w:t xml:space="preserve">+ À développer</w:t>
+      </w:r>
+      <w:r>
+        <w:t xml:space="preserve">. C’est le même brouillon : ce qui change dans l’une se voit dans l’autre.</w:t>
+      </w:r>
+    </w:p>
+    <w:p>
+      <w:pPr>
+        <w:pStyle w:val="ListParagraph"/>
+        <w:numPr>
+          <w:ilvl w:val="0"/>
+          <w:numId w:val="2"/>
+        </w:numPr>
+        <w:spacing w:after="60" w:line="290"/>
+      </w:pPr>
+      <w:r>
+        <w:t xml:space="preserve">En bas, les </w:t>
+      </w:r>
+      <w:r>
+        <w:rPr>
+          <w:b/>
+          <w:bCs/>
+        </w:rPr>
+        <w:t xml:space="preserve">avertissements</w:t>
+      </w:r>
+      <w:r>
+        <w:t xml:space="preserve"> (headline, PageType, ID, ApplicationArea, profils qui partagent le Role Center étendu, éléments introuvables) n’empêchent rien.</w:t>
       </w:r>
     </w:p>
     <w:p>
@@ -4913,7 +7648,7 @@
       <w:r>
         <w:drawing>
           <wp:inline distT="0" distB="0" distL="0" distR="0">
-            <wp:extent cx="6115050" cy="3714750"/>
+            <wp:extent cx="6115050" cy="3724275"/>
             <wp:effectExtent t="0" r="0" b="0" l="0"/>
             <wp:docPr id="1" name="" descr="" title=""/>
             <wp:cNvGraphicFramePr>
@@ -4938,7 +7673,7 @@
                   <pic:spPr bwMode="auto">
                     <a:xfrm>
                       <a:off x="0" y="0"/>
-                      <a:ext cx="6115050" cy="3714750"/>
+                      <a:ext cx="6115050" cy="3724275"/>
                     </a:xfrm>
                     <a:prstGeom prst="rect">
                       <a:avLst/>
@@ -4964,7 +7699,261 @@
           <w:sz w:val="18"/>
           <w:szCs w:val="18"/>
         </w:rPr>
-        <w:t xml:space="preserve">L’onglet Mises à jour.</w:t>
+        <w:t xml:space="preserve">Le Contenu du Business Manager Role Center en squelettes, Informations repliées, et les propriétés de l’élément ajouté.</w:t>
+      </w:r>
+    </w:p>
+    <w:p>
+      <w:pPr>
+        <w:spacing w:after="140" w:line="300"/>
+      </w:pPr>
+      <w:r>
+        <w:rPr>
+          <w:b/>
+          <w:bCs/>
+        </w:rPr>
+        <w:t xml:space="preserve">Fichiers AL…</w:t>
+      </w:r>
+      <w:r>
+        <w:t xml:space="preserve"> écrit dans le dossier choisi la page RoleCenter (ou l’extension de page), le profil et les unités XLIFF </w:t>
+      </w:r>
+      <w:r>
+        <w:rPr>
+          <w:rFonts w:ascii="Cascadia Mono" w:cs="Cascadia Mono" w:eastAsia="Cascadia Mono" w:hAnsi="Cascadia Mono"/>
+          <w:color w:val="1F2933"/>
+          <w:sz w:val="19"/>
+          <w:szCs w:val="19"/>
+          <w:shd w:fill="EEF1F5" w:color="auto" w:val="clear"/>
+        </w:rPr>
+        <w:t xml:space="preserve">fr-FR</w:t>
+      </w:r>
+      <w:r>
+        <w:t xml:space="preserve"> des captions. </w:t>
+      </w:r>
+      <w:r>
+        <w:rPr>
+          <w:b/>
+          <w:bCs/>
+        </w:rPr>
+        <w:t xml:space="preserve">Rédiger le ticket</w:t>
+      </w:r>
+      <w:r>
+        <w:t xml:space="preserve"> (le bouton plein, marqué du logo GitHub) crée (puis </w:t>
+      </w:r>
+      <w:r>
+        <w:rPr>
+          <w:b/>
+          <w:bCs/>
+        </w:rPr>
+        <w:t xml:space="preserve">Mettre à jour le ticket</w:t>
+      </w:r>
+      <w:r>
+        <w:t xml:space="preserve"> met à jour) un brouillon de ticket lié, avec la composition, les éléments à développer, les traductions anglaises à fournir et le squelette en blocs de code ; on le publie depuis le panneau Ticket.</w:t>
+      </w:r>
+    </w:p>
+    <w:p>
+      <w:pPr>
+        <w:spacing w:after="140" w:line="300"/>
+      </w:pPr>
+      <w:r>
+        <w:t xml:space="preserve">L’option </w:t>
+      </w:r>
+      <w:r>
+        <w:rPr>
+          <w:b/>
+          <w:bCs/>
+        </w:rPr>
+        <w:t xml:space="preserve">Permissions du profil</w:t>
+      </w:r>
+      <w:r>
+        <w:t xml:space="preserve"> (case en bas, désactivée par défaut) assemble le </w:t>
+      </w:r>
+      <w:r>
+        <w:rPr>
+          <w:b/>
+          <w:bCs/>
+        </w:rPr>
+        <w:t xml:space="preserve">jeu de permissions requis</w:t>
+      </w:r>
+      <w:r>
+        <w:t xml:space="preserve"> par le Role Center : chaque page de part, page de navigation et cible d’action (page, report, codeunit) du brouillon est lancée comme </w:t>
+      </w:r>
+      <w:r>
+        <w:rPr>
+          <w:b/>
+          <w:bCs/>
+        </w:rPr>
+        <w:t xml:space="preserve">point d’entrée</w:t>
+      </w:r>
+      <w:r>
+        <w:t xml:space="preserve"> (ses triggers automatiques, ses sous-pages et leurs appelés, comme dans la hiérarchie d’appels), avec l’Execute sur ces objets et sur le Role Center. Le résultat est un objet </w:t>
+      </w:r>
+      <w:r>
+        <w:rPr>
+          <w:rFonts w:ascii="Cascadia Mono" w:cs="Cascadia Mono" w:eastAsia="Cascadia Mono" w:hAnsi="Cascadia Mono"/>
+          <w:color w:val="1F2933"/>
+          <w:sz w:val="19"/>
+          <w:szCs w:val="19"/>
+          <w:shd w:fill="EEF1F5" w:color="auto" w:val="clear"/>
+        </w:rPr>
+        <w:t xml:space="preserve">permissionset</w:t>
+      </w:r>
+      <w:r>
+        <w:t xml:space="preserve"> nommé d’après le profil, avec un ID proposé dans les </w:t>
+      </w:r>
+      <w:r>
+        <w:rPr>
+          <w:rFonts w:ascii="Cascadia Mono" w:cs="Cascadia Mono" w:eastAsia="Cascadia Mono" w:hAnsi="Cascadia Mono"/>
+          <w:color w:val="1F2933"/>
+          <w:sz w:val="19"/>
+          <w:szCs w:val="19"/>
+          <w:shd w:fill="EEF1F5" w:color="auto" w:val="clear"/>
+        </w:rPr>
+        <w:t xml:space="preserve">idRanges</w:t>
+      </w:r>
+      <w:r>
+        <w:t xml:space="preserve"> de l’app cible : il est enregistré avec les autres fichiers AL et joint, en bloc de code, au ticket, avec la liste de ses </w:t>
+      </w:r>
+      <w:r>
+        <w:rPr>
+          <w:b/>
+          <w:bCs/>
+        </w:rPr>
+        <w:t xml:space="preserve">angles morts</w:t>
+      </w:r>
+      <w:r>
+        <w:t xml:space="preserve">. Les éléments </w:t>
+      </w:r>
+      <w:r>
+        <w:rPr>
+          <w:b/>
+          <w:bCs/>
+        </w:rPr>
+        <w:t xml:space="preserve">à développer</w:t>
+      </w:r>
+      <w:r>
+        <w:t xml:space="preserve"> et les éléments </w:t>
+      </w:r>
+      <w:r>
+        <w:rPr>
+          <w:b/>
+          <w:bCs/>
+        </w:rPr>
+        <w:t xml:space="preserve">introuvables</w:t>
+      </w:r>
+      <w:r>
+        <w:t xml:space="preserve"> ne sont pas analysés : ils figurent parmi les angles morts. Les actions des pages lancées ne sont pas parcourues, ce que le ticket rappelle.</w:t>
+      </w:r>
+    </w:p>
+    <w:p>
+      <w:pPr>
+        <w:pBdr>
+          <w:left w:val="single" w:color="0F6CBD" w:sz="18" w:space="8"/>
+        </w:pBdr>
+        <w:shd w:fill="E8F0FE" w:color="auto" w:val="clear"/>
+        <w:spacing w:before="80" w:after="160" w:line="290"/>
+        <w:ind w:left="200"/>
+      </w:pPr>
+      <w:r>
+        <w:t xml:space="preserve">Une extension de page modifie le Role Center pour </w:t>
+      </w:r>
+      <w:r>
+        <w:rPr>
+          <w:b/>
+          <w:bCs/>
+        </w:rPr>
+        <w:t xml:space="preserve">tous</w:t>
+      </w:r>
+      <w:r>
+        <w:t xml:space="preserve"> les profils qui l’utilisent : l’éditeur les nomme dans un avertissement.</w:t>
+      </w:r>
+    </w:p>
+    <w:p>
+      <w:pPr>
+        <w:pStyle w:val="Heading1"/>
+        <w:pageBreakBefore/>
+      </w:pPr>
+      <w:bookmarkStart w:name="rapport" w:id="1"/>
+      <w:r>
+        <w:t xml:space="preserve">18. Le rapport de chargement</w:t>
+      </w:r>
+      <w:bookmarkEnd w:id="1"/>
+    </w:p>
+    <w:p>
+      <w:pPr>
+        <w:spacing w:after="140" w:line="300"/>
+      </w:pPr>
+      <w:r>
+        <w:t xml:space="preserve">L’icône du rapport s’ouvre en trois onglets :</w:t>
+      </w:r>
+    </w:p>
+    <w:p>
+      <w:pPr>
+        <w:pStyle w:val="ListParagraph"/>
+        <w:numPr>
+          <w:ilvl w:val="0"/>
+          <w:numId w:val="2"/>
+        </w:numPr>
+        <w:spacing w:after="60" w:line="290"/>
+      </w:pPr>
+      <w:r>
+        <w:rPr>
+          <w:b/>
+          <w:bCs/>
+        </w:rPr>
+        <w:t xml:space="preserve">Problèmes</w:t>
+      </w:r>
+      <w:r>
+        <w:t xml:space="preserve"> : dépendances manquantes (avec </w:t>
+      </w:r>
+      <w:r>
+        <w:rPr>
+          <w:b/>
+          <w:bCs/>
+        </w:rPr>
+        <w:t xml:space="preserve">Résoudre</w:t>
+      </w:r>
+      <w:r>
+        <w:t xml:space="preserve">, qui les cherche dans les dépôts GitHub puis dans les flux Microsoft), sources mal analysées, packages illisibles ;</w:t>
+      </w:r>
+    </w:p>
+    <w:p>
+      <w:pPr>
+        <w:pStyle w:val="ListParagraph"/>
+        <w:numPr>
+          <w:ilvl w:val="0"/>
+          <w:numId w:val="2"/>
+        </w:numPr>
+        <w:spacing w:after="60" w:line="290"/>
+      </w:pPr>
+      <w:r>
+        <w:rPr>
+          <w:b/>
+          <w:bCs/>
+        </w:rPr>
+        <w:t xml:space="preserve">Dépendances</w:t>
+      </w:r>
+      <w:r>
+        <w:t xml:space="preserve"> : les dépendances résolues et leur origine ;</w:t>
+      </w:r>
+    </w:p>
+    <w:p>
+      <w:pPr>
+        <w:pStyle w:val="ListParagraph"/>
+        <w:numPr>
+          <w:ilvl w:val="0"/>
+          <w:numId w:val="2"/>
+        </w:numPr>
+        <w:spacing w:after="60" w:line="290"/>
+      </w:pPr>
+      <w:r>
+        <w:rPr>
+          <w:b/>
+          <w:bCs/>
+        </w:rPr>
+        <w:t xml:space="preserve">Écartés</w:t>
+      </w:r>
+      <w:r>
+        <w:t xml:space="preserve"> : pour information, les packages runtime ignorés et les doublons écartés.</w:t>
       </w:r>
     </w:p>
     <w:p>
@@ -4976,7 +7965,7 @@
       <w:r>
         <w:drawing>
           <wp:inline distT="0" distB="0" distL="0" distR="0">
-            <wp:extent cx="6115050" cy="3714750"/>
+            <wp:extent cx="6115050" cy="3724275"/>
             <wp:effectExtent t="0" r="0" b="0" l="0"/>
             <wp:docPr id="1" name="" descr="" title=""/>
             <wp:cNvGraphicFramePr>
@@ -5001,7 +7990,7 @@
                   <pic:spPr bwMode="auto">
                     <a:xfrm>
                       <a:off x="0" y="0"/>
-                      <a:ext cx="6115050" cy="3714750"/>
+                      <a:ext cx="6115050" cy="3724275"/>
                     </a:xfrm>
                     <a:prstGeom prst="rect">
                       <a:avLst/>
@@ -5027,7 +8016,7 @@
           <w:sz w:val="18"/>
           <w:szCs w:val="18"/>
         </w:rPr>
-        <w:t xml:space="preserve">Le thème Dark mode, avec le diagramme de portée.</w:t>
+        <w:t xml:space="preserve">Le rapport de chargement, onglet Dépendances.</w:t>
       </w:r>
     </w:p>
     <w:p>
@@ -5035,9 +8024,504 @@
         <w:pStyle w:val="Heading1"/>
         <w:pageBreakBefore/>
       </w:pPr>
+      <w:bookmarkStart w:name="parametres" w:id="1"/>
+      <w:r>
+        <w:t xml:space="preserve">19. Les paramètres</w:t>
+      </w:r>
+      <w:bookmarkEnd w:id="1"/>
+    </w:p>
+    <w:p>
+      <w:pPr>
+        <w:spacing w:after="140" w:line="300"/>
+      </w:pPr>
+      <w:r>
+        <w:t xml:space="preserve">La roue dentée ouvre les paramètres, en cinq onglets.</w:t>
+      </w:r>
+    </w:p>
+    <w:p>
+      <w:pPr>
+        <w:spacing w:after="140" w:line="300"/>
+      </w:pPr>
+      <w:r>
+        <w:rPr>
+          <w:b/>
+          <w:bCs/>
+        </w:rPr>
+        <w:t xml:space="preserve">Apparence</w:t>
+      </w:r>
+      <w:r>
+        <w:t xml:space="preserve"> : trois thèmes (Classique, Sombre, Sobre), deux densités (Confortable, Compacte : police, contrôles et lignes plus serrés) et la </w:t>
+      </w:r>
+      <w:r>
+        <w:rPr>
+          <w:b/>
+          <w:bCs/>
+        </w:rPr>
+        <w:t xml:space="preserve">Vue fonctionnelle</w:t>
+      </w:r>
+      <w:r>
+        <w:t xml:space="preserve"> (voir ce chapitre).</w:t>
+      </w:r>
+    </w:p>
+    <w:p>
+      <w:pPr>
+        <w:keepNext/>
+        <w:spacing w:before="120" w:after="60"/>
+        <w:jc w:val="center"/>
+      </w:pPr>
+      <w:r>
+        <w:drawing>
+          <wp:inline distT="0" distB="0" distL="0" distR="0">
+            <wp:extent cx="6115050" cy="3724275"/>
+            <wp:effectExtent t="0" r="0" b="0" l="0"/>
+            <wp:docPr id="1" name="" descr="" title=""/>
+            <wp:cNvGraphicFramePr>
+              <a:graphicFrameLocks xmlns:a="http://schemas.openxmlformats.org/drawingml/2006/main" noChangeAspect="1"/>
+            </wp:cNvGraphicFramePr>
+            <a:graphic xmlns:a="http://schemas.openxmlformats.org/drawingml/2006/main">
+              <a:graphicData uri="http://schemas.openxmlformats.org/drawingml/2006/picture">
+                <pic:pic xmlns:pic="http://schemas.openxmlformats.org/drawingml/2006/picture">
+                  <pic:nvPicPr>
+                    <pic:cNvPr id="0" name="" descr=""/>
+                    <pic:cNvPicPr>
+                      <a:picLocks noChangeAspect="1" noChangeArrowheads="1"/>
+                    </pic:cNvPicPr>
+                  </pic:nvPicPr>
+                  <pic:blipFill>
+                    <a:blip r:embed="rId31" cstate="none"/>
+                    <a:srcRect/>
+                    <a:stretch>
+                      <a:fillRect/>
+                    </a:stretch>
+                  </pic:blipFill>
+                  <pic:spPr bwMode="auto">
+                    <a:xfrm>
+                      <a:off x="0" y="0"/>
+                      <a:ext cx="6115050" cy="3724275"/>
+                    </a:xfrm>
+                    <a:prstGeom prst="rect">
+                      <a:avLst/>
+                    </a:prstGeom>
+                  </pic:spPr>
+                </pic:pic>
+              </a:graphicData>
+            </a:graphic>
+          </wp:inline>
+        </w:drawing>
+      </w:r>
+    </w:p>
+    <w:p>
+      <w:pPr>
+        <w:spacing w:after="220"/>
+        <w:jc w:val="center"/>
+      </w:pPr>
+      <w:r>
+        <w:rPr>
+          <w:i/>
+          <w:iCs/>
+          <w:color w:val="5B6573"/>
+          <w:sz w:val="18"/>
+          <w:szCs w:val="18"/>
+        </w:rPr>
+        <w:t xml:space="preserve">Thèmes et densité.</w:t>
+      </w:r>
+    </w:p>
+    <w:p>
+      <w:pPr>
+        <w:spacing w:after="140" w:line="300"/>
+      </w:pPr>
+      <w:r>
+        <w:rPr>
+          <w:b/>
+          <w:bCs/>
+        </w:rPr>
+        <w:t xml:space="preserve">Sources Microsoft</w:t>
+      </w:r>
+      <w:r>
+        <w:t xml:space="preserve"> : les applications Microsoft du corpus et l’état de leurs sources. Sans sources, ALmaze ne cherche pas d’utilisations dans leur code : </w:t>
+      </w:r>
+      <w:r>
+        <w:rPr>
+          <w:b/>
+          <w:bCs/>
+        </w:rPr>
+        <w:t xml:space="preserve">Charger les sources</w:t>
+      </w:r>
+      <w:r>
+        <w:t xml:space="preserve"> les télécharge depuis le flux Microsoft, et </w:t>
+      </w:r>
+      <w:r>
+        <w:rPr>
+          <w:b/>
+          <w:bCs/>
+        </w:rPr>
+        <w:t xml:space="preserve">toujours</w:t>
+      </w:r>
+      <w:r>
+        <w:t xml:space="preserve"> les télécharge à chaque ouverture.</w:t>
+      </w:r>
+    </w:p>
+    <w:p>
+      <w:pPr>
+        <w:keepNext/>
+        <w:spacing w:before="120" w:after="60"/>
+        <w:jc w:val="center"/>
+      </w:pPr>
+      <w:r>
+        <w:drawing>
+          <wp:inline distT="0" distB="0" distL="0" distR="0">
+            <wp:extent cx="6115050" cy="3724275"/>
+            <wp:effectExtent t="0" r="0" b="0" l="0"/>
+            <wp:docPr id="1" name="" descr="" title=""/>
+            <wp:cNvGraphicFramePr>
+              <a:graphicFrameLocks xmlns:a="http://schemas.openxmlformats.org/drawingml/2006/main" noChangeAspect="1"/>
+            </wp:cNvGraphicFramePr>
+            <a:graphic xmlns:a="http://schemas.openxmlformats.org/drawingml/2006/main">
+              <a:graphicData uri="http://schemas.openxmlformats.org/drawingml/2006/picture">
+                <pic:pic xmlns:pic="http://schemas.openxmlformats.org/drawingml/2006/picture">
+                  <pic:nvPicPr>
+                    <pic:cNvPr id="0" name="" descr=""/>
+                    <pic:cNvPicPr>
+                      <a:picLocks noChangeAspect="1" noChangeArrowheads="1"/>
+                    </pic:cNvPicPr>
+                  </pic:nvPicPr>
+                  <pic:blipFill>
+                    <a:blip r:embed="rId32" cstate="none"/>
+                    <a:srcRect/>
+                    <a:stretch>
+                      <a:fillRect/>
+                    </a:stretch>
+                  </pic:blipFill>
+                  <pic:spPr bwMode="auto">
+                    <a:xfrm>
+                      <a:off x="0" y="0"/>
+                      <a:ext cx="6115050" cy="3724275"/>
+                    </a:xfrm>
+                    <a:prstGeom prst="rect">
+                      <a:avLst/>
+                    </a:prstGeom>
+                  </pic:spPr>
+                </pic:pic>
+              </a:graphicData>
+            </a:graphic>
+          </wp:inline>
+        </w:drawing>
+      </w:r>
+    </w:p>
+    <w:p>
+      <w:pPr>
+        <w:spacing w:after="220"/>
+        <w:jc w:val="center"/>
+      </w:pPr>
+      <w:r>
+        <w:rPr>
+          <w:i/>
+          <w:iCs/>
+          <w:color w:val="5B6573"/>
+          <w:sz w:val="18"/>
+          <w:szCs w:val="18"/>
+        </w:rPr>
+        <w:t xml:space="preserve">Les sources des applications Microsoft.</w:t>
+      </w:r>
+    </w:p>
+    <w:p>
+      <w:pPr>
+        <w:spacing w:after="140" w:line="300"/>
+      </w:pPr>
+      <w:r>
+        <w:rPr>
+          <w:b/>
+          <w:bCs/>
+        </w:rPr>
+        <w:t xml:space="preserve">GitHub</w:t>
+      </w:r>
+      <w:r>
+        <w:t xml:space="preserve"> : le compte connecté, la connexion et la déconnexion.</w:t>
+      </w:r>
+    </w:p>
+    <w:p>
+      <w:pPr>
+        <w:spacing w:after="140" w:line="300"/>
+      </w:pPr>
+      <w:r>
+        <w:rPr>
+          <w:b/>
+          <w:bCs/>
+        </w:rPr>
+        <w:t xml:space="preserve">Corpus</w:t>
+      </w:r>
+      <w:r>
+        <w:t xml:space="preserve"> : </w:t>
+      </w:r>
+      <w:r>
+        <w:rPr>
+          <w:b/>
+          <w:bCs/>
+        </w:rPr>
+        <w:t xml:space="preserve">Réindexer tout</w:t>
+      </w:r>
+      <w:r>
+        <w:t xml:space="preserve"> (ignorer l’index enregistré et tout réanalyser), </w:t>
+      </w:r>
+      <w:r>
+        <w:rPr>
+          <w:b/>
+          <w:bCs/>
+        </w:rPr>
+        <w:t xml:space="preserve">Langues de traduction</w:t>
+      </w:r>
+      <w:r>
+        <w:t xml:space="preserve"> (les langues, </w:t>
+      </w:r>
+      <w:r>
+        <w:rPr>
+          <w:rFonts w:ascii="Cascadia Mono" w:cs="Cascadia Mono" w:eastAsia="Cascadia Mono" w:hAnsi="Cascadia Mono"/>
+          <w:color w:val="1F2933"/>
+          <w:sz w:val="19"/>
+          <w:szCs w:val="19"/>
+          <w:shd w:fill="EEF1F5" w:color="auto" w:val="clear"/>
+        </w:rPr>
+        <w:t xml:space="preserve">fr-FR</w:t>
+      </w:r>
+      <w:r>
+        <w:t xml:space="preserve"> par défaut, dont la recherche rapide trouve les textes traduits ; codes séparés par des virgules, par exemple </w:t>
+      </w:r>
+      <w:r>
+        <w:rPr>
+          <w:rFonts w:ascii="Cascadia Mono" w:cs="Cascadia Mono" w:eastAsia="Cascadia Mono" w:hAnsi="Cascadia Mono"/>
+          <w:color w:val="1F2933"/>
+          <w:sz w:val="19"/>
+          <w:szCs w:val="19"/>
+          <w:shd w:fill="EEF1F5" w:color="auto" w:val="clear"/>
+        </w:rPr>
+        <w:t xml:space="preserve">fr-FR, nl-BE</w:t>
+      </w:r>
+      <w:r>
+        <w:t xml:space="preserve"> ; l’index de recherche du corpus ouvert est reconstruit à l’enregistrement) et </w:t>
+      </w:r>
+      <w:r>
+        <w:rPr>
+          <w:b/>
+          <w:bCs/>
+        </w:rPr>
+        <w:t xml:space="preserve">Chercher de nouveau les dépendances refusées</w:t>
+      </w:r>
+      <w:r>
+        <w:t xml:space="preserve">.</w:t>
+      </w:r>
+    </w:p>
+    <w:p>
+      <w:pPr>
+        <w:keepNext/>
+        <w:spacing w:before="120" w:after="60"/>
+        <w:jc w:val="center"/>
+      </w:pPr>
+      <w:r>
+        <w:drawing>
+          <wp:inline distT="0" distB="0" distL="0" distR="0">
+            <wp:extent cx="6115050" cy="3724275"/>
+            <wp:effectExtent t="0" r="0" b="0" l="0"/>
+            <wp:docPr id="1" name="" descr="" title=""/>
+            <wp:cNvGraphicFramePr>
+              <a:graphicFrameLocks xmlns:a="http://schemas.openxmlformats.org/drawingml/2006/main" noChangeAspect="1"/>
+            </wp:cNvGraphicFramePr>
+            <a:graphic xmlns:a="http://schemas.openxmlformats.org/drawingml/2006/main">
+              <a:graphicData uri="http://schemas.openxmlformats.org/drawingml/2006/picture">
+                <pic:pic xmlns:pic="http://schemas.openxmlformats.org/drawingml/2006/picture">
+                  <pic:nvPicPr>
+                    <pic:cNvPr id="0" name="" descr=""/>
+                    <pic:cNvPicPr>
+                      <a:picLocks noChangeAspect="1" noChangeArrowheads="1"/>
+                    </pic:cNvPicPr>
+                  </pic:nvPicPr>
+                  <pic:blipFill>
+                    <a:blip r:embed="rId33" cstate="none"/>
+                    <a:srcRect/>
+                    <a:stretch>
+                      <a:fillRect/>
+                    </a:stretch>
+                  </pic:blipFill>
+                  <pic:spPr bwMode="auto">
+                    <a:xfrm>
+                      <a:off x="0" y="0"/>
+                      <a:ext cx="6115050" cy="3724275"/>
+                    </a:xfrm>
+                    <a:prstGeom prst="rect">
+                      <a:avLst/>
+                    </a:prstGeom>
+                  </pic:spPr>
+                </pic:pic>
+              </a:graphicData>
+            </a:graphic>
+          </wp:inline>
+        </w:drawing>
+      </w:r>
+    </w:p>
+    <w:p>
+      <w:pPr>
+        <w:spacing w:after="220"/>
+        <w:jc w:val="center"/>
+      </w:pPr>
+      <w:r>
+        <w:rPr>
+          <w:i/>
+          <w:iCs/>
+          <w:color w:val="5B6573"/>
+          <w:sz w:val="18"/>
+          <w:szCs w:val="18"/>
+        </w:rPr>
+        <w:t xml:space="preserve">L’onglet Corpus.</w:t>
+      </w:r>
+    </w:p>
+    <w:p>
+      <w:pPr>
+        <w:spacing w:after="140" w:line="300"/>
+      </w:pPr>
+      <w:r>
+        <w:rPr>
+          <w:b/>
+          <w:bCs/>
+        </w:rPr>
+        <w:t xml:space="preserve">Mises à jour</w:t>
+      </w:r>
+      <w:r>
+        <w:t xml:space="preserve"> : la version installée, la recherche au lancement et la recherche à la demande.</w:t>
+      </w:r>
+    </w:p>
+    <w:p>
+      <w:pPr>
+        <w:keepNext/>
+        <w:spacing w:before="120" w:after="60"/>
+        <w:jc w:val="center"/>
+      </w:pPr>
+      <w:r>
+        <w:drawing>
+          <wp:inline distT="0" distB="0" distL="0" distR="0">
+            <wp:extent cx="6115050" cy="3724275"/>
+            <wp:effectExtent t="0" r="0" b="0" l="0"/>
+            <wp:docPr id="1" name="" descr="" title=""/>
+            <wp:cNvGraphicFramePr>
+              <a:graphicFrameLocks xmlns:a="http://schemas.openxmlformats.org/drawingml/2006/main" noChangeAspect="1"/>
+            </wp:cNvGraphicFramePr>
+            <a:graphic xmlns:a="http://schemas.openxmlformats.org/drawingml/2006/main">
+              <a:graphicData uri="http://schemas.openxmlformats.org/drawingml/2006/picture">
+                <pic:pic xmlns:pic="http://schemas.openxmlformats.org/drawingml/2006/picture">
+                  <pic:nvPicPr>
+                    <pic:cNvPr id="0" name="" descr=""/>
+                    <pic:cNvPicPr>
+                      <a:picLocks noChangeAspect="1" noChangeArrowheads="1"/>
+                    </pic:cNvPicPr>
+                  </pic:nvPicPr>
+                  <pic:blipFill>
+                    <a:blip r:embed="rId34" cstate="none"/>
+                    <a:srcRect/>
+                    <a:stretch>
+                      <a:fillRect/>
+                    </a:stretch>
+                  </pic:blipFill>
+                  <pic:spPr bwMode="auto">
+                    <a:xfrm>
+                      <a:off x="0" y="0"/>
+                      <a:ext cx="6115050" cy="3724275"/>
+                    </a:xfrm>
+                    <a:prstGeom prst="rect">
+                      <a:avLst/>
+                    </a:prstGeom>
+                  </pic:spPr>
+                </pic:pic>
+              </a:graphicData>
+            </a:graphic>
+          </wp:inline>
+        </w:drawing>
+      </w:r>
+    </w:p>
+    <w:p>
+      <w:pPr>
+        <w:spacing w:after="220"/>
+        <w:jc w:val="center"/>
+      </w:pPr>
+      <w:r>
+        <w:rPr>
+          <w:i/>
+          <w:iCs/>
+          <w:color w:val="5B6573"/>
+          <w:sz w:val="18"/>
+          <w:szCs w:val="18"/>
+        </w:rPr>
+        <w:t xml:space="preserve">L’onglet Mises à jour.</w:t>
+      </w:r>
+    </w:p>
+    <w:p>
+      <w:pPr>
+        <w:keepNext/>
+        <w:spacing w:before="120" w:after="60"/>
+        <w:jc w:val="center"/>
+      </w:pPr>
+      <w:r>
+        <w:drawing>
+          <wp:inline distT="0" distB="0" distL="0" distR="0">
+            <wp:extent cx="6115050" cy="3724275"/>
+            <wp:effectExtent t="0" r="0" b="0" l="0"/>
+            <wp:docPr id="1" name="" descr="" title=""/>
+            <wp:cNvGraphicFramePr>
+              <a:graphicFrameLocks xmlns:a="http://schemas.openxmlformats.org/drawingml/2006/main" noChangeAspect="1"/>
+            </wp:cNvGraphicFramePr>
+            <a:graphic xmlns:a="http://schemas.openxmlformats.org/drawingml/2006/main">
+              <a:graphicData uri="http://schemas.openxmlformats.org/drawingml/2006/picture">
+                <pic:pic xmlns:pic="http://schemas.openxmlformats.org/drawingml/2006/picture">
+                  <pic:nvPicPr>
+                    <pic:cNvPr id="0" name="" descr=""/>
+                    <pic:cNvPicPr>
+                      <a:picLocks noChangeAspect="1" noChangeArrowheads="1"/>
+                    </pic:cNvPicPr>
+                  </pic:nvPicPr>
+                  <pic:blipFill>
+                    <a:blip r:embed="rId35" cstate="none"/>
+                    <a:srcRect/>
+                    <a:stretch>
+                      <a:fillRect/>
+                    </a:stretch>
+                  </pic:blipFill>
+                  <pic:spPr bwMode="auto">
+                    <a:xfrm>
+                      <a:off x="0" y="0"/>
+                      <a:ext cx="6115050" cy="3724275"/>
+                    </a:xfrm>
+                    <a:prstGeom prst="rect">
+                      <a:avLst/>
+                    </a:prstGeom>
+                  </pic:spPr>
+                </pic:pic>
+              </a:graphicData>
+            </a:graphic>
+          </wp:inline>
+        </w:drawing>
+      </w:r>
+    </w:p>
+    <w:p>
+      <w:pPr>
+        <w:spacing w:after="220"/>
+        <w:jc w:val="center"/>
+      </w:pPr>
+      <w:r>
+        <w:rPr>
+          <w:i/>
+          <w:iCs/>
+          <w:color w:val="5B6573"/>
+          <w:sz w:val="18"/>
+          <w:szCs w:val="18"/>
+        </w:rPr>
+        <w:t xml:space="preserve">Le thème Sombre, avec le diagramme de portée.</w:t>
+      </w:r>
+    </w:p>
+    <w:p>
+      <w:pPr>
+        <w:pStyle w:val="Heading1"/>
+        <w:pageBreakBefore/>
+      </w:pPr>
       <w:bookmarkStart w:name="fenetres" w:id="1"/>
       <w:r>
-        <w:t xml:space="preserve">16. Fenêtres et disposition</w:t>
+        <w:t xml:space="preserve">20. Fenêtres et disposition</w:t>
       </w:r>
       <w:bookmarkEnd w:id="1"/>
     </w:p>
@@ -5097,7 +8581,146 @@
         <w:spacing w:after="60" w:line="290"/>
       </w:pPr>
       <w:r>
-        <w:t xml:space="preserve">Quand plusieurs panneaux sont ouverts en bas (utilisations, portée, jeu de permissions…), des onglets permettent de passer de l’un à l’autre.</w:t>
+        <w:t xml:space="preserve">Tous les panneaux du bas (utilisations, opérations de base, hiérarchie, portée, événements, jeu de permissions, ticket) ont le même en-tête : titre et cible, compteur, bascule d’affichage éventuelle, actions (</w:t>
+      </w:r>
+      <w:r>
+        <w:rPr>
+          <w:b/>
+          <w:bCs/>
+        </w:rPr>
+        <w:t xml:space="preserve">Exporter…</w:t>
+      </w:r>
+      <w:r>
+        <w:t xml:space="preserve">…), puis </w:t>
+      </w:r>
+      <w:r>
+        <w:rPr>
+          <w:b/>
+          <w:bCs/>
+        </w:rPr>
+        <w:t xml:space="preserve">Détacher</w:t>
+      </w:r>
+      <w:r>
+        <w:t xml:space="preserve"> et </w:t>
+      </w:r>
+      <w:r>
+        <w:rPr>
+          <w:b/>
+          <w:bCs/>
+        </w:rPr>
+        <w:t xml:space="preserve">Fermer</w:t>
+      </w:r>
+      <w:r>
+        <w:t xml:space="preserve">, toujours à droite. Une barre de filtres le suit : cases </w:t>
+      </w:r>
+      <w:r>
+        <w:rPr>
+          <w:b/>
+          <w:bCs/>
+        </w:rPr>
+        <w:t xml:space="preserve">Inclure :</w:t>
+      </w:r>
+      <w:r>
+        <w:t xml:space="preserve"> avec leur compteur, choix des apps à droite.</w:t>
+      </w:r>
+    </w:p>
+    <w:p>
+      <w:pPr>
+        <w:pStyle w:val="ListParagraph"/>
+        <w:numPr>
+          <w:ilvl w:val="0"/>
+          <w:numId w:val="2"/>
+        </w:numPr>
+        <w:spacing w:after="60" w:line="290"/>
+      </w:pPr>
+      <w:r>
+        <w:t xml:space="preserve">Quand plusieurs panneaux sont ouverts en bas, leurs onglets s’affichent au-dessus de l’en-tête pour passer de l’un à l’autre. Le panneau Ticket reste dans la fenêtre principale.</w:t>
+      </w:r>
+    </w:p>
+    <w:p>
+      <w:pPr>
+        <w:pStyle w:val="ListParagraph"/>
+        <w:numPr>
+          <w:ilvl w:val="0"/>
+          <w:numId w:val="2"/>
+        </w:numPr>
+        <w:spacing w:after="60" w:line="290"/>
+      </w:pPr>
+      <w:r>
+        <w:t xml:space="preserve">Les </w:t>
+      </w:r>
+      <w:r>
+        <w:rPr>
+          <w:b/>
+          <w:bCs/>
+        </w:rPr>
+        <w:t xml:space="preserve">dialogues</w:t>
+      </w:r>
+      <w:r>
+        <w:t xml:space="preserve"> (paramètres, rapport de chargement, export, publication d’un ticket, éditeur de Role Center, recherche rapide…) se ferment tous de la même façon : la croix en haut à droite, </w:t>
+      </w:r>
+      <w:r>
+        <w:rPr>
+          <w:rFonts w:ascii="Cascadia Mono" w:cs="Cascadia Mono" w:eastAsia="Cascadia Mono" w:hAnsi="Cascadia Mono"/>
+          <w:b/>
+          <w:bCs/>
+          <w:color w:val="1F2933"/>
+          <w:sz w:val="18"/>
+          <w:szCs w:val="18"/>
+          <w:shd w:fill="E3E7ED" w:color="auto" w:val="clear"/>
+        </w:rPr>
+        <w:t xml:space="preserve"> Échap </w:t>
+      </w:r>
+      <w:r>
+        <w:t xml:space="preserve"> ou un clic à côté (sauf si une saisie serait perdue). Le focus reste dans le dialogue tant qu’il est ouvert (</w:t>
+      </w:r>
+      <w:r>
+        <w:rPr>
+          <w:rFonts w:ascii="Cascadia Mono" w:cs="Cascadia Mono" w:eastAsia="Cascadia Mono" w:hAnsi="Cascadia Mono"/>
+          <w:b/>
+          <w:bCs/>
+          <w:color w:val="1F2933"/>
+          <w:sz w:val="18"/>
+          <w:szCs w:val="18"/>
+          <w:shd w:fill="E3E7ED" w:color="auto" w:val="clear"/>
+        </w:rPr>
+        <w:t xml:space="preserve"> Tab </w:t>
+      </w:r>
+      <w:r>
+        <w:t xml:space="preserve"> y circule), puis revient là où il était. L’action principale est le bouton plein, à droite du pied, après </w:t>
+      </w:r>
+      <w:r>
+        <w:rPr>
+          <w:b/>
+          <w:bCs/>
+        </w:rPr>
+        <w:t xml:space="preserve">Annuler</w:t>
+      </w:r>
+      <w:r>
+        <w:t xml:space="preserve">.</w:t>
+      </w:r>
+    </w:p>
+    <w:p>
+      <w:pPr>
+        <w:pStyle w:val="ListParagraph"/>
+        <w:numPr>
+          <w:ilvl w:val="0"/>
+          <w:numId w:val="2"/>
+        </w:numPr>
+        <w:spacing w:after="60" w:line="290"/>
+      </w:pPr>
+      <w:r>
+        <w:t xml:space="preserve">Les </w:t>
+      </w:r>
+      <w:r>
+        <w:rPr>
+          <w:b/>
+          <w:bCs/>
+        </w:rPr>
+        <w:t xml:space="preserve">notifications</w:t>
+      </w:r>
+      <w:r>
+        <w:t xml:space="preserve"> s’empilent en bas à droite de la fenêtre, sans se chevaucher : avancement du chargement et de l’indexation (puis « Index prêt », qui disparaît seul), échec de l’ouverture dans VS Code, mise à jour disponible. Une notification se ferme par sa croix.</w:t>
       </w:r>
     </w:p>
     <w:p>
@@ -5107,7 +8730,7 @@
       </w:pPr>
       <w:bookmarkStart w:name="mcp" w:id="1"/>
       <w:r>
-        <w:t xml:space="preserve">17. Pour les assistants IA : le serveur MCP</w:t>
+        <w:t xml:space="preserve">21. Pour les assistants IA : le serveur MCP</w:t>
       </w:r>
       <w:bookmarkEnd w:id="1"/>
     </w:p>
@@ -5161,7 +8784,7 @@
       </w:pPr>
       <w:bookmarkStart w:name="raccourcis" w:id="1"/>
       <w:r>
-        <w:t xml:space="preserve">18. Raccourcis clavier</w:t>
+        <w:t xml:space="preserve">22. Raccourcis clavier</w:t>
       </w:r>
       <w:bookmarkEnd w:id="1"/>
     </w:p>
@@ -5308,10 +8931,7 @@
                 <w:szCs w:val="18"/>
                 <w:shd w:fill="E3E7ED" w:color="auto" w:val="clear"/>
               </w:rPr>
-              <w:t xml:space="preserve"> Entrée </w:t>
-            </w:r>
-            <w:r>
-              <w:t xml:space="preserve"> / double-clic</w:t>
+              <w:t xml:space="preserve"> Ctrl+Alt+V </w:t>
             </w:r>
           </w:p>
         </w:tc>
@@ -5330,7 +8950,7 @@
               <w:spacing w:after="0"/>
             </w:pPr>
             <w:r>
-              <w:t xml:space="preserve">Ouvrir le code de l’objet choisi</w:t>
+              <w:t xml:space="preserve">Vue fonctionnelle / vue développeur</w:t>
             </w:r>
           </w:p>
         </w:tc>
@@ -5360,25 +8980,10 @@
                 <w:szCs w:val="18"/>
                 <w:shd w:fill="E3E7ED" w:color="auto" w:val="clear"/>
               </w:rPr>
-              <w:t xml:space="preserve"> F12 </w:t>
-            </w:r>
-            <w:r>
-              <w:t xml:space="preserve"> / </w:t>
-            </w:r>
-            <w:r>
-              <w:rPr>
-                <w:rFonts w:ascii="Cascadia Mono" w:cs="Cascadia Mono" w:eastAsia="Cascadia Mono" w:hAnsi="Cascadia Mono"/>
-                <w:b/>
-                <w:bCs/>
-                <w:color w:val="1F2933"/>
-                <w:sz w:val="18"/>
-                <w:szCs w:val="18"/>
-                <w:shd w:fill="E3E7ED" w:color="auto" w:val="clear"/>
-              </w:rPr>
-              <w:t xml:space="preserve"> Ctrl </w:t>
-            </w:r>
-            <w:r>
-              <w:t xml:space="preserve">+clic</w:t>
+              <w:t xml:space="preserve"> Entrée </w:t>
+            </w:r>
+            <w:r>
+              <w:t xml:space="preserve"> / double-clic</w:t>
             </w:r>
           </w:p>
         </w:tc>
@@ -5397,7 +9002,7 @@
               <w:spacing w:after="0"/>
             </w:pPr>
             <w:r>
-              <w:t xml:space="preserve">Aller à la définition</w:t>
+              <w:t xml:space="preserve">Ouvrir le code de l’objet choisi</w:t>
             </w:r>
           </w:p>
         </w:tc>
@@ -5427,7 +9032,25 @@
                 <w:szCs w:val="18"/>
                 <w:shd w:fill="E3E7ED" w:color="auto" w:val="clear"/>
               </w:rPr>
-              <w:t xml:space="preserve"> Maj+F12 </w:t>
+              <w:t xml:space="preserve"> F12 </w:t>
+            </w:r>
+            <w:r>
+              <w:t xml:space="preserve"> / </w:t>
+            </w:r>
+            <w:r>
+              <w:rPr>
+                <w:rFonts w:ascii="Cascadia Mono" w:cs="Cascadia Mono" w:eastAsia="Cascadia Mono" w:hAnsi="Cascadia Mono"/>
+                <w:b/>
+                <w:bCs/>
+                <w:color w:val="1F2933"/>
+                <w:sz w:val="18"/>
+                <w:szCs w:val="18"/>
+                <w:shd w:fill="E3E7ED" w:color="auto" w:val="clear"/>
+              </w:rPr>
+              <w:t xml:space="preserve"> Ctrl </w:t>
+            </w:r>
+            <w:r>
+              <w:t xml:space="preserve">+clic</w:t>
             </w:r>
           </w:p>
         </w:tc>
@@ -5446,7 +9069,7 @@
               <w:spacing w:after="0"/>
             </w:pPr>
             <w:r>
-              <w:t xml:space="preserve">Trouver les utilisations</w:t>
+              <w:t xml:space="preserve">Aller à la définition</w:t>
             </w:r>
           </w:p>
         </w:tc>
@@ -5476,7 +9099,7 @@
                 <w:szCs w:val="18"/>
                 <w:shd w:fill="E3E7ED" w:color="auto" w:val="clear"/>
               </w:rPr>
-              <w:t xml:space="preserve"> Maj+Alt+F12 </w:t>
+              <w:t xml:space="preserve"> Maj+F12 </w:t>
             </w:r>
           </w:p>
         </w:tc>
@@ -5495,7 +9118,7 @@
               <w:spacing w:after="0"/>
             </w:pPr>
             <w:r>
-              <w:t xml:space="preserve">Où est-il écrit ?</w:t>
+              <w:t xml:space="preserve">Trouver les utilisations</w:t>
             </w:r>
           </w:p>
         </w:tc>
@@ -5525,7 +9148,7 @@
                 <w:szCs w:val="18"/>
                 <w:shd w:fill="E3E7ED" w:color="auto" w:val="clear"/>
               </w:rPr>
-              <w:t xml:space="preserve"> Maj+Alt+H </w:t>
+              <w:t xml:space="preserve"> Maj+Alt+F12 </w:t>
             </w:r>
           </w:p>
         </w:tc>
@@ -5544,7 +9167,7 @@
               <w:spacing w:after="0"/>
             </w:pPr>
             <w:r>
-              <w:t xml:space="preserve">Hiérarchie d’appels</w:t>
+              <w:t xml:space="preserve">Où est-il écrit ?</w:t>
             </w:r>
           </w:p>
         </w:tc>
@@ -5574,7 +9197,7 @@
                 <w:szCs w:val="18"/>
                 <w:shd w:fill="E3E7ED" w:color="auto" w:val="clear"/>
               </w:rPr>
-              <w:t xml:space="preserve"> Ctrl+F </w:t>
+              <w:t xml:space="preserve"> Maj+Alt+H </w:t>
             </w:r>
           </w:p>
         </w:tc>
@@ -5593,7 +9216,7 @@
               <w:spacing w:after="0"/>
             </w:pPr>
             <w:r>
-              <w:t xml:space="preserve">Chercher un membre dans le code</w:t>
+              <w:t xml:space="preserve">Hiérarchie d’appels</w:t>
             </w:r>
           </w:p>
         </w:tc>
@@ -5623,7 +9246,7 @@
                 <w:szCs w:val="18"/>
                 <w:shd w:fill="E3E7ED" w:color="auto" w:val="clear"/>
               </w:rPr>
-              <w:t xml:space="preserve"> Ctrl+Maj+O </w:t>
+              <w:t xml:space="preserve"> Ctrl+F </w:t>
             </w:r>
           </w:p>
         </w:tc>
@@ -5642,7 +9265,7 @@
               <w:spacing w:after="0"/>
             </w:pPr>
             <w:r>
-              <w:t xml:space="preserve">Aller à un symbole de l’objet</w:t>
+              <w:t xml:space="preserve">Aller au membre… : chercher un membre ou un texte dans le code</w:t>
             </w:r>
           </w:p>
         </w:tc>
@@ -5672,22 +9295,7 @@
                 <w:szCs w:val="18"/>
                 <w:shd w:fill="E3E7ED" w:color="auto" w:val="clear"/>
               </w:rPr>
-              <w:t xml:space="preserve"> Alt+← </w:t>
-            </w:r>
-            <w:r>
-              <w:t xml:space="preserve"> / </w:t>
-            </w:r>
-            <w:r>
-              <w:rPr>
-                <w:rFonts w:ascii="Cascadia Mono" w:cs="Cascadia Mono" w:eastAsia="Cascadia Mono" w:hAnsi="Cascadia Mono"/>
-                <w:b/>
-                <w:bCs/>
-                <w:color w:val="1F2933"/>
-                <w:sz w:val="18"/>
-                <w:szCs w:val="18"/>
-                <w:shd w:fill="E3E7ED" w:color="auto" w:val="clear"/>
-              </w:rPr>
-              <w:t xml:space="preserve"> Alt+→ </w:t>
+              <w:t xml:space="preserve"> Ctrl+Maj+O </w:t>
             </w:r>
           </w:p>
         </w:tc>
@@ -5706,7 +9314,7 @@
               <w:spacing w:after="0"/>
             </w:pPr>
             <w:r>
-              <w:t xml:space="preserve">Précédent / Suivant</w:t>
+              <w:t xml:space="preserve">Aller à un symbole de l’objet</w:t>
             </w:r>
           </w:p>
         </w:tc>
@@ -5736,7 +9344,22 @@
                 <w:szCs w:val="18"/>
                 <w:shd w:fill="E3E7ED" w:color="auto" w:val="clear"/>
               </w:rPr>
-              <w:t xml:space="preserve"> Échap </w:t>
+              <w:t xml:space="preserve"> Alt+← </w:t>
+            </w:r>
+            <w:r>
+              <w:t xml:space="preserve"> / </w:t>
+            </w:r>
+            <w:r>
+              <w:rPr>
+                <w:rFonts w:ascii="Cascadia Mono" w:cs="Cascadia Mono" w:eastAsia="Cascadia Mono" w:hAnsi="Cascadia Mono"/>
+                <w:b/>
+                <w:bCs/>
+                <w:color w:val="1F2933"/>
+                <w:sz w:val="18"/>
+                <w:szCs w:val="18"/>
+                <w:shd w:fill="E3E7ED" w:color="auto" w:val="clear"/>
+              </w:rPr>
+              <w:t xml:space="preserve"> Alt+→ </w:t>
             </w:r>
           </w:p>
         </w:tc>
@@ -5755,7 +9378,56 @@
               <w:spacing w:after="0"/>
             </w:pPr>
             <w:r>
-              <w:t xml:space="preserve">Fermer une fenêtre ou un menu</w:t>
+              <w:t xml:space="preserve">Précédent / Suivant</w:t>
+            </w:r>
+          </w:p>
+        </w:tc>
+      </w:tr>
+      <w:tr>
+        <w:tc>
+          <w:tcPr>
+            <w:tcW w:type="dxa" w:w="3000"/>
+            <w:tcMar>
+              <w:top w:type="dxa" w:w="60"/>
+              <w:left w:type="dxa" w:w="100"/>
+              <w:bottom w:type="dxa" w:w="60"/>
+              <w:right w:type="dxa" w:w="100"/>
+            </w:tcMar>
+          </w:tcPr>
+          <w:p>
+            <w:pPr>
+              <w:spacing w:after="0"/>
+            </w:pPr>
+            <w:r>
+              <w:rPr>
+                <w:rFonts w:ascii="Cascadia Mono" w:cs="Cascadia Mono" w:eastAsia="Cascadia Mono" w:hAnsi="Cascadia Mono"/>
+                <w:b/>
+                <w:bCs/>
+                <w:color w:val="1F2933"/>
+                <w:sz w:val="18"/>
+                <w:szCs w:val="18"/>
+                <w:shd w:fill="E3E7ED" w:color="auto" w:val="clear"/>
+              </w:rPr>
+              <w:t xml:space="preserve"> Échap </w:t>
+            </w:r>
+          </w:p>
+        </w:tc>
+        <w:tc>
+          <w:tcPr>
+            <w:tcW w:type="dxa" w:w="6638"/>
+            <w:tcMar>
+              <w:top w:type="dxa" w:w="60"/>
+              <w:left w:type="dxa" w:w="100"/>
+              <w:bottom w:type="dxa" w:w="60"/>
+              <w:right w:type="dxa" w:w="100"/>
+            </w:tcMar>
+          </w:tcPr>
+          <w:p>
+            <w:pPr>
+              <w:spacing w:after="0"/>
+            </w:pPr>
+            <w:r>
+              <w:t xml:space="preserve">Fermer un dialogue ou un menu</w:t>
             </w:r>
           </w:p>
         </w:tc>

--- a/docs/manuel-almaze.docx
+++ b/docs/manuel-almaze.docx
@@ -102,7 +102,7 @@
           <w:sz w:val="22"/>
           <w:szCs w:val="22"/>
         </w:rPr>
-        <w:t xml:space="preserve">Version 1.3.0 · octobre 2026</w:t>
+        <w:t xml:space="preserve">Version 1.4.0 · octobre 2026</w:t>
       </w:r>
     </w:p>
     <w:p>
@@ -144,7 +144,7 @@
             <w:sz w:val="23"/>
             <w:szCs w:val="23"/>
           </w:rPr>
-          <w:t xml:space="preserve">2.  Nouveautés de la version 1.3</w:t>
+          <w:t xml:space="preserve">2.  Nouveautés de la version 1.4</w:t>
         </w:r>
       </w:hyperlink>
     </w:p>
@@ -732,7 +732,7 @@
       </w:pPr>
       <w:bookmarkStart w:name="nouveautes" w:id="1"/>
       <w:r>
-        <w:t xml:space="preserve">2. Nouveautés de la version 1.3</w:t>
+        <w:t xml:space="preserve">2. Nouveautés de la version 1.4</w:t>
       </w:r>
       <w:bookmarkEnd w:id="1"/>
     </w:p>
@@ -741,7 +741,17 @@
         <w:spacing w:after="140" w:line="300"/>
       </w:pPr>
       <w:r>
-        <w:t xml:space="preserve">La version 1.3 refond l’interface, sans changer ce qu’elle permet de faire :</w:t>
+        <w:t xml:space="preserve">La version 1.4 aide le consultant à définir les </w:t>
+      </w:r>
+      <w:r>
+        <w:rPr>
+          <w:b/>
+          <w:bCs/>
+        </w:rPr>
+        <w:t xml:space="preserve">cues</w:t>
+      </w:r>
+      <w:r>
+        <w:t xml:space="preserve"> d’un Role Center (voir Composer un Role Center) :</w:t>
       </w:r>
     </w:p>
     <w:p>
@@ -758,35 +768,10 @@
           <w:b/>
           <w:bCs/>
         </w:rPr>
-        <w:t xml:space="preserve">En-tête d’objet compact</w:t>
-      </w:r>
-      <w:r>
-        <w:t xml:space="preserve"> : les actions de l’objet tiennent sur une ligne, en icônes quand la place manque, le surplus dans un menu </w:t>
-      </w:r>
-      <w:r>
-        <w:rPr>
-          <w:b/>
-          <w:bCs/>
-        </w:rPr>
-        <w:t xml:space="preserve">…</w:t>
-      </w:r>
-      <w:r>
-        <w:t xml:space="preserve"> ; une seule recherche de membres, </w:t>
-      </w:r>
-      <w:r>
-        <w:rPr>
-          <w:rFonts w:ascii="Cascadia Mono" w:cs="Cascadia Mono" w:eastAsia="Cascadia Mono" w:hAnsi="Cascadia Mono"/>
-          <w:b/>
-          <w:bCs/>
-          <w:color w:val="1F2933"/>
-          <w:sz w:val="18"/>
-          <w:szCs w:val="18"/>
-          <w:shd w:fill="E3E7ED" w:color="auto" w:val="clear"/>
-        </w:rPr>
-        <w:t xml:space="preserve"> Ctrl+F </w:t>
-      </w:r>
-      <w:r>
-        <w:t xml:space="preserve"> (voir Lire le code).</w:t>
+        <w:t xml:space="preserve">Cue à développer</w:t>
+      </w:r>
+      <w:r>
+        <w:t xml:space="preserve"> : un formulaire décrit le cue en français (valeur, table, filtres, page ouverte au clic, groupe, largeur, seuils) au lieu d’un texte libre.</w:t>
       </w:r>
     </w:p>
     <w:p>
@@ -803,50 +788,10 @@
           <w:b/>
           <w:bCs/>
         </w:rPr>
-        <w:t xml:space="preserve">Panneaux du bas</w:t>
-      </w:r>
-      <w:r>
-        <w:t xml:space="preserve"> : même en-tête partout (titre, compteur, </w:t>
-      </w:r>
-      <w:r>
-        <w:rPr>
-          <w:b/>
-          <w:bCs/>
-        </w:rPr>
-        <w:t xml:space="preserve">Exporter…</w:t>
-      </w:r>
-      <w:r>
-        <w:t xml:space="preserve">, Détacher, Fermer), onglets intégrés, filtres </w:t>
-      </w:r>
-      <w:r>
-        <w:rPr>
-          <w:b/>
-          <w:bCs/>
-        </w:rPr>
-        <w:t xml:space="preserve">Inclure :</w:t>
-      </w:r>
-      <w:r>
-        <w:t xml:space="preserve"> et choix </w:t>
-      </w:r>
-      <w:r>
-        <w:rPr>
-          <w:b/>
-          <w:bCs/>
-        </w:rPr>
-        <w:t xml:space="preserve">Apps du corpus</w:t>
-      </w:r>
-      <w:r>
-        <w:t xml:space="preserve"> / </w:t>
-      </w:r>
-      <w:r>
-        <w:rPr>
-          <w:b/>
-          <w:bCs/>
-        </w:rPr>
-        <w:t xml:space="preserve">Toutes les apps</w:t>
-      </w:r>
-      <w:r>
-        <w:t xml:space="preserve">.</w:t>
+        <w:t xml:space="preserve">Cues existants</w:t>
+      </w:r>
+      <w:r>
+        <w:t xml:space="preserve"> proposés d’abord : ALmaze lit ce que compte chaque cue du corpus et propose ceux qui ressemblent à la demande, pour placer leur part ou les reprendre dans la sienne.</w:t>
       </w:r>
     </w:p>
     <w:p>
@@ -859,29 +804,27 @@
         <w:spacing w:after="60" w:line="290"/>
       </w:pPr>
       <w:r>
-        <w:rPr>
-          <w:b/>
-          <w:bCs/>
-        </w:rPr>
-        <w:t xml:space="preserve">Dialogues</w:t>
-      </w:r>
-      <w:r>
-        <w:t xml:space="preserve"> homogènes : croix en haut à droite, </w:t>
-      </w:r>
-      <w:r>
-        <w:rPr>
-          <w:rFonts w:ascii="Cascadia Mono" w:cs="Cascadia Mono" w:eastAsia="Cascadia Mono" w:hAnsi="Cascadia Mono"/>
-          <w:b/>
-          <w:bCs/>
-          <w:color w:val="1F2933"/>
-          <w:sz w:val="18"/>
-          <w:szCs w:val="18"/>
-          <w:shd w:fill="E3E7ED" w:color="auto" w:val="clear"/>
-        </w:rPr>
-        <w:t xml:space="preserve"> Échap </w:t>
-      </w:r>
-      <w:r>
-        <w:t xml:space="preserve"> ou un clic à côté pour fermer, focus gardé dans le dialogue.</w:t>
+        <w:t xml:space="preserve">Dans le designer, chaque cue à développer est une </w:t>
+      </w:r>
+      <w:r>
+        <w:rPr>
+          <w:b/>
+          <w:bCs/>
+        </w:rPr>
+        <w:t xml:space="preserve">tuile</w:t>
+      </w:r>
+      <w:r>
+        <w:t xml:space="preserve"> de sa part ; le ticket les décrit dans une section </w:t>
+      </w:r>
+      <w:r>
+        <w:rPr>
+          <w:b/>
+          <w:bCs/>
+        </w:rPr>
+        <w:t xml:space="preserve">Cues à développer</w:t>
+      </w:r>
+      <w:r>
+        <w:t xml:space="preserve">, un tableau par part.</w:t>
       </w:r>
     </w:p>
     <w:p>
@@ -894,14 +837,45 @@
         <w:spacing w:after="60" w:line="290"/>
       </w:pPr>
       <w:r>
-        <w:rPr>
-          <w:b/>
-          <w:bCs/>
-        </w:rPr>
-        <w:t xml:space="preserve">Notifications</w:t>
-      </w:r>
-      <w:r>
-        <w:t xml:space="preserve"> empilées en bas à droite : indexation, échec de l’ouverture dans VS Code, mise à jour disponible.</w:t>
+        <w:t xml:space="preserve">Vue fonctionnelle : la </w:t>
+      </w:r>
+      <w:r>
+        <w:rPr>
+          <w:b/>
+          <w:bCs/>
+        </w:rPr>
+        <w:t xml:space="preserve">structure</w:t>
+      </w:r>
+      <w:r>
+        <w:t xml:space="preserve"> des objets sans écran (tables, états, codeunits…), les </w:t>
+      </w:r>
+      <w:r>
+        <w:rPr>
+          <w:b/>
+          <w:bCs/>
+        </w:rPr>
+        <w:t xml:space="preserve">onglets</w:t>
+      </w:r>
+      <w:r>
+        <w:t xml:space="preserve"> et les </w:t>
+      </w:r>
+      <w:r>
+        <w:rPr>
+          <w:b/>
+          <w:bCs/>
+        </w:rPr>
+        <w:t xml:space="preserve">FactBox</w:t>
+      </w:r>
+      <w:r>
+        <w:t xml:space="preserve"> d’un écran.</w:t>
+      </w:r>
+    </w:p>
+    <w:p>
+      <w:pPr>
+        <w:spacing w:after="140" w:line="300"/>
+      </w:pPr>
+      <w:r>
+        <w:t xml:space="preserve">La version 1.3 a refondu l’interface, sans changer ce qu’elle permet de faire :</w:t>
       </w:r>
     </w:p>
     <w:p>
@@ -918,20 +892,35 @@
           <w:b/>
           <w:bCs/>
         </w:rPr>
-        <w:t xml:space="preserve">Diagrammes</w:t>
-      </w:r>
-      <w:r>
-        <w:t xml:space="preserve"> lisibles à l’ouverture, libellés des liens au survol, bouton </w:t>
-      </w:r>
-      <w:r>
-        <w:rPr>
-          <w:b/>
-          <w:bCs/>
-        </w:rPr>
-        <w:t xml:space="preserve">Ajuster</w:t>
-      </w:r>
-      <w:r>
-        <w:t xml:space="preserve"> pour la vue d’ensemble.</w:t>
+        <w:t xml:space="preserve">En-tête d’objet compact</w:t>
+      </w:r>
+      <w:r>
+        <w:t xml:space="preserve"> : les actions de l’objet tiennent sur une ligne, en icônes quand la place manque, le surplus dans un menu </w:t>
+      </w:r>
+      <w:r>
+        <w:rPr>
+          <w:b/>
+          <w:bCs/>
+        </w:rPr>
+        <w:t xml:space="preserve">…</w:t>
+      </w:r>
+      <w:r>
+        <w:t xml:space="preserve"> ; une seule recherche de membres, </w:t>
+      </w:r>
+      <w:r>
+        <w:rPr>
+          <w:rFonts w:ascii="Cascadia Mono" w:cs="Cascadia Mono" w:eastAsia="Cascadia Mono" w:hAnsi="Cascadia Mono"/>
+          <w:b/>
+          <w:bCs/>
+          <w:color w:val="1F2933"/>
+          <w:sz w:val="18"/>
+          <w:szCs w:val="18"/>
+          <w:shd w:fill="E3E7ED" w:color="auto" w:val="clear"/>
+        </w:rPr>
+        <w:t xml:space="preserve"> Ctrl+F </w:t>
+      </w:r>
+      <w:r>
+        <w:t xml:space="preserve"> (voir Lire le code).</w:t>
       </w:r>
     </w:p>
     <w:p>
@@ -944,17 +933,54 @@
         <w:spacing w:after="60" w:line="290"/>
       </w:pPr>
       <w:r>
-        <w:t xml:space="preserve">Thème </w:t>
-      </w:r>
-      <w:r>
-        <w:rPr>
-          <w:b/>
-          <w:bCs/>
-        </w:rPr>
-        <w:t xml:space="preserve">Sombre</w:t>
-      </w:r>
-      <w:r>
-        <w:t xml:space="preserve"> (anciennement « Dark mode »), contrastes renforcés dans les trois thèmes, icônes uniformes.</w:t>
+        <w:rPr>
+          <w:b/>
+          <w:bCs/>
+        </w:rPr>
+        <w:t xml:space="preserve">Panneaux du bas</w:t>
+      </w:r>
+      <w:r>
+        <w:t xml:space="preserve"> : même en-tête partout (titre, compteur, </w:t>
+      </w:r>
+      <w:r>
+        <w:rPr>
+          <w:b/>
+          <w:bCs/>
+        </w:rPr>
+        <w:t xml:space="preserve">Exporter…</w:t>
+      </w:r>
+      <w:r>
+        <w:t xml:space="preserve">, Détacher, Fermer), onglets intégrés, filtres </w:t>
+      </w:r>
+      <w:r>
+        <w:rPr>
+          <w:b/>
+          <w:bCs/>
+        </w:rPr>
+        <w:t xml:space="preserve">Inclure :</w:t>
+      </w:r>
+      <w:r>
+        <w:t xml:space="preserve"> et choix </w:t>
+      </w:r>
+      <w:r>
+        <w:rPr>
+          <w:b/>
+          <w:bCs/>
+        </w:rPr>
+        <w:t xml:space="preserve">Apps du corpus</w:t>
+      </w:r>
+      <w:r>
+        <w:t xml:space="preserve"> / </w:t>
+      </w:r>
+      <w:r>
+        <w:rPr>
+          <w:b/>
+          <w:bCs/>
+        </w:rPr>
+        <w:t xml:space="preserve">Toutes les apps</w:t>
+      </w:r>
+      <w:r>
+        <w:t xml:space="preserve">.</w:t>
       </w:r>
     </w:p>
     <w:p>
@@ -967,6 +993,114 @@
         <w:spacing w:after="60" w:line="290"/>
       </w:pPr>
       <w:r>
+        <w:rPr>
+          <w:b/>
+          <w:bCs/>
+        </w:rPr>
+        <w:t xml:space="preserve">Dialogues</w:t>
+      </w:r>
+      <w:r>
+        <w:t xml:space="preserve"> homogènes : croix en haut à droite, </w:t>
+      </w:r>
+      <w:r>
+        <w:rPr>
+          <w:rFonts w:ascii="Cascadia Mono" w:cs="Cascadia Mono" w:eastAsia="Cascadia Mono" w:hAnsi="Cascadia Mono"/>
+          <w:b/>
+          <w:bCs/>
+          <w:color w:val="1F2933"/>
+          <w:sz w:val="18"/>
+          <w:szCs w:val="18"/>
+          <w:shd w:fill="E3E7ED" w:color="auto" w:val="clear"/>
+        </w:rPr>
+        <w:t xml:space="preserve"> Échap </w:t>
+      </w:r>
+      <w:r>
+        <w:t xml:space="preserve"> ou un clic à côté pour fermer, focus gardé dans le dialogue.</w:t>
+      </w:r>
+    </w:p>
+    <w:p>
+      <w:pPr>
+        <w:pStyle w:val="ListParagraph"/>
+        <w:numPr>
+          <w:ilvl w:val="0"/>
+          <w:numId w:val="2"/>
+        </w:numPr>
+        <w:spacing w:after="60" w:line="290"/>
+      </w:pPr>
+      <w:r>
+        <w:rPr>
+          <w:b/>
+          <w:bCs/>
+        </w:rPr>
+        <w:t xml:space="preserve">Notifications</w:t>
+      </w:r>
+      <w:r>
+        <w:t xml:space="preserve"> empilées en bas à droite : indexation, échec de l’ouverture dans VS Code, mise à jour disponible.</w:t>
+      </w:r>
+    </w:p>
+    <w:p>
+      <w:pPr>
+        <w:pStyle w:val="ListParagraph"/>
+        <w:numPr>
+          <w:ilvl w:val="0"/>
+          <w:numId w:val="2"/>
+        </w:numPr>
+        <w:spacing w:after="60" w:line="290"/>
+      </w:pPr>
+      <w:r>
+        <w:rPr>
+          <w:b/>
+          <w:bCs/>
+        </w:rPr>
+        <w:t xml:space="preserve">Diagrammes</w:t>
+      </w:r>
+      <w:r>
+        <w:t xml:space="preserve"> lisibles à l’ouverture, libellés des liens au survol, bouton </w:t>
+      </w:r>
+      <w:r>
+        <w:rPr>
+          <w:b/>
+          <w:bCs/>
+        </w:rPr>
+        <w:t xml:space="preserve">Ajuster</w:t>
+      </w:r>
+      <w:r>
+        <w:t xml:space="preserve"> pour la vue d’ensemble.</w:t>
+      </w:r>
+    </w:p>
+    <w:p>
+      <w:pPr>
+        <w:pStyle w:val="ListParagraph"/>
+        <w:numPr>
+          <w:ilvl w:val="0"/>
+          <w:numId w:val="2"/>
+        </w:numPr>
+        <w:spacing w:after="60" w:line="290"/>
+      </w:pPr>
+      <w:r>
+        <w:t xml:space="preserve">Thème </w:t>
+      </w:r>
+      <w:r>
+        <w:rPr>
+          <w:b/>
+          <w:bCs/>
+        </w:rPr>
+        <w:t xml:space="preserve">Sombre</w:t>
+      </w:r>
+      <w:r>
+        <w:t xml:space="preserve"> (anciennement « Dark mode »), contrastes renforcés dans les trois thèmes, icônes uniformes.</w:t>
+      </w:r>
+    </w:p>
+    <w:p>
+      <w:pPr>
+        <w:pStyle w:val="ListParagraph"/>
+        <w:numPr>
+          <w:ilvl w:val="0"/>
+          <w:numId w:val="2"/>
+        </w:numPr>
+        <w:spacing w:after="60" w:line="290"/>
+      </w:pPr>
+      <w:r>
         <w:t xml:space="preserve">Événements : la colonne </w:t>
       </w:r>
       <w:r>
@@ -1099,7 +1233,7 @@
       <w:r>
         <w:t xml:space="preserve"> depuis la page des </w:t>
       </w:r>
-      <w:hyperlink w:history="1" r:id="rIdeqq8hotiy9qtb28ufuwty">
+      <w:hyperlink w:history="1" r:id="rIdw7lfgny6p0omgdx2upgzh">
         <w:r>
           <w:rPr>
             <w:rStyle w:val="Hyperlink"/>
@@ -5189,7 +5323,27 @@
         <w:t xml:space="preserve">Masquer le code</w:t>
       </w:r>
       <w:r>
-        <w:t xml:space="preserve"> revient à l’écran. Les autres objets (tables, codeunits…) n’ont pas d’écran : leur code est masqué, avec un bouton pour l’afficher.</w:t>
+        <w:t xml:space="preserve"> revient à l’écran. Sur l’écran, un champ lié à la table montre son ID et son nom technique ; les sous-écrans sont listés sous </w:t>
+      </w:r>
+      <w:r>
+        <w:rPr>
+          <w:b/>
+          <w:bCs/>
+        </w:rPr>
+        <w:t xml:space="preserve">Onglets</w:t>
+      </w:r>
+      <w:r>
+        <w:t xml:space="preserve"> et les parties de la zone FactBox sous </w:t>
+      </w:r>
+      <w:r>
+        <w:rPr>
+          <w:b/>
+          <w:bCs/>
+        </w:rPr>
+        <w:t xml:space="preserve">FactBox</w:t>
+      </w:r>
+      <w:r>
+        <w:t xml:space="preserve">. Les autres objets (tables, états, codeunits…) n’ont pas d’écran : ils s’ouvrent sur leur structure compacte — champs (ID, nom, type), valeurs d’enum, dataitems et colonnes, variables globales (nom, type) ; un clic sur une ligne affiche le code à cette ligne.</w:t>
       </w:r>
     </w:p>
     <w:p>
@@ -7520,7 +7674,7 @@
         <w:t xml:space="preserve">à développer</w:t>
       </w:r>
       <w:r>
-        <w:t xml:space="preserve"> décrit en texte libre un élément qui n’existe pas encore (nouveau cue, nouvelle part) : un squelette en pointillés étiqueté </w:t>
+        <w:t xml:space="preserve"> décrit en texte libre un élément qui n’existe pas encore (une nouvelle part, par exemple) : un squelette en pointillés étiqueté </w:t>
       </w:r>
       <w:r>
         <w:rPr>
@@ -7530,7 +7684,17 @@
         <w:t xml:space="preserve">à développer</w:t>
       </w:r>
       <w:r>
-        <w:t xml:space="preserve">, qui devient une ligne du ticket, pas du code. Une pastille signale un élément </w:t>
+        <w:t xml:space="preserve">, qui devient une ligne du ticket, pas du code. Un nouveau cue se décrit plutôt en </w:t>
+      </w:r>
+      <w:r>
+        <w:rPr>
+          <w:b/>
+          <w:bCs/>
+        </w:rPr>
+        <w:t xml:space="preserve">cue à développer</w:t>
+      </w:r>
+      <w:r>
+        <w:t xml:space="preserve"> (ci-dessous). Une pastille signale un élément </w:t>
       </w:r>
       <w:r>
         <w:rPr>
@@ -7707,6 +7871,274 @@
         <w:spacing w:after="140" w:line="300"/>
       </w:pPr>
       <w:r>
+        <w:t xml:space="preserve">Un </w:t>
+      </w:r>
+      <w:r>
+        <w:rPr>
+          <w:b/>
+          <w:bCs/>
+        </w:rPr>
+        <w:t xml:space="preserve">cue à développer</w:t>
+      </w:r>
+      <w:r>
+        <w:t xml:space="preserve"> décrit un cue qui n’existe pas encore, sans connaître les noms AL. </w:t>
+      </w:r>
+      <w:r>
+        <w:rPr>
+          <w:b/>
+          <w:bCs/>
+        </w:rPr>
+        <w:t xml:space="preserve">+ cue</w:t>
+      </w:r>
+      <w:r>
+        <w:t xml:space="preserve"> sur une part Activités (ou </w:t>
+      </w:r>
+      <w:r>
+        <w:rPr>
+          <w:b/>
+          <w:bCs/>
+        </w:rPr>
+        <w:t xml:space="preserve">+ part de cues</w:t>
+      </w:r>
+      <w:r>
+        <w:t xml:space="preserve"> dans le Contenu, </w:t>
+      </w:r>
+      <w:r>
+        <w:rPr>
+          <w:b/>
+          <w:bCs/>
+        </w:rPr>
+        <w:t xml:space="preserve">Cue à développer</w:t>
+      </w:r>
+      <w:r>
+        <w:t xml:space="preserve"> dans la Vue liste) l’ajoute et ouvre son formulaire à droite :</w:t>
+      </w:r>
+    </w:p>
+    <w:p>
+      <w:pPr>
+        <w:pStyle w:val="ListParagraph"/>
+        <w:numPr>
+          <w:ilvl w:val="0"/>
+          <w:numId w:val="2"/>
+        </w:numPr>
+        <w:spacing w:after="60" w:line="290"/>
+      </w:pPr>
+      <w:r>
+        <w:t xml:space="preserve">en tête, les </w:t>
+      </w:r>
+      <w:r>
+        <w:rPr>
+          <w:b/>
+          <w:bCs/>
+        </w:rPr>
+        <w:t xml:space="preserve">cues existants</w:t>
+      </w:r>
+      <w:r>
+        <w:t xml:space="preserve"> du corpus qui ressemblent à la demande (même table d’abord, puis caption), décrits en français : « Nombre de *Commandes vente* où *Statut* = Lancé ». </w:t>
+      </w:r>
+      <w:r>
+        <w:rPr>
+          <w:b/>
+          <w:bCs/>
+        </w:rPr>
+        <w:t xml:space="preserve">Placer sa part</w:t>
+      </w:r>
+      <w:r>
+        <w:t xml:space="preserve"> ajoute la part entière au Contenu ; </w:t>
+      </w:r>
+      <w:r>
+        <w:rPr>
+          <w:b/>
+          <w:bCs/>
+        </w:rPr>
+        <w:t xml:space="preserve">Reprendre dans ma part</w:t>
+      </w:r>
+      <w:r>
+        <w:t xml:space="preserve"> préremplit le cue (valeur, table, filtres, page, largeur), à ajuster. La liste se remplit au fil de la lecture des parts du corpus ;</w:t>
+      </w:r>
+    </w:p>
+    <w:p>
+      <w:pPr>
+        <w:pStyle w:val="ListParagraph"/>
+        <w:numPr>
+          <w:ilvl w:val="0"/>
+          <w:numId w:val="2"/>
+        </w:numPr>
+        <w:spacing w:after="60" w:line="290"/>
+      </w:pPr>
+      <w:r>
+        <w:t xml:space="preserve">la </w:t>
+      </w:r>
+      <w:r>
+        <w:rPr>
+          <w:b/>
+          <w:bCs/>
+        </w:rPr>
+        <w:t xml:space="preserve">caption</w:t>
+      </w:r>
+      <w:r>
+        <w:t xml:space="preserve">, la </w:t>
+      </w:r>
+      <w:r>
+        <w:rPr>
+          <w:b/>
+          <w:bCs/>
+        </w:rPr>
+        <w:t xml:space="preserve">valeur</w:t>
+      </w:r>
+      <w:r>
+        <w:t xml:space="preserve"> (nombre d’enregistrements, somme d’un champ, ou calculée par code, décrite en texte), la </w:t>
+      </w:r>
+      <w:r>
+        <w:rPr>
+          <w:b/>
+          <w:bCs/>
+        </w:rPr>
+        <w:t xml:space="preserve">table</w:t>
+      </w:r>
+      <w:r>
+        <w:t xml:space="preserve"> cherchée par sa caption française (ou saisie libre si elle n’existe pas encore) ;</w:t>
+      </w:r>
+    </w:p>
+    <w:p>
+      <w:pPr>
+        <w:pStyle w:val="ListParagraph"/>
+        <w:numPr>
+          <w:ilvl w:val="0"/>
+          <w:numId w:val="2"/>
+        </w:numPr>
+        <w:spacing w:after="60" w:line="290"/>
+      </w:pPr>
+      <w:r>
+        <w:t xml:space="preserve">les </w:t>
+      </w:r>
+      <w:r>
+        <w:rPr>
+          <w:b/>
+          <w:bCs/>
+        </w:rPr>
+        <w:t xml:space="preserve">filtres</w:t>
+      </w:r>
+      <w:r>
+        <w:t xml:space="preserve">, une condition par champ, combinées par ET : égal à, parmi (valeurs d’enum proposées), de… à…, non vide, ou un jeton relatif (date de travail, avant ou après aujourd’hui, aujourd’hui, utilisateur courant). Un OU entre champs se décrit en « calculé par code » ;</w:t>
+      </w:r>
+    </w:p>
+    <w:p>
+      <w:pPr>
+        <w:pStyle w:val="ListParagraph"/>
+        <w:numPr>
+          <w:ilvl w:val="0"/>
+          <w:numId w:val="2"/>
+        </w:numPr>
+        <w:spacing w:after="60" w:line="290"/>
+      </w:pPr>
+      <w:r>
+        <w:t xml:space="preserve">la </w:t>
+      </w:r>
+      <w:r>
+        <w:rPr>
+          <w:b/>
+          <w:bCs/>
+        </w:rPr>
+        <w:t xml:space="preserve">page</w:t>
+      </w:r>
+      <w:r>
+        <w:t xml:space="preserve"> ouverte au clic (celle de la table proposée d’abord), le </w:t>
+      </w:r>
+      <w:r>
+        <w:rPr>
+          <w:b/>
+          <w:bCs/>
+        </w:rPr>
+        <w:t xml:space="preserve">groupe</w:t>
+      </w:r>
+      <w:r>
+        <w:t xml:space="preserve"> et la </w:t>
+      </w:r>
+      <w:r>
+        <w:rPr>
+          <w:b/>
+          <w:bCs/>
+        </w:rPr>
+        <w:t xml:space="preserve">largeur</w:t>
+      </w:r>
+      <w:r>
+        <w:t xml:space="preserve">, les </w:t>
+      </w:r>
+      <w:r>
+        <w:rPr>
+          <w:b/>
+          <w:bCs/>
+        </w:rPr>
+        <w:t xml:space="preserve">seuils</w:t>
+      </w:r>
+      <w:r>
+        <w:t xml:space="preserve"> (deux valeurs et un sens), que l’utilisateur peut ajuster ensuite dans *Cue Setup* ; la </w:t>
+      </w:r>
+      <w:r>
+        <w:rPr>
+          <w:b/>
+          <w:bCs/>
+        </w:rPr>
+        <w:t xml:space="preserve">part hôte</w:t>
+      </w:r>
+      <w:r>
+        <w:t xml:space="preserve">, placée ou nouvelle.</w:t>
+      </w:r>
+    </w:p>
+    <w:p>
+      <w:pPr>
+        <w:spacing w:after="140" w:line="300"/>
+      </w:pPr>
+      <w:r>
+        <w:t xml:space="preserve">Le cue est une </w:t>
+      </w:r>
+      <w:r>
+        <w:rPr>
+          <w:b/>
+          <w:bCs/>
+        </w:rPr>
+        <w:t xml:space="preserve">tuile</w:t>
+      </w:r>
+      <w:r>
+        <w:t xml:space="preserve"> en pointillés de sa part, valeur « — ». Une pastille signale ce qui reste </w:t>
+      </w:r>
+      <w:r>
+        <w:rPr>
+          <w:b/>
+          <w:bCs/>
+        </w:rPr>
+        <w:t xml:space="preserve">à préciser</w:t>
+      </w:r>
+      <w:r>
+        <w:t xml:space="preserve"> (caption, valeur, table, filtres) sans rien bloquer, ou une part hôte retirée. Dans le ticket, la section </w:t>
+      </w:r>
+      <w:r>
+        <w:rPr>
+          <w:b/>
+          <w:bCs/>
+        </w:rPr>
+        <w:t xml:space="preserve">Cues à développer</w:t>
+      </w:r>
+      <w:r>
+        <w:t xml:space="preserve"> donne un tableau par part hôte (une nouvelle part est </w:t>
+      </w:r>
+      <w:r>
+        <w:rPr>
+          <w:b/>
+          <w:bCs/>
+        </w:rPr>
+        <w:t xml:space="preserve">à créer</w:t>
+      </w:r>
+      <w:r>
+        <w:t xml:space="preserve">), captions françaises et noms AL côte à côte.</w:t>
+      </w:r>
+    </w:p>
+    <w:p>
+      <w:pPr>
+        <w:spacing w:after="140" w:line="300"/>
+      </w:pPr>
+      <w:r>
         <w:rPr>
           <w:b/>
           <w:bCs/>
@@ -7747,7 +8179,7 @@
         <w:t xml:space="preserve">Mettre à jour le ticket</w:t>
       </w:r>
       <w:r>
-        <w:t xml:space="preserve"> met à jour) un brouillon de ticket lié, avec la composition, les éléments à développer, les traductions anglaises à fournir et le squelette en blocs de code ; on le publie depuis le panneau Ticket.</w:t>
+        <w:t xml:space="preserve"> met à jour) un brouillon de ticket lié, avec la composition, les éléments et les cues à développer, les traductions anglaises à fournir et le squelette en blocs de code ; on le publie depuis le panneau Ticket.</w:t>
       </w:r>
     </w:p>
     <w:p>
